--- a/CourseWork2026.docx
+++ b/CourseWork2026.docx
@@ -2985,7 +2985,7 @@
         <mc:AlternateContent>
           <mc:Choice Requires="wpg">
             <w:drawing>
-              <wp:inline distT="0" distB="0" distL="0" distR="0" wp14:anchorId="1C6931F8" wp14:editId="0AAEB763">
+              <wp:inline distT="0" distB="0" distL="0" distR="0" wp14:anchorId="7E0DD6E4" wp14:editId="73F9EE33">
                 <wp:extent cx="1707134" cy="7620"/>
                 <wp:effectExtent l="0" t="0" r="0" b="0"/>
                 <wp:docPr id="14" name="Group 120711"/>
@@ -3091,7 +3091,7 @@
         <mc:AlternateContent>
           <mc:Choice Requires="wpg">
             <w:drawing>
-              <wp:inline distT="0" distB="0" distL="0" distR="0" wp14:anchorId="6BBDFE98" wp14:editId="72DCFECF">
+              <wp:inline distT="0" distB="0" distL="0" distR="0" wp14:anchorId="56340C31" wp14:editId="25C4A2C6">
                 <wp:extent cx="1707134" cy="7620"/>
                 <wp:effectExtent l="0" t="0" r="0" b="0"/>
                 <wp:docPr id="17" name="Group 120711"/>
@@ -3374,7 +3374,7 @@
         <mc:AlternateContent>
           <mc:Choice Requires="wpg">
             <w:drawing>
-              <wp:inline distT="0" distB="0" distL="0" distR="0" wp14:anchorId="23283320" wp14:editId="583E2A11">
+              <wp:inline distT="0" distB="0" distL="0" distR="0" wp14:anchorId="03A539C9" wp14:editId="74A67BCE">
                 <wp:extent cx="1798574" cy="7620"/>
                 <wp:effectExtent l="0" t="0" r="0" b="0"/>
                 <wp:docPr id="120712" name="Group 120712"/>
@@ -3495,7 +3495,7 @@
         <mc:AlternateContent>
           <mc:Choice Requires="wpg">
             <w:drawing>
-              <wp:inline distT="0" distB="0" distL="0" distR="0" wp14:anchorId="63E0A70A" wp14:editId="3C7514CF">
+              <wp:inline distT="0" distB="0" distL="0" distR="0" wp14:anchorId="31E878FC" wp14:editId="3E762BCC">
                 <wp:extent cx="1707134" cy="7620"/>
                 <wp:effectExtent l="0" t="0" r="0" b="0"/>
                 <wp:docPr id="7" name="Group 120711"/>
@@ -3664,7 +3664,16 @@
               <w:rFonts w:ascii="Times New Roman" w:hAnsi="Times New Roman"/>
               <w:b/>
             </w:rPr>
-            <w:t>СОДЕРЖАНИЕ</w:t>
+            <w:t>СОДЕРЖАН</w:t>
+          </w:r>
+          <w:bookmarkStart w:id="1" w:name="_GoBack"/>
+          <w:bookmarkEnd w:id="1"/>
+          <w:r>
+            <w:rPr>
+              <w:rFonts w:ascii="Times New Roman" w:hAnsi="Times New Roman"/>
+              <w:b/>
+            </w:rPr>
+            <w:t>ИЕ</w:t>
           </w:r>
         </w:p>
         <w:p>
@@ -3699,7 +3708,7 @@
             </w:rPr>
             <w:fldChar w:fldCharType="separate"/>
           </w:r>
-          <w:hyperlink w:anchor="_Toc231373695" w:history="1">
+          <w:hyperlink w:anchor="_Toc233374712" w:history="1">
             <w:r>
               <w:rPr>
                 <w:rStyle w:val="a5"/>
@@ -3726,7 +3735,7 @@
                 <w:noProof/>
                 <w:webHidden/>
               </w:rPr>
-              <w:instrText xml:space="preserve"> PAGEREF _Toc231373695 \h </w:instrText>
+              <w:instrText xml:space="preserve"> PAGEREF _Toc233374712 \h </w:instrText>
             </w:r>
             <w:r>
               <w:rPr>
@@ -3746,7 +3755,7 @@
                 <w:noProof/>
                 <w:webHidden/>
               </w:rPr>
-              <w:t>10</w:t>
+              <w:t>9</w:t>
             </w:r>
             <w:r>
               <w:rPr>
@@ -3771,13 +3780,13 @@
               <w:szCs w:val="22"/>
             </w:rPr>
           </w:pPr>
-          <w:hyperlink w:anchor="_Toc231373696" w:history="1">
+          <w:hyperlink w:anchor="_Toc233374713" w:history="1">
             <w:r>
               <w:rPr>
                 <w:rStyle w:val="a5"/>
                 <w:noProof/>
               </w:rPr>
-              <w:t>ПАССПОРТ ПРОЕКТА</w:t>
+              <w:t>ПАСПОРТ ПРОЕКТА</w:t>
             </w:r>
             <w:r>
               <w:rPr>
@@ -3798,7 +3807,7 @@
                 <w:noProof/>
                 <w:webHidden/>
               </w:rPr>
-              <w:instrText xml:space="preserve"> PAGEREF _Toc231373696 \h </w:instrText>
+              <w:instrText xml:space="preserve"> PAGEREF _Toc233374713 \h </w:instrText>
             </w:r>
             <w:r>
               <w:rPr>
@@ -3818,7 +3827,7 @@
                 <w:noProof/>
                 <w:webHidden/>
               </w:rPr>
-              <w:t>11</w:t>
+              <w:t>10</w:t>
             </w:r>
             <w:r>
               <w:rPr>
@@ -3843,7 +3852,7 @@
               <w:szCs w:val="22"/>
             </w:rPr>
           </w:pPr>
-          <w:hyperlink w:anchor="_Toc231373697" w:history="1">
+          <w:hyperlink w:anchor="_Toc233374714" w:history="1">
             <w:r>
               <w:rPr>
                 <w:rStyle w:val="a5"/>
@@ -3870,7 +3879,7 @@
                 <w:noProof/>
                 <w:webHidden/>
               </w:rPr>
-              <w:instrText xml:space="preserve"> PAGEREF _Toc231373697 \h </w:instrText>
+              <w:instrText xml:space="preserve"> PAGEREF _Toc233374714 \h </w:instrText>
             </w:r>
             <w:r>
               <w:rPr>
@@ -3890,7 +3899,7 @@
                 <w:noProof/>
                 <w:webHidden/>
               </w:rPr>
-              <w:t>12</w:t>
+              <w:t>11</w:t>
             </w:r>
             <w:r>
               <w:rPr>
@@ -3915,7 +3924,7 @@
               <w:szCs w:val="22"/>
             </w:rPr>
           </w:pPr>
-          <w:hyperlink w:anchor="_Toc231373698" w:history="1">
+          <w:hyperlink w:anchor="_Toc233374715" w:history="1">
             <w:r>
               <w:rPr>
                 <w:rStyle w:val="a5"/>
@@ -3943,7 +3952,7 @@
                 <w:noProof/>
                 <w:webHidden/>
               </w:rPr>
-              <w:instrText xml:space="preserve"> PAGEREF _Toc231373698 \h </w:instrText>
+              <w:instrText xml:space="preserve"> PAGEREF _Toc233374715 \h </w:instrText>
             </w:r>
             <w:r>
               <w:rPr>
@@ -3963,7 +3972,7 @@
                 <w:noProof/>
                 <w:webHidden/>
               </w:rPr>
-              <w:t>12</w:t>
+              <w:t>11</w:t>
             </w:r>
             <w:r>
               <w:rPr>
@@ -3988,7 +3997,7 @@
               <w:szCs w:val="22"/>
             </w:rPr>
           </w:pPr>
-          <w:hyperlink w:anchor="_Toc231373699" w:history="1">
+          <w:hyperlink w:anchor="_Toc233374716" w:history="1">
             <w:r>
               <w:rPr>
                 <w:rStyle w:val="a5"/>
@@ -4016,7 +4025,7 @@
                 <w:noProof/>
                 <w:webHidden/>
               </w:rPr>
-              <w:instrText xml:space="preserve"> PAGEREF _Toc231373699 \h </w:instrText>
+              <w:instrText xml:space="preserve"> PAGEREF _Toc233374716 \h </w:instrText>
             </w:r>
             <w:r>
               <w:rPr>
@@ -4036,7 +4045,7 @@
                 <w:noProof/>
                 <w:webHidden/>
               </w:rPr>
-              <w:t>12</w:t>
+              <w:t>11</w:t>
             </w:r>
             <w:r>
               <w:rPr>
@@ -4061,7 +4070,7 @@
               <w:szCs w:val="22"/>
             </w:rPr>
           </w:pPr>
-          <w:hyperlink w:anchor="_Toc231373700" w:history="1">
+          <w:hyperlink w:anchor="_Toc233374717" w:history="1">
             <w:r>
               <w:rPr>
                 <w:rStyle w:val="a5"/>
@@ -4089,7 +4098,7 @@
                 <w:noProof/>
                 <w:webHidden/>
               </w:rPr>
-              <w:instrText xml:space="preserve"> PAGEREF _Toc231373700 \h </w:instrText>
+              <w:instrText xml:space="preserve"> PAGEREF _Toc233374717 \h </w:instrText>
             </w:r>
             <w:r>
               <w:rPr>
@@ -4109,7 +4118,7 @@
                 <w:noProof/>
                 <w:webHidden/>
               </w:rPr>
-              <w:t>13</w:t>
+              <w:t>12</w:t>
             </w:r>
             <w:r>
               <w:rPr>
@@ -4134,7 +4143,7 @@
               <w:szCs w:val="22"/>
             </w:rPr>
           </w:pPr>
-          <w:hyperlink w:anchor="_Toc231373701" w:history="1">
+          <w:hyperlink w:anchor="_Toc233374718" w:history="1">
             <w:r>
               <w:rPr>
                 <w:rStyle w:val="a5"/>
@@ -4179,7 +4188,7 @@
                 <w:noProof/>
                 <w:webHidden/>
               </w:rPr>
-              <w:instrText xml:space="preserve"> PAGEREF _Toc231373701 \h </w:instrText>
+              <w:instrText xml:space="preserve"> PAGEREF _Toc233374718 \h </w:instrText>
             </w:r>
             <w:r>
               <w:rPr>
@@ -4224,7 +4233,7 @@
               <w:szCs w:val="22"/>
             </w:rPr>
           </w:pPr>
-          <w:hyperlink w:anchor="_Toc231373702" w:history="1">
+          <w:hyperlink w:anchor="_Toc233374719" w:history="1">
             <w:r>
               <w:rPr>
                 <w:rStyle w:val="a5"/>
@@ -4251,7 +4260,7 @@
                 <w:noProof/>
                 <w:webHidden/>
               </w:rPr>
-              <w:instrText xml:space="preserve"> PAGEREF _Toc231373702 \h </w:instrText>
+              <w:instrText xml:space="preserve"> PAGEREF _Toc233374719 \h </w:instrText>
             </w:r>
             <w:r>
               <w:rPr>
@@ -4271,7 +4280,7 @@
                 <w:noProof/>
                 <w:webHidden/>
               </w:rPr>
-              <w:t>16</w:t>
+              <w:t>15</w:t>
             </w:r>
             <w:r>
               <w:rPr>
@@ -4296,7 +4305,7 @@
               <w:szCs w:val="22"/>
             </w:rPr>
           </w:pPr>
-          <w:hyperlink w:anchor="_Toc231373703" w:history="1">
+          <w:hyperlink w:anchor="_Toc233374720" w:history="1">
             <w:r>
               <w:rPr>
                 <w:rStyle w:val="a5"/>
@@ -4324,7 +4333,7 @@
                 <w:noProof/>
                 <w:webHidden/>
               </w:rPr>
-              <w:instrText xml:space="preserve"> PAGEREF _Toc231373703 \h </w:instrText>
+              <w:instrText xml:space="preserve"> PAGEREF _Toc233374720 \h </w:instrText>
             </w:r>
             <w:r>
               <w:rPr>
@@ -4344,7 +4353,7 @@
                 <w:noProof/>
                 <w:webHidden/>
               </w:rPr>
-              <w:t>16</w:t>
+              <w:t>15</w:t>
             </w:r>
             <w:r>
               <w:rPr>
@@ -4369,7 +4378,7 @@
               <w:szCs w:val="22"/>
             </w:rPr>
           </w:pPr>
-          <w:hyperlink w:anchor="_Toc231373704" w:history="1">
+          <w:hyperlink w:anchor="_Toc233374721" w:history="1">
             <w:r>
               <w:rPr>
                 <w:rStyle w:val="a5"/>
@@ -4397,7 +4406,7 @@
                 <w:noProof/>
                 <w:webHidden/>
               </w:rPr>
-              <w:instrText xml:space="preserve"> PAGEREF _Toc231373704 \h </w:instrText>
+              <w:instrText xml:space="preserve"> PAGEREF _Toc233374721 \h </w:instrText>
             </w:r>
             <w:r>
               <w:rPr>
@@ -4417,7 +4426,7 @@
                 <w:noProof/>
                 <w:webHidden/>
               </w:rPr>
-              <w:t>16</w:t>
+              <w:t>15</w:t>
             </w:r>
             <w:r>
               <w:rPr>
@@ -4442,7 +4451,7 @@
               <w:szCs w:val="22"/>
             </w:rPr>
           </w:pPr>
-          <w:hyperlink w:anchor="_Toc231373705" w:history="1">
+          <w:hyperlink w:anchor="_Toc233374722" w:history="1">
             <w:r>
               <w:rPr>
                 <w:rStyle w:val="a5"/>
@@ -4470,7 +4479,7 @@
                 <w:noProof/>
                 <w:webHidden/>
               </w:rPr>
-              <w:instrText xml:space="preserve"> PAGEREF _Toc231373705 \h </w:instrText>
+              <w:instrText xml:space="preserve"> PAGEREF _Toc233374722 \h </w:instrText>
             </w:r>
             <w:r>
               <w:rPr>
@@ -4490,7 +4499,79 @@
                 <w:noProof/>
                 <w:webHidden/>
               </w:rPr>
-              <w:t>16</w:t>
+              <w:t>15</w:t>
+            </w:r>
+            <w:r>
+              <w:rPr>
+                <w:noProof/>
+                <w:webHidden/>
+              </w:rPr>
+              <w:fldChar w:fldCharType="end"/>
+            </w:r>
+          </w:hyperlink>
+        </w:p>
+        <w:p>
+          <w:pPr>
+            <w:pStyle w:val="35"/>
+            <w:tabs>
+              <w:tab w:val="right" w:leader="dot" w:pos="9962"/>
+            </w:tabs>
+            <w:rPr>
+              <w:rFonts w:asciiTheme="minorHAnsi" w:eastAsiaTheme="minorEastAsia" w:hAnsiTheme="minorHAnsi" w:cstheme="minorBidi"/>
+              <w:noProof/>
+              <w:color w:val="auto"/>
+              <w:sz w:val="22"/>
+              <w:szCs w:val="22"/>
+            </w:rPr>
+          </w:pPr>
+          <w:hyperlink w:anchor="_Toc233374723" w:history="1">
+            <w:r>
+              <w:rPr>
+                <w:rStyle w:val="a5"/>
+                <w:noProof/>
+              </w:rPr>
+              <w:t>2.1.3 Спецификация прецедентов</w:t>
+            </w:r>
+            <w:r>
+              <w:rPr>
+                <w:noProof/>
+                <w:webHidden/>
+              </w:rPr>
+              <w:tab/>
+            </w:r>
+            <w:r>
+              <w:rPr>
+                <w:noProof/>
+                <w:webHidden/>
+              </w:rPr>
+              <w:fldChar w:fldCharType="begin"/>
+            </w:r>
+            <w:r>
+              <w:rPr>
+                <w:noProof/>
+                <w:webHidden/>
+              </w:rPr>
+              <w:instrText xml:space="preserve"> PAGEREF _Toc233374723 \h </w:instrText>
+            </w:r>
+            <w:r>
+              <w:rPr>
+                <w:noProof/>
+                <w:webHidden/>
+              </w:rPr>
+            </w:r>
+            <w:r>
+              <w:rPr>
+                <w:noProof/>
+                <w:webHidden/>
+              </w:rPr>
+              <w:fldChar w:fldCharType="separate"/>
+            </w:r>
+            <w:r>
+              <w:rPr>
+                <w:noProof/>
+                <w:webHidden/>
+              </w:rPr>
+              <w:t>17</w:t>
             </w:r>
             <w:r>
               <w:rPr>
@@ -4515,7 +4596,7 @@
               <w:szCs w:val="22"/>
             </w:rPr>
           </w:pPr>
-          <w:hyperlink w:anchor="_Toc231373706" w:history="1">
+          <w:hyperlink w:anchor="_Toc233374724" w:history="1">
             <w:r>
               <w:rPr>
                 <w:rStyle w:val="a5"/>
@@ -4543,7 +4624,7 @@
                 <w:noProof/>
                 <w:webHidden/>
               </w:rPr>
-              <w:instrText xml:space="preserve"> PAGEREF _Toc231373706 \h </w:instrText>
+              <w:instrText xml:space="preserve"> PAGEREF _Toc233374724 \h </w:instrText>
             </w:r>
             <w:r>
               <w:rPr>
@@ -4588,7 +4669,7 @@
               <w:szCs w:val="22"/>
             </w:rPr>
           </w:pPr>
-          <w:hyperlink w:anchor="_Toc231373707" w:history="1">
+          <w:hyperlink w:anchor="_Toc233374725" w:history="1">
             <w:r>
               <w:rPr>
                 <w:rStyle w:val="a5"/>
@@ -4616,7 +4697,7 @@
                 <w:noProof/>
                 <w:webHidden/>
               </w:rPr>
-              <w:instrText xml:space="preserve"> PAGEREF _Toc231373707 \h </w:instrText>
+              <w:instrText xml:space="preserve"> PAGEREF _Toc233374725 \h </w:instrText>
             </w:r>
             <w:r>
               <w:rPr>
@@ -4661,7 +4742,7 @@
               <w:szCs w:val="22"/>
             </w:rPr>
           </w:pPr>
-          <w:hyperlink w:anchor="_Toc231373708" w:history="1">
+          <w:hyperlink w:anchor="_Toc233374726" w:history="1">
             <w:r>
               <w:rPr>
                 <w:rStyle w:val="a5"/>
@@ -4689,7 +4770,7 @@
                 <w:noProof/>
                 <w:webHidden/>
               </w:rPr>
-              <w:instrText xml:space="preserve"> PAGEREF _Toc231373708 \h </w:instrText>
+              <w:instrText xml:space="preserve"> PAGEREF _Toc233374726 \h </w:instrText>
             </w:r>
             <w:r>
               <w:rPr>
@@ -4734,7 +4815,7 @@
               <w:szCs w:val="22"/>
             </w:rPr>
           </w:pPr>
-          <w:hyperlink w:anchor="_Toc231373709" w:history="1">
+          <w:hyperlink w:anchor="_Toc233374727" w:history="1">
             <w:r>
               <w:rPr>
                 <w:rStyle w:val="a5"/>
@@ -4777,7 +4858,7 @@
                 <w:noProof/>
                 <w:webHidden/>
               </w:rPr>
-              <w:instrText xml:space="preserve"> PAGEREF _Toc231373709 \h </w:instrText>
+              <w:instrText xml:space="preserve"> PAGEREF _Toc233374727 \h </w:instrText>
             </w:r>
             <w:r>
               <w:rPr>
@@ -4822,7 +4903,7 @@
               <w:szCs w:val="22"/>
             </w:rPr>
           </w:pPr>
-          <w:hyperlink w:anchor="_Toc231373710" w:history="1">
+          <w:hyperlink w:anchor="_Toc233374728" w:history="1">
             <w:r>
               <w:rPr>
                 <w:rStyle w:val="a5"/>
@@ -4850,7 +4931,7 @@
                 <w:noProof/>
                 <w:webHidden/>
               </w:rPr>
-              <w:instrText xml:space="preserve"> PAGEREF _Toc231373710 \h </w:instrText>
+              <w:instrText xml:space="preserve"> PAGEREF _Toc233374728 \h </w:instrText>
             </w:r>
             <w:r>
               <w:rPr>
@@ -4895,7 +4976,7 @@
               <w:szCs w:val="22"/>
             </w:rPr>
           </w:pPr>
-          <w:hyperlink w:anchor="_Toc231373711" w:history="1">
+          <w:hyperlink w:anchor="_Toc233374729" w:history="1">
             <w:r>
               <w:rPr>
                 <w:rStyle w:val="a5"/>
@@ -4923,7 +5004,7 @@
                 <w:noProof/>
                 <w:webHidden/>
               </w:rPr>
-              <w:instrText xml:space="preserve"> PAGEREF _Toc231373711 \h </w:instrText>
+              <w:instrText xml:space="preserve"> PAGEREF _Toc233374729 \h </w:instrText>
             </w:r>
             <w:r>
               <w:rPr>
@@ -4968,7 +5049,7 @@
               <w:szCs w:val="22"/>
             </w:rPr>
           </w:pPr>
-          <w:hyperlink w:anchor="_Toc231373712" w:history="1">
+          <w:hyperlink w:anchor="_Toc233374730" w:history="1">
             <w:r>
               <w:rPr>
                 <w:rStyle w:val="a5"/>
@@ -4996,7 +5077,7 @@
                 <w:noProof/>
                 <w:webHidden/>
               </w:rPr>
-              <w:instrText xml:space="preserve"> PAGEREF _Toc231373712 \h </w:instrText>
+              <w:instrText xml:space="preserve"> PAGEREF _Toc233374730 \h </w:instrText>
             </w:r>
             <w:r>
               <w:rPr>
@@ -5041,7 +5122,7 @@
               <w:szCs w:val="22"/>
             </w:rPr>
           </w:pPr>
-          <w:hyperlink w:anchor="_Toc231373713" w:history="1">
+          <w:hyperlink w:anchor="_Toc233374731" w:history="1">
             <w:r>
               <w:rPr>
                 <w:rStyle w:val="a5"/>
@@ -5069,7 +5150,7 @@
                 <w:noProof/>
                 <w:webHidden/>
               </w:rPr>
-              <w:instrText xml:space="preserve"> PAGEREF _Toc231373713 \h </w:instrText>
+              <w:instrText xml:space="preserve"> PAGEREF _Toc233374731 \h </w:instrText>
             </w:r>
             <w:r>
               <w:rPr>
@@ -5114,7 +5195,7 @@
               <w:szCs w:val="22"/>
             </w:rPr>
           </w:pPr>
-          <w:hyperlink w:anchor="_Toc231373714" w:history="1">
+          <w:hyperlink w:anchor="_Toc233374732" w:history="1">
             <w:r>
               <w:rPr>
                 <w:rStyle w:val="a5"/>
@@ -5156,7 +5237,7 @@
                 <w:noProof/>
                 <w:webHidden/>
               </w:rPr>
-              <w:instrText xml:space="preserve"> PAGEREF _Toc231373714 \h </w:instrText>
+              <w:instrText xml:space="preserve"> PAGEREF _Toc233374732 \h </w:instrText>
             </w:r>
             <w:r>
               <w:rPr>
@@ -5201,7 +5282,7 @@
               <w:szCs w:val="22"/>
             </w:rPr>
           </w:pPr>
-          <w:hyperlink w:anchor="_Toc231373715" w:history="1">
+          <w:hyperlink w:anchor="_Toc233374733" w:history="1">
             <w:r>
               <w:rPr>
                 <w:rStyle w:val="a5"/>
@@ -5229,7 +5310,7 @@
                 <w:noProof/>
                 <w:webHidden/>
               </w:rPr>
-              <w:instrText xml:space="preserve"> PAGEREF _Toc231373715 \h </w:instrText>
+              <w:instrText xml:space="preserve"> PAGEREF _Toc233374733 \h </w:instrText>
             </w:r>
             <w:r>
               <w:rPr>
@@ -5274,14 +5355,14 @@
               <w:szCs w:val="22"/>
             </w:rPr>
           </w:pPr>
-          <w:hyperlink w:anchor="_Toc231373716" w:history="1">
+          <w:hyperlink w:anchor="_Toc233374734" w:history="1">
             <w:r>
               <w:rPr>
                 <w:rStyle w:val="a5"/>
                 <w:rFonts w:ascii="TimesNewRomanPSMT" w:hAnsi="TimesNewRomanPSMT"/>
                 <w:noProof/>
               </w:rPr>
-              <w:t>2.5.1 Диаграммы последовательности</w:t>
+              <w:t>2.5.1 Диаграммы последовательности и состояния</w:t>
             </w:r>
             <w:r>
               <w:rPr>
@@ -5302,7 +5383,7 @@
                 <w:noProof/>
                 <w:webHidden/>
               </w:rPr>
-              <w:instrText xml:space="preserve"> PAGEREF _Toc231373716 \h </w:instrText>
+              <w:instrText xml:space="preserve"> PAGEREF _Toc233374734 \h </w:instrText>
             </w:r>
             <w:r>
               <w:rPr>
@@ -5347,7 +5428,7 @@
               <w:szCs w:val="22"/>
             </w:rPr>
           </w:pPr>
-          <w:hyperlink w:anchor="_Toc231373717" w:history="1">
+          <w:hyperlink w:anchor="_Toc233374735" w:history="1">
             <w:r>
               <w:rPr>
                 <w:rStyle w:val="a5"/>
@@ -5374,7 +5455,7 @@
                 <w:noProof/>
                 <w:webHidden/>
               </w:rPr>
-              <w:instrText xml:space="preserve"> PAGEREF _Toc231373717 \h </w:instrText>
+              <w:instrText xml:space="preserve"> PAGEREF _Toc233374735 \h </w:instrText>
             </w:r>
             <w:r>
               <w:rPr>
@@ -5394,7 +5475,7 @@
                 <w:noProof/>
                 <w:webHidden/>
               </w:rPr>
-              <w:t>22</w:t>
+              <w:t>23</w:t>
             </w:r>
             <w:r>
               <w:rPr>
@@ -5419,7 +5500,7 @@
               <w:szCs w:val="22"/>
             </w:rPr>
           </w:pPr>
-          <w:hyperlink w:anchor="_Toc231373718" w:history="1">
+          <w:hyperlink w:anchor="_Toc233374736" w:history="1">
             <w:r>
               <w:rPr>
                 <w:rStyle w:val="a5"/>
@@ -5482,7 +5563,7 @@
                 <w:noProof/>
                 <w:webHidden/>
               </w:rPr>
-              <w:instrText xml:space="preserve"> PAGEREF _Toc231373718 \h </w:instrText>
+              <w:instrText xml:space="preserve"> PAGEREF _Toc233374736 \h </w:instrText>
             </w:r>
             <w:r>
               <w:rPr>
@@ -5527,7 +5608,7 @@
               <w:szCs w:val="22"/>
             </w:rPr>
           </w:pPr>
-          <w:hyperlink w:anchor="_Toc231373719" w:history="1">
+          <w:hyperlink w:anchor="_Toc233374737" w:history="1">
             <w:r>
               <w:rPr>
                 <w:rStyle w:val="a5"/>
@@ -5554,7 +5635,7 @@
                 <w:noProof/>
                 <w:webHidden/>
               </w:rPr>
-              <w:instrText xml:space="preserve"> PAGEREF _Toc231373719 \h </w:instrText>
+              <w:instrText xml:space="preserve"> PAGEREF _Toc233374737 \h </w:instrText>
             </w:r>
             <w:r>
               <w:rPr>
@@ -5599,7 +5680,7 @@
               <w:szCs w:val="22"/>
             </w:rPr>
           </w:pPr>
-          <w:hyperlink w:anchor="_Toc231373720" w:history="1">
+          <w:hyperlink w:anchor="_Toc233374738" w:history="1">
             <w:r>
               <w:rPr>
                 <w:rStyle w:val="a5"/>
@@ -5626,7 +5707,7 @@
                 <w:noProof/>
                 <w:webHidden/>
               </w:rPr>
-              <w:instrText xml:space="preserve"> PAGEREF _Toc231373720 \h </w:instrText>
+              <w:instrText xml:space="preserve"> PAGEREF _Toc233374738 \h </w:instrText>
             </w:r>
             <w:r>
               <w:rPr>
@@ -5671,13 +5752,13 @@
               <w:szCs w:val="22"/>
             </w:rPr>
           </w:pPr>
-          <w:hyperlink w:anchor="_Toc231373721" w:history="1">
+          <w:hyperlink w:anchor="_Toc233374739" w:history="1">
             <w:r>
               <w:rPr>
                 <w:rStyle w:val="a5"/>
                 <w:noProof/>
               </w:rPr>
-              <w:t>3.1.1 Структура проекта Django</w:t>
+              <w:t>3.1.1 Структура проекта Django и модели-сущности</w:t>
             </w:r>
             <w:r>
               <w:rPr>
@@ -5698,7 +5779,7 @@
                 <w:noProof/>
                 <w:webHidden/>
               </w:rPr>
-              <w:instrText xml:space="preserve"> PAGEREF _Toc231373721 \h </w:instrText>
+              <w:instrText xml:space="preserve"> PAGEREF _Toc233374739 \h </w:instrText>
             </w:r>
             <w:r>
               <w:rPr>
@@ -5743,36 +5824,13 @@
               <w:szCs w:val="22"/>
             </w:rPr>
           </w:pPr>
-          <w:hyperlink w:anchor="_Toc231373722" w:history="1">
+          <w:hyperlink w:anchor="_Toc233374740" w:history="1">
             <w:r>
               <w:rPr>
                 <w:rStyle w:val="a5"/>
                 <w:noProof/>
-                <w:lang w:val="en-US"/>
-              </w:rPr>
-              <w:t>3.1.2</w:t>
-            </w:r>
-            <w:r>
-              <w:rPr>
-                <w:rStyle w:val="a5"/>
-                <w:noProof/>
-              </w:rPr>
-              <w:t xml:space="preserve"> Модели</w:t>
-            </w:r>
-            <w:r>
-              <w:rPr>
-                <w:rStyle w:val="a5"/>
-                <w:noProof/>
-                <w:lang w:val="en-US"/>
-              </w:rPr>
-              <w:t>-</w:t>
-            </w:r>
-            <w:r>
-              <w:rPr>
-                <w:rStyle w:val="a5"/>
-                <w:noProof/>
-              </w:rPr>
-              <w:t>сущности</w:t>
+              </w:rPr>
+              <w:t>3.1.2 Слой доступа к данным (ORM Django)</w:t>
             </w:r>
             <w:r>
               <w:rPr>
@@ -5793,7 +5851,7 @@
                 <w:noProof/>
                 <w:webHidden/>
               </w:rPr>
-              <w:instrText xml:space="preserve"> PAGEREF _Toc231373722 \h </w:instrText>
+              <w:instrText xml:space="preserve"> PAGEREF _Toc233374740 \h </w:instrText>
             </w:r>
             <w:r>
               <w:rPr>
@@ -5813,7 +5871,7 @@
                 <w:noProof/>
                 <w:webHidden/>
               </w:rPr>
-              <w:t>25</w:t>
+              <w:t>26</w:t>
             </w:r>
             <w:r>
               <w:rPr>
@@ -5838,13 +5896,13 @@
               <w:szCs w:val="22"/>
             </w:rPr>
           </w:pPr>
-          <w:hyperlink w:anchor="_Toc231373723" w:history="1">
+          <w:hyperlink w:anchor="_Toc233374741" w:history="1">
             <w:r>
               <w:rPr>
                 <w:rStyle w:val="a5"/>
                 <w:noProof/>
               </w:rPr>
-              <w:t>3.1.3 Слой доступа к данным (ORM Django)</w:t>
+              <w:t>3.1.3 Слой управления (ViewSet, Serializer)</w:t>
             </w:r>
             <w:r>
               <w:rPr>
@@ -5865,7 +5923,79 @@
                 <w:noProof/>
                 <w:webHidden/>
               </w:rPr>
-              <w:instrText xml:space="preserve"> PAGEREF _Toc231373723 \h </w:instrText>
+              <w:instrText xml:space="preserve"> PAGEREF _Toc233374741 \h </w:instrText>
+            </w:r>
+            <w:r>
+              <w:rPr>
+                <w:noProof/>
+                <w:webHidden/>
+              </w:rPr>
+            </w:r>
+            <w:r>
+              <w:rPr>
+                <w:noProof/>
+                <w:webHidden/>
+              </w:rPr>
+              <w:fldChar w:fldCharType="separate"/>
+            </w:r>
+            <w:r>
+              <w:rPr>
+                <w:noProof/>
+                <w:webHidden/>
+              </w:rPr>
+              <w:t>26</w:t>
+            </w:r>
+            <w:r>
+              <w:rPr>
+                <w:noProof/>
+                <w:webHidden/>
+              </w:rPr>
+              <w:fldChar w:fldCharType="end"/>
+            </w:r>
+          </w:hyperlink>
+        </w:p>
+        <w:p>
+          <w:pPr>
+            <w:pStyle w:val="25"/>
+            <w:tabs>
+              <w:tab w:val="right" w:leader="dot" w:pos="9962"/>
+            </w:tabs>
+            <w:rPr>
+              <w:rFonts w:asciiTheme="minorHAnsi" w:eastAsiaTheme="minorEastAsia" w:hAnsiTheme="minorHAnsi" w:cstheme="minorBidi"/>
+              <w:noProof/>
+              <w:color w:val="auto"/>
+              <w:sz w:val="22"/>
+              <w:szCs w:val="22"/>
+            </w:rPr>
+          </w:pPr>
+          <w:hyperlink w:anchor="_Toc233374742" w:history="1">
+            <w:r>
+              <w:rPr>
+                <w:rStyle w:val="a5"/>
+                <w:noProof/>
+              </w:rPr>
+              <w:t>3.2 Реализация API</w:t>
+            </w:r>
+            <w:r>
+              <w:rPr>
+                <w:noProof/>
+                <w:webHidden/>
+              </w:rPr>
+              <w:tab/>
+            </w:r>
+            <w:r>
+              <w:rPr>
+                <w:noProof/>
+                <w:webHidden/>
+              </w:rPr>
+              <w:fldChar w:fldCharType="begin"/>
+            </w:r>
+            <w:r>
+              <w:rPr>
+                <w:noProof/>
+                <w:webHidden/>
+              </w:rPr>
+              <w:instrText xml:space="preserve"> PAGEREF _Toc233374742 \h </w:instrText>
             </w:r>
             <w:r>
               <w:rPr>
@@ -5910,13 +6040,13 @@
               <w:szCs w:val="22"/>
             </w:rPr>
           </w:pPr>
-          <w:hyperlink w:anchor="_Toc231373724" w:history="1">
+          <w:hyperlink w:anchor="_Toc233374743" w:history="1">
             <w:r>
               <w:rPr>
                 <w:rStyle w:val="a5"/>
                 <w:noProof/>
               </w:rPr>
-              <w:t>3.1.4 Слой управления (ViewSet, Serializer)</w:t>
+              <w:t>3.2.1 REST API эндпоинты (8+)</w:t>
             </w:r>
             <w:r>
               <w:rPr>
@@ -5937,7 +6067,7 @@
                 <w:noProof/>
                 <w:webHidden/>
               </w:rPr>
-              <w:instrText xml:space="preserve"> PAGEREF _Toc231373724 \h </w:instrText>
+              <w:instrText xml:space="preserve"> PAGEREF _Toc233374743 \h </w:instrText>
             </w:r>
             <w:r>
               <w:rPr>
@@ -5957,7 +6087,223 @@
                 <w:noProof/>
                 <w:webHidden/>
               </w:rPr>
-              <w:t>26</w:t>
+              <w:t>27</w:t>
+            </w:r>
+            <w:r>
+              <w:rPr>
+                <w:noProof/>
+                <w:webHidden/>
+              </w:rPr>
+              <w:fldChar w:fldCharType="end"/>
+            </w:r>
+          </w:hyperlink>
+        </w:p>
+        <w:p>
+          <w:pPr>
+            <w:pStyle w:val="35"/>
+            <w:tabs>
+              <w:tab w:val="right" w:leader="dot" w:pos="9962"/>
+            </w:tabs>
+            <w:rPr>
+              <w:rFonts w:asciiTheme="minorHAnsi" w:eastAsiaTheme="minorEastAsia" w:hAnsiTheme="minorHAnsi" w:cstheme="minorBidi"/>
+              <w:noProof/>
+              <w:color w:val="auto"/>
+              <w:sz w:val="22"/>
+              <w:szCs w:val="22"/>
+            </w:rPr>
+          </w:pPr>
+          <w:hyperlink w:anchor="_Toc233374744" w:history="1">
+            <w:r>
+              <w:rPr>
+                <w:rStyle w:val="a5"/>
+                <w:noProof/>
+              </w:rPr>
+              <w:t>3.2.2 JWT-аутентификация (access/refresh токены)</w:t>
+            </w:r>
+            <w:r>
+              <w:rPr>
+                <w:noProof/>
+                <w:webHidden/>
+              </w:rPr>
+              <w:tab/>
+            </w:r>
+            <w:r>
+              <w:rPr>
+                <w:noProof/>
+                <w:webHidden/>
+              </w:rPr>
+              <w:fldChar w:fldCharType="begin"/>
+            </w:r>
+            <w:r>
+              <w:rPr>
+                <w:noProof/>
+                <w:webHidden/>
+              </w:rPr>
+              <w:instrText xml:space="preserve"> PAGEREF _Toc233374744 \h </w:instrText>
+            </w:r>
+            <w:r>
+              <w:rPr>
+                <w:noProof/>
+                <w:webHidden/>
+              </w:rPr>
+            </w:r>
+            <w:r>
+              <w:rPr>
+                <w:noProof/>
+                <w:webHidden/>
+              </w:rPr>
+              <w:fldChar w:fldCharType="separate"/>
+            </w:r>
+            <w:r>
+              <w:rPr>
+                <w:noProof/>
+                <w:webHidden/>
+              </w:rPr>
+              <w:t>27</w:t>
+            </w:r>
+            <w:r>
+              <w:rPr>
+                <w:noProof/>
+                <w:webHidden/>
+              </w:rPr>
+              <w:fldChar w:fldCharType="end"/>
+            </w:r>
+          </w:hyperlink>
+        </w:p>
+        <w:p>
+          <w:pPr>
+            <w:pStyle w:val="35"/>
+            <w:tabs>
+              <w:tab w:val="right" w:leader="dot" w:pos="9962"/>
+            </w:tabs>
+            <w:rPr>
+              <w:rFonts w:asciiTheme="minorHAnsi" w:eastAsiaTheme="minorEastAsia" w:hAnsiTheme="minorHAnsi" w:cstheme="minorBidi"/>
+              <w:noProof/>
+              <w:color w:val="auto"/>
+              <w:sz w:val="22"/>
+              <w:szCs w:val="22"/>
+            </w:rPr>
+          </w:pPr>
+          <w:hyperlink w:anchor="_Toc233374745" w:history="1">
+            <w:r>
+              <w:rPr>
+                <w:rStyle w:val="a5"/>
+                <w:noProof/>
+              </w:rPr>
+              <w:t>3.2.3 Разрешения (permissions) для разграничения доступа</w:t>
+            </w:r>
+            <w:r>
+              <w:rPr>
+                <w:noProof/>
+                <w:webHidden/>
+              </w:rPr>
+              <w:tab/>
+            </w:r>
+            <w:r>
+              <w:rPr>
+                <w:noProof/>
+                <w:webHidden/>
+              </w:rPr>
+              <w:fldChar w:fldCharType="begin"/>
+            </w:r>
+            <w:r>
+              <w:rPr>
+                <w:noProof/>
+                <w:webHidden/>
+              </w:rPr>
+              <w:instrText xml:space="preserve"> PAGEREF _Toc233374745 \h </w:instrText>
+            </w:r>
+            <w:r>
+              <w:rPr>
+                <w:noProof/>
+                <w:webHidden/>
+              </w:rPr>
+            </w:r>
+            <w:r>
+              <w:rPr>
+                <w:noProof/>
+                <w:webHidden/>
+              </w:rPr>
+              <w:fldChar w:fldCharType="separate"/>
+            </w:r>
+            <w:r>
+              <w:rPr>
+                <w:noProof/>
+                <w:webHidden/>
+              </w:rPr>
+              <w:t>27</w:t>
+            </w:r>
+            <w:r>
+              <w:rPr>
+                <w:noProof/>
+                <w:webHidden/>
+              </w:rPr>
+              <w:fldChar w:fldCharType="end"/>
+            </w:r>
+          </w:hyperlink>
+        </w:p>
+        <w:p>
+          <w:pPr>
+            <w:pStyle w:val="35"/>
+            <w:tabs>
+              <w:tab w:val="right" w:leader="dot" w:pos="9962"/>
+            </w:tabs>
+            <w:rPr>
+              <w:rFonts w:asciiTheme="minorHAnsi" w:eastAsiaTheme="minorEastAsia" w:hAnsiTheme="minorHAnsi" w:cstheme="minorBidi"/>
+              <w:noProof/>
+              <w:color w:val="auto"/>
+              <w:sz w:val="22"/>
+              <w:szCs w:val="22"/>
+            </w:rPr>
+          </w:pPr>
+          <w:hyperlink w:anchor="_Toc233374746" w:history="1">
+            <w:r>
+              <w:rPr>
+                <w:rStyle w:val="a5"/>
+                <w:noProof/>
+              </w:rPr>
+              <w:t>3.2.4 Документация API (Swagger/OpenAPI)</w:t>
+            </w:r>
+            <w:r>
+              <w:rPr>
+                <w:noProof/>
+                <w:webHidden/>
+              </w:rPr>
+              <w:tab/>
+            </w:r>
+            <w:r>
+              <w:rPr>
+                <w:noProof/>
+                <w:webHidden/>
+              </w:rPr>
+              <w:fldChar w:fldCharType="begin"/>
+            </w:r>
+            <w:r>
+              <w:rPr>
+                <w:noProof/>
+                <w:webHidden/>
+              </w:rPr>
+              <w:instrText xml:space="preserve"> PAGEREF _Toc233374746 \h </w:instrText>
+            </w:r>
+            <w:r>
+              <w:rPr>
+                <w:noProof/>
+                <w:webHidden/>
+              </w:rPr>
+            </w:r>
+            <w:r>
+              <w:rPr>
+                <w:noProof/>
+                <w:webHidden/>
+              </w:rPr>
+              <w:fldChar w:fldCharType="separate"/>
+            </w:r>
+            <w:r>
+              <w:rPr>
+                <w:noProof/>
+                <w:webHidden/>
+              </w:rPr>
+              <w:t>27</w:t>
             </w:r>
             <w:r>
               <w:rPr>
@@ -5982,13 +6328,13 @@
               <w:szCs w:val="22"/>
             </w:rPr>
           </w:pPr>
-          <w:hyperlink w:anchor="_Toc231373725" w:history="1">
+          <w:hyperlink w:anchor="_Toc233374747" w:history="1">
             <w:r>
               <w:rPr>
                 <w:rStyle w:val="a5"/>
                 <w:noProof/>
               </w:rPr>
-              <w:t>3.2 Реализация API</w:t>
+              <w:t>3.3 Реализация фронтенда (React)</w:t>
             </w:r>
             <w:r>
               <w:rPr>
@@ -6009,7 +6355,7 @@
                 <w:noProof/>
                 <w:webHidden/>
               </w:rPr>
-              <w:instrText xml:space="preserve"> PAGEREF _Toc231373725 \h </w:instrText>
+              <w:instrText xml:space="preserve"> PAGEREF _Toc233374747 \h </w:instrText>
             </w:r>
             <w:r>
               <w:rPr>
@@ -6029,7 +6375,7 @@
                 <w:noProof/>
                 <w:webHidden/>
               </w:rPr>
-              <w:t>27</w:t>
+              <w:t>28</w:t>
             </w:r>
             <w:r>
               <w:rPr>
@@ -6054,13 +6400,13 @@
               <w:szCs w:val="22"/>
             </w:rPr>
           </w:pPr>
-          <w:hyperlink w:anchor="_Toc231373726" w:history="1">
+          <w:hyperlink w:anchor="_Toc233374748" w:history="1">
             <w:r>
               <w:rPr>
                 <w:rStyle w:val="a5"/>
                 <w:noProof/>
               </w:rPr>
-              <w:t>3.2.1 REST API эндпоинты (8+)</w:t>
+              <w:t>3.3.1 Структура проекта React</w:t>
             </w:r>
             <w:r>
               <w:rPr>
@@ -6081,7 +6427,7 @@
                 <w:noProof/>
                 <w:webHidden/>
               </w:rPr>
-              <w:instrText xml:space="preserve"> PAGEREF _Toc231373726 \h </w:instrText>
+              <w:instrText xml:space="preserve"> PAGEREF _Toc233374748 \h </w:instrText>
             </w:r>
             <w:r>
               <w:rPr>
@@ -6101,7 +6447,7 @@
                 <w:noProof/>
                 <w:webHidden/>
               </w:rPr>
-              <w:t>27</w:t>
+              <w:t>28</w:t>
             </w:r>
             <w:r>
               <w:rPr>
@@ -6126,13 +6472,43 @@
               <w:szCs w:val="22"/>
             </w:rPr>
           </w:pPr>
-          <w:hyperlink w:anchor="_Toc231373727" w:history="1">
+          <w:hyperlink w:anchor="_Toc233374749" w:history="1">
             <w:r>
               <w:rPr>
                 <w:rStyle w:val="a5"/>
                 <w:noProof/>
               </w:rPr>
-              <w:t>3.2.2 JWT-аутентификация (access/refresh токены)</w:t>
+              <w:t>3.3.2 Компоненты и маршрутизация (</w:t>
+            </w:r>
+            <w:r>
+              <w:rPr>
+                <w:rStyle w:val="a5"/>
+                <w:noProof/>
+                <w:lang w:val="en-US"/>
+              </w:rPr>
+              <w:t>React</w:t>
+            </w:r>
+            <w:r>
+              <w:rPr>
+                <w:rStyle w:val="a5"/>
+                <w:noProof/>
+              </w:rPr>
+              <w:t xml:space="preserve"> </w:t>
+            </w:r>
+            <w:r>
+              <w:rPr>
+                <w:rStyle w:val="a5"/>
+                <w:noProof/>
+                <w:lang w:val="en-US"/>
+              </w:rPr>
+              <w:t>Router</w:t>
+            </w:r>
+            <w:r>
+              <w:rPr>
+                <w:rStyle w:val="a5"/>
+                <w:noProof/>
+              </w:rPr>
+              <w:t>)</w:t>
             </w:r>
             <w:r>
               <w:rPr>
@@ -6153,7 +6529,7 @@
                 <w:noProof/>
                 <w:webHidden/>
               </w:rPr>
-              <w:instrText xml:space="preserve"> PAGEREF _Toc231373727 \h </w:instrText>
+              <w:instrText xml:space="preserve"> PAGEREF _Toc233374749 \h </w:instrText>
             </w:r>
             <w:r>
               <w:rPr>
@@ -6173,7 +6549,7 @@
                 <w:noProof/>
                 <w:webHidden/>
               </w:rPr>
-              <w:t>27</w:t>
+              <w:t>29</w:t>
             </w:r>
             <w:r>
               <w:rPr>
@@ -6198,13 +6574,13 @@
               <w:szCs w:val="22"/>
             </w:rPr>
           </w:pPr>
-          <w:hyperlink w:anchor="_Toc231373728" w:history="1">
+          <w:hyperlink w:anchor="_Toc233374750" w:history="1">
             <w:r>
               <w:rPr>
                 <w:rStyle w:val="a5"/>
                 <w:noProof/>
               </w:rPr>
-              <w:t>3.2.3 Разрешения (permissions) для разграничения доступа</w:t>
+              <w:t>3.3.3 Управление состоянием (AuthContext)</w:t>
             </w:r>
             <w:r>
               <w:rPr>
@@ -6225,7 +6601,7 @@
                 <w:noProof/>
                 <w:webHidden/>
               </w:rPr>
-              <w:instrText xml:space="preserve"> PAGEREF _Toc231373728 \h </w:instrText>
+              <w:instrText xml:space="preserve"> PAGEREF _Toc233374750 \h </w:instrText>
             </w:r>
             <w:r>
               <w:rPr>
@@ -6245,7 +6621,7 @@
                 <w:noProof/>
                 <w:webHidden/>
               </w:rPr>
-              <w:t>27</w:t>
+              <w:t>30</w:t>
             </w:r>
             <w:r>
               <w:rPr>
@@ -6270,13 +6646,13 @@
               <w:szCs w:val="22"/>
             </w:rPr>
           </w:pPr>
-          <w:hyperlink w:anchor="_Toc231373729" w:history="1">
+          <w:hyperlink w:anchor="_Toc233374751" w:history="1">
             <w:r>
               <w:rPr>
                 <w:rStyle w:val="a5"/>
                 <w:noProof/>
               </w:rPr>
-              <w:t>3.2.4 Документация API (Swagger/OpenAPI)</w:t>
+              <w:t>3.3.4 Взаимодействие с API (Axios, interceptors)</w:t>
             </w:r>
             <w:r>
               <w:rPr>
@@ -6297,7 +6673,7 @@
                 <w:noProof/>
                 <w:webHidden/>
               </w:rPr>
-              <w:instrText xml:space="preserve"> PAGEREF _Toc231373729 \h </w:instrText>
+              <w:instrText xml:space="preserve"> PAGEREF _Toc233374751 \h </w:instrText>
             </w:r>
             <w:r>
               <w:rPr>
@@ -6317,7 +6693,7 @@
                 <w:noProof/>
                 <w:webHidden/>
               </w:rPr>
-              <w:t>27</w:t>
+              <w:t>30</w:t>
             </w:r>
             <w:r>
               <w:rPr>
@@ -6342,13 +6718,13 @@
               <w:szCs w:val="22"/>
             </w:rPr>
           </w:pPr>
-          <w:hyperlink w:anchor="_Toc231373730" w:history="1">
+          <w:hyperlink w:anchor="_Toc233374752" w:history="1">
             <w:r>
               <w:rPr>
                 <w:rStyle w:val="a5"/>
                 <w:noProof/>
               </w:rPr>
-              <w:t>3.3 Реализация фронтенда (React)</w:t>
+              <w:t>3.4 Безопасность и транзакции</w:t>
             </w:r>
             <w:r>
               <w:rPr>
@@ -6369,7 +6745,7 @@
                 <w:noProof/>
                 <w:webHidden/>
               </w:rPr>
-              <w:instrText xml:space="preserve"> PAGEREF _Toc231373730 \h </w:instrText>
+              <w:instrText xml:space="preserve"> PAGEREF _Toc233374752 \h </w:instrText>
             </w:r>
             <w:r>
               <w:rPr>
@@ -6389,7 +6765,7 @@
                 <w:noProof/>
                 <w:webHidden/>
               </w:rPr>
-              <w:t>28</w:t>
+              <w:t>30</w:t>
             </w:r>
             <w:r>
               <w:rPr>
@@ -6414,13 +6790,13 @@
               <w:szCs w:val="22"/>
             </w:rPr>
           </w:pPr>
-          <w:hyperlink w:anchor="_Toc231373731" w:history="1">
+          <w:hyperlink w:anchor="_Toc233374753" w:history="1">
             <w:r>
               <w:rPr>
                 <w:rStyle w:val="a5"/>
                 <w:noProof/>
               </w:rPr>
-              <w:t>3.3.1 Структура проекта React</w:t>
+              <w:t>3.4.1 JWT-аутентификация</w:t>
             </w:r>
             <w:r>
               <w:rPr>
@@ -6441,7 +6817,7 @@
                 <w:noProof/>
                 <w:webHidden/>
               </w:rPr>
-              <w:instrText xml:space="preserve"> PAGEREF _Toc231373731 \h </w:instrText>
+              <w:instrText xml:space="preserve"> PAGEREF _Toc233374753 \h </w:instrText>
             </w:r>
             <w:r>
               <w:rPr>
@@ -6461,7 +6837,7 @@
                 <w:noProof/>
                 <w:webHidden/>
               </w:rPr>
-              <w:t>28</w:t>
+              <w:t>30</w:t>
             </w:r>
             <w:r>
               <w:rPr>
@@ -6486,43 +6862,13 @@
               <w:szCs w:val="22"/>
             </w:rPr>
           </w:pPr>
-          <w:hyperlink w:anchor="_Toc231373732" w:history="1">
+          <w:hyperlink w:anchor="_Toc233374754" w:history="1">
             <w:r>
               <w:rPr>
                 <w:rStyle w:val="a5"/>
                 <w:noProof/>
               </w:rPr>
-              <w:t>3.3.2 Компоненты и маршрутизация (</w:t>
-            </w:r>
-            <w:r>
-              <w:rPr>
-                <w:rStyle w:val="a5"/>
-                <w:noProof/>
-                <w:lang w:val="en-US"/>
-              </w:rPr>
-              <w:t>React</w:t>
-            </w:r>
-            <w:r>
-              <w:rPr>
-                <w:rStyle w:val="a5"/>
-                <w:noProof/>
-              </w:rPr>
-              <w:t xml:space="preserve"> </w:t>
-            </w:r>
-            <w:r>
-              <w:rPr>
-                <w:rStyle w:val="a5"/>
-                <w:noProof/>
-                <w:lang w:val="en-US"/>
-              </w:rPr>
-              <w:t>Router</w:t>
-            </w:r>
-            <w:r>
-              <w:rPr>
-                <w:rStyle w:val="a5"/>
-                <w:noProof/>
-              </w:rPr>
-              <w:t>)</w:t>
+              <w:t>3.4.2 Защита от XSS, CSRF (CORS настройки)</w:t>
             </w:r>
             <w:r>
               <w:rPr>
@@ -6543,7 +6889,7 @@
                 <w:noProof/>
                 <w:webHidden/>
               </w:rPr>
-              <w:instrText xml:space="preserve"> PAGEREF _Toc231373732 \h </w:instrText>
+              <w:instrText xml:space="preserve"> PAGEREF _Toc233374754 \h </w:instrText>
             </w:r>
             <w:r>
               <w:rPr>
@@ -6563,7 +6909,7 @@
                 <w:noProof/>
                 <w:webHidden/>
               </w:rPr>
-              <w:t>29</w:t>
+              <w:t>31</w:t>
             </w:r>
             <w:r>
               <w:rPr>
@@ -6588,13 +6934,13 @@
               <w:szCs w:val="22"/>
             </w:rPr>
           </w:pPr>
-          <w:hyperlink w:anchor="_Toc231373733" w:history="1">
+          <w:hyperlink w:anchor="_Toc233374755" w:history="1">
             <w:r>
               <w:rPr>
                 <w:rStyle w:val="a5"/>
                 <w:noProof/>
               </w:rPr>
-              <w:t>3.3.3 Управление состоянием (AuthContext)</w:t>
+              <w:t>3.4.3 Валидация данных на сервере и клиенте</w:t>
             </w:r>
             <w:r>
               <w:rPr>
@@ -6615,7 +6961,7 @@
                 <w:noProof/>
                 <w:webHidden/>
               </w:rPr>
-              <w:instrText xml:space="preserve"> PAGEREF _Toc231373733 \h </w:instrText>
+              <w:instrText xml:space="preserve"> PAGEREF _Toc233374755 \h </w:instrText>
             </w:r>
             <w:r>
               <w:rPr>
@@ -6635,7 +6981,7 @@
                 <w:noProof/>
                 <w:webHidden/>
               </w:rPr>
-              <w:t>30</w:t>
+              <w:t>31</w:t>
             </w:r>
             <w:r>
               <w:rPr>
@@ -6660,13 +7006,13 @@
               <w:szCs w:val="22"/>
             </w:rPr>
           </w:pPr>
-          <w:hyperlink w:anchor="_Toc231373734" w:history="1">
+          <w:hyperlink w:anchor="_Toc233374756" w:history="1">
             <w:r>
               <w:rPr>
                 <w:rStyle w:val="a5"/>
                 <w:noProof/>
               </w:rPr>
-              <w:t>3.3.4 Взаимодействие с API (Axios, interceptors)</w:t>
+              <w:t>3.4.4 Транзакции базы данных (дополнительно)</w:t>
             </w:r>
             <w:r>
               <w:rPr>
@@ -6687,7 +7033,7 @@
                 <w:noProof/>
                 <w:webHidden/>
               </w:rPr>
-              <w:instrText xml:space="preserve"> PAGEREF _Toc231373734 \h </w:instrText>
+              <w:instrText xml:space="preserve"> PAGEREF _Toc233374756 \h </w:instrText>
             </w:r>
             <w:r>
               <w:rPr>
@@ -6707,7 +7053,159 @@
                 <w:noProof/>
                 <w:webHidden/>
               </w:rPr>
-              <w:t>30</w:t>
+              <w:t>32</w:t>
+            </w:r>
+            <w:r>
+              <w:rPr>
+                <w:noProof/>
+                <w:webHidden/>
+              </w:rPr>
+              <w:fldChar w:fldCharType="end"/>
+            </w:r>
+          </w:hyperlink>
+        </w:p>
+        <w:p>
+          <w:pPr>
+            <w:pStyle w:val="35"/>
+            <w:tabs>
+              <w:tab w:val="right" w:leader="dot" w:pos="9962"/>
+            </w:tabs>
+            <w:rPr>
+              <w:rFonts w:asciiTheme="minorHAnsi" w:eastAsiaTheme="minorEastAsia" w:hAnsiTheme="minorHAnsi" w:cstheme="minorBidi"/>
+              <w:noProof/>
+              <w:color w:val="auto"/>
+              <w:sz w:val="22"/>
+              <w:szCs w:val="22"/>
+            </w:rPr>
+          </w:pPr>
+          <w:hyperlink w:anchor="_Toc233374757" w:history="1">
+            <w:r>
+              <w:rPr>
+                <w:rStyle w:val="a5"/>
+                <w:noProof/>
+              </w:rPr>
+              <w:t xml:space="preserve">3.4.5 Дополнительный модуль уведомлений и интеграция с </w:t>
+            </w:r>
+            <w:r>
+              <w:rPr>
+                <w:rStyle w:val="a5"/>
+                <w:noProof/>
+                <w:lang w:val="en-US"/>
+              </w:rPr>
+              <w:t>SMTP</w:t>
+            </w:r>
+            <w:r>
+              <w:rPr>
+                <w:noProof/>
+                <w:webHidden/>
+              </w:rPr>
+              <w:tab/>
+            </w:r>
+            <w:r>
+              <w:rPr>
+                <w:noProof/>
+                <w:webHidden/>
+              </w:rPr>
+              <w:fldChar w:fldCharType="begin"/>
+            </w:r>
+            <w:r>
+              <w:rPr>
+                <w:noProof/>
+                <w:webHidden/>
+              </w:rPr>
+              <w:instrText xml:space="preserve"> PAGEREF _Toc233374757 \h </w:instrText>
+            </w:r>
+            <w:r>
+              <w:rPr>
+                <w:noProof/>
+                <w:webHidden/>
+              </w:rPr>
+            </w:r>
+            <w:r>
+              <w:rPr>
+                <w:noProof/>
+                <w:webHidden/>
+              </w:rPr>
+              <w:fldChar w:fldCharType="separate"/>
+            </w:r>
+            <w:r>
+              <w:rPr>
+                <w:noProof/>
+                <w:webHidden/>
+              </w:rPr>
+              <w:t>32</w:t>
+            </w:r>
+            <w:r>
+              <w:rPr>
+                <w:noProof/>
+                <w:webHidden/>
+              </w:rPr>
+              <w:fldChar w:fldCharType="end"/>
+            </w:r>
+          </w:hyperlink>
+        </w:p>
+        <w:p>
+          <w:pPr>
+            <w:pStyle w:val="12"/>
+            <w:tabs>
+              <w:tab w:val="right" w:leader="dot" w:pos="9962"/>
+            </w:tabs>
+            <w:rPr>
+              <w:rFonts w:asciiTheme="minorHAnsi" w:eastAsiaTheme="minorEastAsia" w:hAnsiTheme="minorHAnsi" w:cstheme="minorBidi"/>
+              <w:noProof/>
+              <w:color w:val="auto"/>
+              <w:sz w:val="22"/>
+              <w:szCs w:val="22"/>
+            </w:rPr>
+          </w:pPr>
+          <w:hyperlink w:anchor="_Toc233374758" w:history="1">
+            <w:r>
+              <w:rPr>
+                <w:rStyle w:val="a5"/>
+                <w:noProof/>
+              </w:rPr>
+              <w:t>4 ПРАКТИЧЕСКАЯ ЧАСТЬ</w:t>
+            </w:r>
+            <w:r>
+              <w:rPr>
+                <w:noProof/>
+                <w:webHidden/>
+              </w:rPr>
+              <w:tab/>
+            </w:r>
+            <w:r>
+              <w:rPr>
+                <w:noProof/>
+                <w:webHidden/>
+              </w:rPr>
+              <w:fldChar w:fldCharType="begin"/>
+            </w:r>
+            <w:r>
+              <w:rPr>
+                <w:noProof/>
+                <w:webHidden/>
+              </w:rPr>
+              <w:instrText xml:space="preserve"> PAGEREF _Toc233374758 \h </w:instrText>
+            </w:r>
+            <w:r>
+              <w:rPr>
+                <w:noProof/>
+                <w:webHidden/>
+              </w:rPr>
+            </w:r>
+            <w:r>
+              <w:rPr>
+                <w:noProof/>
+                <w:webHidden/>
+              </w:rPr>
+              <w:fldChar w:fldCharType="separate"/>
+            </w:r>
+            <w:r>
+              <w:rPr>
+                <w:noProof/>
+                <w:webHidden/>
+              </w:rPr>
+              <w:t>33</w:t>
             </w:r>
             <w:r>
               <w:rPr>
@@ -6732,13 +7230,14 @@
               <w:szCs w:val="22"/>
             </w:rPr>
           </w:pPr>
-          <w:hyperlink w:anchor="_Toc231373735" w:history="1">
+          <w:hyperlink w:anchor="_Toc233374759" w:history="1">
             <w:r>
               <w:rPr>
                 <w:rStyle w:val="a5"/>
-                <w:noProof/>
-              </w:rPr>
-              <w:t>3.4 Безопасность и транзакции</w:t>
+                <w:rFonts w:ascii="TimesNewRomanPSMT" w:hAnsi="TimesNewRomanPSMT"/>
+                <w:noProof/>
+              </w:rPr>
+              <w:t>4.1 Модульное тестирование бэкенда (pytest, APITestCase)</w:t>
             </w:r>
             <w:r>
               <w:rPr>
@@ -6759,7 +7258,7 @@
                 <w:noProof/>
                 <w:webHidden/>
               </w:rPr>
-              <w:instrText xml:space="preserve"> PAGEREF _Toc231373735 \h </w:instrText>
+              <w:instrText xml:space="preserve"> PAGEREF _Toc233374759 \h </w:instrText>
             </w:r>
             <w:r>
               <w:rPr>
@@ -6779,7 +7278,424 @@
                 <w:noProof/>
                 <w:webHidden/>
               </w:rPr>
-              <w:t>30</w:t>
+              <w:t>33</w:t>
+            </w:r>
+            <w:r>
+              <w:rPr>
+                <w:noProof/>
+                <w:webHidden/>
+              </w:rPr>
+              <w:fldChar w:fldCharType="end"/>
+            </w:r>
+          </w:hyperlink>
+        </w:p>
+        <w:p>
+          <w:pPr>
+            <w:pStyle w:val="25"/>
+            <w:tabs>
+              <w:tab w:val="right" w:leader="dot" w:pos="9962"/>
+            </w:tabs>
+            <w:rPr>
+              <w:rFonts w:asciiTheme="minorHAnsi" w:eastAsiaTheme="minorEastAsia" w:hAnsiTheme="minorHAnsi" w:cstheme="minorBidi"/>
+              <w:noProof/>
+              <w:color w:val="auto"/>
+              <w:sz w:val="22"/>
+              <w:szCs w:val="22"/>
+            </w:rPr>
+          </w:pPr>
+          <w:hyperlink w:anchor="_Toc233374760" w:history="1">
+            <w:r>
+              <w:rPr>
+                <w:rStyle w:val="a5"/>
+                <w:rFonts w:ascii="TimesNewRomanPSMT" w:hAnsi="TimesNewRomanPSMT"/>
+                <w:noProof/>
+                <w:lang w:val="en-US"/>
+              </w:rPr>
+              <w:t>4.2</w:t>
+            </w:r>
+            <w:r>
+              <w:rPr>
+                <w:rStyle w:val="a5"/>
+                <w:rFonts w:ascii="TimesNewRomanPSMT" w:hAnsi="TimesNewRomanPSMT"/>
+                <w:noProof/>
+              </w:rPr>
+              <w:t xml:space="preserve"> Модульное</w:t>
+            </w:r>
+            <w:r>
+              <w:rPr>
+                <w:rStyle w:val="a5"/>
+                <w:rFonts w:ascii="TimesNewRomanPSMT" w:hAnsi="TimesNewRomanPSMT"/>
+                <w:noProof/>
+                <w:lang w:val="en-US"/>
+              </w:rPr>
+              <w:t xml:space="preserve"> </w:t>
+            </w:r>
+            <w:r>
+              <w:rPr>
+                <w:rStyle w:val="a5"/>
+                <w:rFonts w:ascii="TimesNewRomanPSMT" w:hAnsi="TimesNewRomanPSMT"/>
+                <w:noProof/>
+              </w:rPr>
+              <w:t>тестирование</w:t>
+            </w:r>
+            <w:r>
+              <w:rPr>
+                <w:rStyle w:val="a5"/>
+                <w:rFonts w:ascii="TimesNewRomanPSMT" w:hAnsi="TimesNewRomanPSMT"/>
+                <w:noProof/>
+                <w:lang w:val="en-US"/>
+              </w:rPr>
+              <w:t xml:space="preserve"> </w:t>
+            </w:r>
+            <w:r>
+              <w:rPr>
+                <w:rStyle w:val="a5"/>
+                <w:rFonts w:ascii="TimesNewRomanPSMT" w:hAnsi="TimesNewRomanPSMT"/>
+                <w:noProof/>
+              </w:rPr>
+              <w:t>фронтенда</w:t>
+            </w:r>
+            <w:r>
+              <w:rPr>
+                <w:rStyle w:val="a5"/>
+                <w:rFonts w:ascii="TimesNewRomanPSMT" w:hAnsi="TimesNewRomanPSMT"/>
+                <w:noProof/>
+                <w:lang w:val="en-US"/>
+              </w:rPr>
+              <w:t xml:space="preserve"> (Jest, React Testing Library)</w:t>
+            </w:r>
+            <w:r>
+              <w:rPr>
+                <w:noProof/>
+                <w:webHidden/>
+              </w:rPr>
+              <w:tab/>
+            </w:r>
+            <w:r>
+              <w:rPr>
+                <w:noProof/>
+                <w:webHidden/>
+              </w:rPr>
+              <w:fldChar w:fldCharType="begin"/>
+            </w:r>
+            <w:r>
+              <w:rPr>
+                <w:noProof/>
+                <w:webHidden/>
+              </w:rPr>
+              <w:instrText xml:space="preserve"> PAGEREF _Toc233374760 \h </w:instrText>
+            </w:r>
+            <w:r>
+              <w:rPr>
+                <w:noProof/>
+                <w:webHidden/>
+              </w:rPr>
+            </w:r>
+            <w:r>
+              <w:rPr>
+                <w:noProof/>
+                <w:webHidden/>
+              </w:rPr>
+              <w:fldChar w:fldCharType="separate"/>
+            </w:r>
+            <w:r>
+              <w:rPr>
+                <w:noProof/>
+                <w:webHidden/>
+              </w:rPr>
+              <w:t>34</w:t>
+            </w:r>
+            <w:r>
+              <w:rPr>
+                <w:noProof/>
+                <w:webHidden/>
+              </w:rPr>
+              <w:fldChar w:fldCharType="end"/>
+            </w:r>
+          </w:hyperlink>
+        </w:p>
+        <w:p>
+          <w:pPr>
+            <w:pStyle w:val="25"/>
+            <w:tabs>
+              <w:tab w:val="right" w:leader="dot" w:pos="9962"/>
+            </w:tabs>
+            <w:rPr>
+              <w:rFonts w:asciiTheme="minorHAnsi" w:eastAsiaTheme="minorEastAsia" w:hAnsiTheme="minorHAnsi" w:cstheme="minorBidi"/>
+              <w:noProof/>
+              <w:color w:val="auto"/>
+              <w:sz w:val="22"/>
+              <w:szCs w:val="22"/>
+            </w:rPr>
+          </w:pPr>
+          <w:hyperlink w:anchor="_Toc233374761" w:history="1">
+            <w:r>
+              <w:rPr>
+                <w:rStyle w:val="a5"/>
+                <w:rFonts w:ascii="TimesNewRomanPSMT" w:hAnsi="TimesNewRomanPSMT"/>
+                <w:noProof/>
+              </w:rPr>
+              <w:t>4.3 Интеграционное тестирование (бэкенд + фронтенд)</w:t>
+            </w:r>
+            <w:r>
+              <w:rPr>
+                <w:noProof/>
+                <w:webHidden/>
+              </w:rPr>
+              <w:tab/>
+            </w:r>
+            <w:r>
+              <w:rPr>
+                <w:noProof/>
+                <w:webHidden/>
+              </w:rPr>
+              <w:fldChar w:fldCharType="begin"/>
+            </w:r>
+            <w:r>
+              <w:rPr>
+                <w:noProof/>
+                <w:webHidden/>
+              </w:rPr>
+              <w:instrText xml:space="preserve"> PAGEREF _Toc233374761 \h </w:instrText>
+            </w:r>
+            <w:r>
+              <w:rPr>
+                <w:noProof/>
+                <w:webHidden/>
+              </w:rPr>
+            </w:r>
+            <w:r>
+              <w:rPr>
+                <w:noProof/>
+                <w:webHidden/>
+              </w:rPr>
+              <w:fldChar w:fldCharType="separate"/>
+            </w:r>
+            <w:r>
+              <w:rPr>
+                <w:noProof/>
+                <w:webHidden/>
+              </w:rPr>
+              <w:t>34</w:t>
+            </w:r>
+            <w:r>
+              <w:rPr>
+                <w:noProof/>
+                <w:webHidden/>
+              </w:rPr>
+              <w:fldChar w:fldCharType="end"/>
+            </w:r>
+          </w:hyperlink>
+        </w:p>
+        <w:p>
+          <w:pPr>
+            <w:pStyle w:val="25"/>
+            <w:tabs>
+              <w:tab w:val="right" w:leader="dot" w:pos="9962"/>
+            </w:tabs>
+            <w:rPr>
+              <w:rFonts w:asciiTheme="minorHAnsi" w:eastAsiaTheme="minorEastAsia" w:hAnsiTheme="minorHAnsi" w:cstheme="minorBidi"/>
+              <w:noProof/>
+              <w:color w:val="auto"/>
+              <w:sz w:val="22"/>
+              <w:szCs w:val="22"/>
+            </w:rPr>
+          </w:pPr>
+          <w:hyperlink w:anchor="_Toc233374762" w:history="1">
+            <w:r>
+              <w:rPr>
+                <w:rStyle w:val="a5"/>
+                <w:rFonts w:ascii="TimesNewRomanPSMT" w:hAnsi="TimesNewRomanPSMT"/>
+                <w:noProof/>
+              </w:rPr>
+              <w:t>4.4 Результаты тестирования</w:t>
+            </w:r>
+            <w:r>
+              <w:rPr>
+                <w:noProof/>
+                <w:webHidden/>
+              </w:rPr>
+              <w:tab/>
+            </w:r>
+            <w:r>
+              <w:rPr>
+                <w:noProof/>
+                <w:webHidden/>
+              </w:rPr>
+              <w:fldChar w:fldCharType="begin"/>
+            </w:r>
+            <w:r>
+              <w:rPr>
+                <w:noProof/>
+                <w:webHidden/>
+              </w:rPr>
+              <w:instrText xml:space="preserve"> PAGEREF _Toc233374762 \h </w:instrText>
+            </w:r>
+            <w:r>
+              <w:rPr>
+                <w:noProof/>
+                <w:webHidden/>
+              </w:rPr>
+            </w:r>
+            <w:r>
+              <w:rPr>
+                <w:noProof/>
+                <w:webHidden/>
+              </w:rPr>
+              <w:fldChar w:fldCharType="separate"/>
+            </w:r>
+            <w:r>
+              <w:rPr>
+                <w:noProof/>
+                <w:webHidden/>
+              </w:rPr>
+              <w:t>35</w:t>
+            </w:r>
+            <w:r>
+              <w:rPr>
+                <w:noProof/>
+                <w:webHidden/>
+              </w:rPr>
+              <w:fldChar w:fldCharType="end"/>
+            </w:r>
+          </w:hyperlink>
+        </w:p>
+        <w:p>
+          <w:pPr>
+            <w:pStyle w:val="12"/>
+            <w:tabs>
+              <w:tab w:val="right" w:leader="dot" w:pos="9962"/>
+            </w:tabs>
+            <w:rPr>
+              <w:rFonts w:asciiTheme="minorHAnsi" w:eastAsiaTheme="minorEastAsia" w:hAnsiTheme="minorHAnsi" w:cstheme="minorBidi"/>
+              <w:noProof/>
+              <w:color w:val="auto"/>
+              <w:sz w:val="22"/>
+              <w:szCs w:val="22"/>
+            </w:rPr>
+          </w:pPr>
+          <w:hyperlink w:anchor="_Toc233374763" w:history="1">
+            <w:r>
+              <w:rPr>
+                <w:rStyle w:val="a5"/>
+                <w:rFonts w:ascii="TimesNewRomanPSMT" w:hAnsi="TimesNewRomanPSMT"/>
+                <w:noProof/>
+              </w:rPr>
+              <w:t>5 РАЗВЁРТЫВАНИЕ И ЭКСПЛУАТАЦИЯ</w:t>
+            </w:r>
+            <w:r>
+              <w:rPr>
+                <w:noProof/>
+                <w:webHidden/>
+              </w:rPr>
+              <w:tab/>
+            </w:r>
+            <w:r>
+              <w:rPr>
+                <w:noProof/>
+                <w:webHidden/>
+              </w:rPr>
+              <w:fldChar w:fldCharType="begin"/>
+            </w:r>
+            <w:r>
+              <w:rPr>
+                <w:noProof/>
+                <w:webHidden/>
+              </w:rPr>
+              <w:instrText xml:space="preserve"> PAGEREF _Toc233374763 \h </w:instrText>
+            </w:r>
+            <w:r>
+              <w:rPr>
+                <w:noProof/>
+                <w:webHidden/>
+              </w:rPr>
+            </w:r>
+            <w:r>
+              <w:rPr>
+                <w:noProof/>
+                <w:webHidden/>
+              </w:rPr>
+              <w:fldChar w:fldCharType="separate"/>
+            </w:r>
+            <w:r>
+              <w:rPr>
+                <w:noProof/>
+                <w:webHidden/>
+              </w:rPr>
+              <w:t>36</w:t>
+            </w:r>
+            <w:r>
+              <w:rPr>
+                <w:noProof/>
+                <w:webHidden/>
+              </w:rPr>
+              <w:fldChar w:fldCharType="end"/>
+            </w:r>
+          </w:hyperlink>
+        </w:p>
+        <w:p>
+          <w:pPr>
+            <w:pStyle w:val="25"/>
+            <w:tabs>
+              <w:tab w:val="right" w:leader="dot" w:pos="9962"/>
+            </w:tabs>
+            <w:rPr>
+              <w:rFonts w:asciiTheme="minorHAnsi" w:eastAsiaTheme="minorEastAsia" w:hAnsiTheme="minorHAnsi" w:cstheme="minorBidi"/>
+              <w:noProof/>
+              <w:color w:val="auto"/>
+              <w:sz w:val="22"/>
+              <w:szCs w:val="22"/>
+            </w:rPr>
+          </w:pPr>
+          <w:hyperlink w:anchor="_Toc233374764" w:history="1">
+            <w:r>
+              <w:rPr>
+                <w:rStyle w:val="a5"/>
+                <w:rFonts w:ascii="TimesNewRomanPSMT" w:hAnsi="TimesNewRomanPSMT"/>
+                <w:noProof/>
+              </w:rPr>
+              <w:t>5.1 Контейнеризация (Docker)</w:t>
+            </w:r>
+            <w:r>
+              <w:rPr>
+                <w:noProof/>
+                <w:webHidden/>
+              </w:rPr>
+              <w:tab/>
+            </w:r>
+            <w:r>
+              <w:rPr>
+                <w:noProof/>
+                <w:webHidden/>
+              </w:rPr>
+              <w:fldChar w:fldCharType="begin"/>
+            </w:r>
+            <w:r>
+              <w:rPr>
+                <w:noProof/>
+                <w:webHidden/>
+              </w:rPr>
+              <w:instrText xml:space="preserve"> PAGEREF _Toc233374764 \h </w:instrText>
+            </w:r>
+            <w:r>
+              <w:rPr>
+                <w:noProof/>
+                <w:webHidden/>
+              </w:rPr>
+            </w:r>
+            <w:r>
+              <w:rPr>
+                <w:noProof/>
+                <w:webHidden/>
+              </w:rPr>
+              <w:fldChar w:fldCharType="separate"/>
+            </w:r>
+            <w:r>
+              <w:rPr>
+                <w:noProof/>
+                <w:webHidden/>
+              </w:rPr>
+              <w:t>36</w:t>
             </w:r>
             <w:r>
               <w:rPr>
@@ -6804,13 +7720,49 @@
               <w:szCs w:val="22"/>
             </w:rPr>
           </w:pPr>
-          <w:hyperlink w:anchor="_Toc231373736" w:history="1">
+          <w:hyperlink w:anchor="_Toc233374765" w:history="1">
             <w:r>
               <w:rPr>
                 <w:rStyle w:val="a5"/>
-                <w:noProof/>
-              </w:rPr>
-              <w:t>3.4.1 JWT-аутентификация</w:t>
+                <w:rFonts w:ascii="TimesNewRomanPSMT" w:hAnsi="TimesNewRomanPSMT"/>
+                <w:noProof/>
+                <w:lang w:val="en-US"/>
+              </w:rPr>
+              <w:t xml:space="preserve">5.1.1 Dockerfile </w:t>
+            </w:r>
+            <w:r>
+              <w:rPr>
+                <w:rStyle w:val="a5"/>
+                <w:rFonts w:ascii="TimesNewRomanPSMT" w:hAnsi="TimesNewRomanPSMT"/>
+                <w:noProof/>
+              </w:rPr>
+              <w:t>для</w:t>
+            </w:r>
+            <w:r>
+              <w:rPr>
+                <w:rStyle w:val="a5"/>
+                <w:rFonts w:ascii="TimesNewRomanPSMT" w:hAnsi="TimesNewRomanPSMT"/>
+                <w:noProof/>
+                <w:lang w:val="en-US"/>
+              </w:rPr>
+              <w:t xml:space="preserve"> Django </w:t>
+            </w:r>
+            <w:r>
+              <w:rPr>
+                <w:rStyle w:val="a5"/>
+                <w:rFonts w:ascii="TimesNewRomanPSMT" w:hAnsi="TimesNewRomanPSMT"/>
+                <w:noProof/>
+              </w:rPr>
+              <w:t xml:space="preserve">и </w:t>
+            </w:r>
+            <w:r>
+              <w:rPr>
+                <w:rStyle w:val="a5"/>
+                <w:rFonts w:ascii="TimesNewRomanPSMT" w:hAnsi="TimesNewRomanPSMT"/>
+                <w:noProof/>
+                <w:lang w:val="en-US"/>
+              </w:rPr>
+              <w:t>React</w:t>
             </w:r>
             <w:r>
               <w:rPr>
@@ -6831,7 +7783,7 @@
                 <w:noProof/>
                 <w:webHidden/>
               </w:rPr>
-              <w:instrText xml:space="preserve"> PAGEREF _Toc231373736 \h </w:instrText>
+              <w:instrText xml:space="preserve"> PAGEREF _Toc233374765 \h </w:instrText>
             </w:r>
             <w:r>
               <w:rPr>
@@ -6851,7 +7803,7 @@
                 <w:noProof/>
                 <w:webHidden/>
               </w:rPr>
-              <w:t>30</w:t>
+              <w:t>36</w:t>
             </w:r>
             <w:r>
               <w:rPr>
@@ -6876,13 +7828,14 @@
               <w:szCs w:val="22"/>
             </w:rPr>
           </w:pPr>
-          <w:hyperlink w:anchor="_Toc231373737" w:history="1">
+          <w:hyperlink w:anchor="_Toc233374766" w:history="1">
             <w:r>
               <w:rPr>
                 <w:rStyle w:val="a5"/>
-                <w:noProof/>
-              </w:rPr>
-              <w:t>3.4.2 Защита от XSS, CSRF (CORS настройки)</w:t>
+                <w:rFonts w:ascii="TimesNewRomanPSMT" w:hAnsi="TimesNewRomanPSMT"/>
+                <w:noProof/>
+              </w:rPr>
+              <w:t>5.1.2 docker-compose.yml и сборка контейнера</w:t>
             </w:r>
             <w:r>
               <w:rPr>
@@ -6903,7 +7856,7 @@
                 <w:noProof/>
                 <w:webHidden/>
               </w:rPr>
-              <w:instrText xml:space="preserve"> PAGEREF _Toc231373737 \h </w:instrText>
+              <w:instrText xml:space="preserve"> PAGEREF _Toc233374766 \h </w:instrText>
             </w:r>
             <w:r>
               <w:rPr>
@@ -6923,7 +7876,80 @@
                 <w:noProof/>
                 <w:webHidden/>
               </w:rPr>
-              <w:t>31</w:t>
+              <w:t>37</w:t>
+            </w:r>
+            <w:r>
+              <w:rPr>
+                <w:noProof/>
+                <w:webHidden/>
+              </w:rPr>
+              <w:fldChar w:fldCharType="end"/>
+            </w:r>
+          </w:hyperlink>
+        </w:p>
+        <w:p>
+          <w:pPr>
+            <w:pStyle w:val="25"/>
+            <w:tabs>
+              <w:tab w:val="right" w:leader="dot" w:pos="9962"/>
+            </w:tabs>
+            <w:rPr>
+              <w:rFonts w:asciiTheme="minorHAnsi" w:eastAsiaTheme="minorEastAsia" w:hAnsiTheme="minorHAnsi" w:cstheme="minorBidi"/>
+              <w:noProof/>
+              <w:color w:val="auto"/>
+              <w:sz w:val="22"/>
+              <w:szCs w:val="22"/>
+            </w:rPr>
+          </w:pPr>
+          <w:hyperlink w:anchor="_Toc233374767" w:history="1">
+            <w:r>
+              <w:rPr>
+                <w:rStyle w:val="a5"/>
+                <w:rFonts w:ascii="TimesNewRomanPSMT" w:hAnsi="TimesNewRomanPSMT"/>
+                <w:noProof/>
+              </w:rPr>
+              <w:t>5.2 Инструкция по установке и запуску</w:t>
+            </w:r>
+            <w:r>
+              <w:rPr>
+                <w:noProof/>
+                <w:webHidden/>
+              </w:rPr>
+              <w:tab/>
+            </w:r>
+            <w:r>
+              <w:rPr>
+                <w:noProof/>
+                <w:webHidden/>
+              </w:rPr>
+              <w:fldChar w:fldCharType="begin"/>
+            </w:r>
+            <w:r>
+              <w:rPr>
+                <w:noProof/>
+                <w:webHidden/>
+              </w:rPr>
+              <w:instrText xml:space="preserve"> PAGEREF _Toc233374767 \h </w:instrText>
+            </w:r>
+            <w:r>
+              <w:rPr>
+                <w:noProof/>
+                <w:webHidden/>
+              </w:rPr>
+            </w:r>
+            <w:r>
+              <w:rPr>
+                <w:noProof/>
+                <w:webHidden/>
+              </w:rPr>
+              <w:fldChar w:fldCharType="separate"/>
+            </w:r>
+            <w:r>
+              <w:rPr>
+                <w:noProof/>
+                <w:webHidden/>
+              </w:rPr>
+              <w:t>37</w:t>
             </w:r>
             <w:r>
               <w:rPr>
@@ -6948,13 +7974,14 @@
               <w:szCs w:val="22"/>
             </w:rPr>
           </w:pPr>
-          <w:hyperlink w:anchor="_Toc231373738" w:history="1">
+          <w:hyperlink w:anchor="_Toc233374768" w:history="1">
             <w:r>
               <w:rPr>
                 <w:rStyle w:val="a5"/>
-                <w:noProof/>
-              </w:rPr>
-              <w:t>3.4.3 Валидация данных на сервере и клиенте</w:t>
+                <w:rFonts w:ascii="TimesNewRomanPSMT" w:hAnsi="TimesNewRomanPSMT"/>
+                <w:noProof/>
+              </w:rPr>
+              <w:t>5.2.1 Инструкция по настройке (.env, CORS)</w:t>
             </w:r>
             <w:r>
               <w:rPr>
@@ -6975,7 +8002,7 @@
                 <w:noProof/>
                 <w:webHidden/>
               </w:rPr>
-              <w:instrText xml:space="preserve"> PAGEREF _Toc231373738 \h </w:instrText>
+              <w:instrText xml:space="preserve"> PAGEREF _Toc233374768 \h </w:instrText>
             </w:r>
             <w:r>
               <w:rPr>
@@ -6995,7 +8022,7 @@
                 <w:noProof/>
                 <w:webHidden/>
               </w:rPr>
-              <w:t>31</w:t>
+              <w:t>37</w:t>
             </w:r>
             <w:r>
               <w:rPr>
@@ -7020,13 +8047,14 @@
               <w:szCs w:val="22"/>
             </w:rPr>
           </w:pPr>
-          <w:hyperlink w:anchor="_Toc231373739" w:history="1">
+          <w:hyperlink w:anchor="_Toc233374769" w:history="1">
             <w:r>
               <w:rPr>
                 <w:rStyle w:val="a5"/>
-                <w:noProof/>
-              </w:rPr>
-              <w:t>3.4.4 Транзакции базы данных (дополнительно)</w:t>
+                <w:rFonts w:ascii="TimesNewRomanPSMT" w:hAnsi="TimesNewRomanPSMT"/>
+                <w:noProof/>
+              </w:rPr>
+              <w:t>5.2.2 Требования к окружению (Python, Node.js, PostgreSQL)</w:t>
             </w:r>
             <w:r>
               <w:rPr>
@@ -7047,7 +8075,7 @@
                 <w:noProof/>
                 <w:webHidden/>
               </w:rPr>
-              <w:instrText xml:space="preserve"> PAGEREF _Toc231373739 \h </w:instrText>
+              <w:instrText xml:space="preserve"> PAGEREF _Toc233374769 \h </w:instrText>
             </w:r>
             <w:r>
               <w:rPr>
@@ -7067,7 +8095,79 @@
                 <w:noProof/>
                 <w:webHidden/>
               </w:rPr>
-              <w:t>32</w:t>
+              <w:t>38</w:t>
+            </w:r>
+            <w:r>
+              <w:rPr>
+                <w:noProof/>
+                <w:webHidden/>
+              </w:rPr>
+              <w:fldChar w:fldCharType="end"/>
+            </w:r>
+          </w:hyperlink>
+        </w:p>
+        <w:p>
+          <w:pPr>
+            <w:pStyle w:val="35"/>
+            <w:tabs>
+              <w:tab w:val="right" w:leader="dot" w:pos="9962"/>
+            </w:tabs>
+            <w:rPr>
+              <w:rFonts w:asciiTheme="minorHAnsi" w:eastAsiaTheme="minorEastAsia" w:hAnsiTheme="minorHAnsi" w:cstheme="minorBidi"/>
+              <w:noProof/>
+              <w:color w:val="auto"/>
+              <w:sz w:val="22"/>
+              <w:szCs w:val="22"/>
+            </w:rPr>
+          </w:pPr>
+          <w:hyperlink w:anchor="_Toc233374770" w:history="1">
+            <w:r>
+              <w:rPr>
+                <w:rStyle w:val="a5"/>
+                <w:noProof/>
+              </w:rPr>
+              <w:t>5.2.3 Инструкция по запуску проекта</w:t>
+            </w:r>
+            <w:r>
+              <w:rPr>
+                <w:noProof/>
+                <w:webHidden/>
+              </w:rPr>
+              <w:tab/>
+            </w:r>
+            <w:r>
+              <w:rPr>
+                <w:noProof/>
+                <w:webHidden/>
+              </w:rPr>
+              <w:fldChar w:fldCharType="begin"/>
+            </w:r>
+            <w:r>
+              <w:rPr>
+                <w:noProof/>
+                <w:webHidden/>
+              </w:rPr>
+              <w:instrText xml:space="preserve"> PAGEREF _Toc233374770 \h </w:instrText>
+            </w:r>
+            <w:r>
+              <w:rPr>
+                <w:noProof/>
+                <w:webHidden/>
+              </w:rPr>
+            </w:r>
+            <w:r>
+              <w:rPr>
+                <w:noProof/>
+                <w:webHidden/>
+              </w:rPr>
+              <w:fldChar w:fldCharType="separate"/>
+            </w:r>
+            <w:r>
+              <w:rPr>
+                <w:noProof/>
+                <w:webHidden/>
+              </w:rPr>
+              <w:t>39</w:t>
             </w:r>
             <w:r>
               <w:rPr>
@@ -7092,13 +8192,14 @@
               <w:szCs w:val="22"/>
             </w:rPr>
           </w:pPr>
-          <w:hyperlink w:anchor="_Toc231373740" w:history="1">
+          <w:hyperlink w:anchor="_Toc233374771" w:history="1">
             <w:r>
               <w:rPr>
                 <w:rStyle w:val="a5"/>
-                <w:noProof/>
-              </w:rPr>
-              <w:t>4 ПРАКТИЧЕСКАЯ ЧАСТЬ</w:t>
+                <w:rFonts w:ascii="TimesNewRomanPSMT" w:hAnsi="TimesNewRomanPSMT"/>
+                <w:noProof/>
+              </w:rPr>
+              <w:t>6 УПРАВЛЕНИЕ ПРОЕКТОМ</w:t>
             </w:r>
             <w:r>
               <w:rPr>
@@ -7119,7 +8220,7 @@
                 <w:noProof/>
                 <w:webHidden/>
               </w:rPr>
-              <w:instrText xml:space="preserve"> PAGEREF _Toc231373740 \h </w:instrText>
+              <w:instrText xml:space="preserve"> PAGEREF _Toc233374771 \h </w:instrText>
             </w:r>
             <w:r>
               <w:rPr>
@@ -7139,7 +8240,7 @@
                 <w:noProof/>
                 <w:webHidden/>
               </w:rPr>
-              <w:t>33</w:t>
+              <w:t>40</w:t>
             </w:r>
             <w:r>
               <w:rPr>
@@ -7164,14 +8265,14 @@
               <w:szCs w:val="22"/>
             </w:rPr>
           </w:pPr>
-          <w:hyperlink w:anchor="_Toc231373741" w:history="1">
+          <w:hyperlink w:anchor="_Toc233374772" w:history="1">
             <w:r>
               <w:rPr>
                 <w:rStyle w:val="a5"/>
                 <w:rFonts w:ascii="TimesNewRomanPSMT" w:hAnsi="TimesNewRomanPSMT"/>
                 <w:noProof/>
               </w:rPr>
-              <w:t>4.1 Модульное тестирование бэкенда (pytest, APITestCase)</w:t>
+              <w:t>6.1 WBS (иерархическая структура работ)</w:t>
             </w:r>
             <w:r>
               <w:rPr>
@@ -7192,7 +8293,7 @@
                 <w:noProof/>
                 <w:webHidden/>
               </w:rPr>
-              <w:instrText xml:space="preserve"> PAGEREF _Toc231373741 \h </w:instrText>
+              <w:instrText xml:space="preserve"> PAGEREF _Toc233374772 \h </w:instrText>
             </w:r>
             <w:r>
               <w:rPr>
@@ -7212,7 +8313,7 @@
                 <w:noProof/>
                 <w:webHidden/>
               </w:rPr>
-              <w:t>33</w:t>
+              <w:t>40</w:t>
             </w:r>
             <w:r>
               <w:rPr>
@@ -7237,66 +8338,14 @@
               <w:szCs w:val="22"/>
             </w:rPr>
           </w:pPr>
-          <w:hyperlink w:anchor="_Toc231373742" w:history="1">
+          <w:hyperlink w:anchor="_Toc233374773" w:history="1">
             <w:r>
               <w:rPr>
                 <w:rStyle w:val="a5"/>
                 <w:rFonts w:ascii="TimesNewRomanPSMT" w:hAnsi="TimesNewRomanPSMT"/>
                 <w:noProof/>
-                <w:lang w:val="en-US"/>
-              </w:rPr>
-              <w:t>4.2</w:t>
-            </w:r>
-            <w:r>
-              <w:rPr>
-                <w:rStyle w:val="a5"/>
-                <w:rFonts w:ascii="TimesNewRomanPSMT" w:hAnsi="TimesNewRomanPSMT"/>
-                <w:noProof/>
-              </w:rPr>
-              <w:t xml:space="preserve"> Модульное</w:t>
-            </w:r>
-            <w:r>
-              <w:rPr>
-                <w:rStyle w:val="a5"/>
-                <w:rFonts w:ascii="TimesNewRomanPSMT" w:hAnsi="TimesNewRomanPSMT"/>
-                <w:noProof/>
-                <w:lang w:val="en-US"/>
-              </w:rPr>
-              <w:t xml:space="preserve"> </w:t>
-            </w:r>
-            <w:r>
-              <w:rPr>
-                <w:rStyle w:val="a5"/>
-                <w:rFonts w:ascii="TimesNewRomanPSMT" w:hAnsi="TimesNewRomanPSMT"/>
-                <w:noProof/>
-              </w:rPr>
-              <w:t>тестирование</w:t>
-            </w:r>
-            <w:r>
-              <w:rPr>
-                <w:rStyle w:val="a5"/>
-                <w:rFonts w:ascii="TimesNewRomanPSMT" w:hAnsi="TimesNewRomanPSMT"/>
-                <w:noProof/>
-                <w:lang w:val="en-US"/>
-              </w:rPr>
-              <w:t xml:space="preserve"> </w:t>
-            </w:r>
-            <w:r>
-              <w:rPr>
-                <w:rStyle w:val="a5"/>
-                <w:rFonts w:ascii="TimesNewRomanPSMT" w:hAnsi="TimesNewRomanPSMT"/>
-                <w:noProof/>
-              </w:rPr>
-              <w:t>фронтенда</w:t>
-            </w:r>
-            <w:r>
-              <w:rPr>
-                <w:rStyle w:val="a5"/>
-                <w:rFonts w:ascii="TimesNewRomanPSMT" w:hAnsi="TimesNewRomanPSMT"/>
-                <w:noProof/>
-                <w:lang w:val="en-US"/>
-              </w:rPr>
-              <w:t xml:space="preserve"> (Jest, React Testing Library)</w:t>
+              </w:rPr>
+              <w:t>6.2 Таблица Ганта</w:t>
             </w:r>
             <w:r>
               <w:rPr>
@@ -7317,7 +8366,7 @@
                 <w:noProof/>
                 <w:webHidden/>
               </w:rPr>
-              <w:instrText xml:space="preserve"> PAGEREF _Toc231373742 \h </w:instrText>
+              <w:instrText xml:space="preserve"> PAGEREF _Toc233374773 \h </w:instrText>
             </w:r>
             <w:r>
               <w:rPr>
@@ -7337,7 +8386,7 @@
                 <w:noProof/>
                 <w:webHidden/>
               </w:rPr>
-              <w:t>34</w:t>
+              <w:t>41</w:t>
             </w:r>
             <w:r>
               <w:rPr>
@@ -7362,14 +8411,14 @@
               <w:szCs w:val="22"/>
             </w:rPr>
           </w:pPr>
-          <w:hyperlink w:anchor="_Toc231373743" w:history="1">
+          <w:hyperlink w:anchor="_Toc233374774" w:history="1">
             <w:r>
               <w:rPr>
                 <w:rStyle w:val="a5"/>
                 <w:rFonts w:ascii="TimesNewRomanPSMT" w:hAnsi="TimesNewRomanPSMT"/>
                 <w:noProof/>
               </w:rPr>
-              <w:t>4.3 Интеграционное тестирование (бэкенд + фронтенд)</w:t>
+              <w:t>6.3 Оценка трудозатрат (COCOMO)</w:t>
             </w:r>
             <w:r>
               <w:rPr>
@@ -7390,7 +8439,7 @@
                 <w:noProof/>
                 <w:webHidden/>
               </w:rPr>
-              <w:instrText xml:space="preserve"> PAGEREF _Toc231373743 \h </w:instrText>
+              <w:instrText xml:space="preserve"> PAGEREF _Toc233374774 \h </w:instrText>
             </w:r>
             <w:r>
               <w:rPr>
@@ -7410,7 +8459,7 @@
                 <w:noProof/>
                 <w:webHidden/>
               </w:rPr>
-              <w:t>34</w:t>
+              <w:t>41</w:t>
             </w:r>
             <w:r>
               <w:rPr>
@@ -7435,14 +8484,14 @@
               <w:szCs w:val="22"/>
             </w:rPr>
           </w:pPr>
-          <w:hyperlink w:anchor="_Toc231373744" w:history="1">
+          <w:hyperlink w:anchor="_Toc233374775" w:history="1">
             <w:r>
               <w:rPr>
                 <w:rStyle w:val="a5"/>
                 <w:rFonts w:ascii="TimesNewRomanPSMT" w:hAnsi="TimesNewRomanPSMT"/>
                 <w:noProof/>
               </w:rPr>
-              <w:t>4.4 Результаты тестирования</w:t>
+              <w:t>6.4 Управление рисками</w:t>
             </w:r>
             <w:r>
               <w:rPr>
@@ -7463,7 +8512,7 @@
                 <w:noProof/>
                 <w:webHidden/>
               </w:rPr>
-              <w:instrText xml:space="preserve"> PAGEREF _Toc231373744 \h </w:instrText>
+              <w:instrText xml:space="preserve"> PAGEREF _Toc233374775 \h </w:instrText>
             </w:r>
             <w:r>
               <w:rPr>
@@ -7483,7 +8532,7 @@
                 <w:noProof/>
                 <w:webHidden/>
               </w:rPr>
-              <w:t>35</w:t>
+              <w:t>42</w:t>
             </w:r>
             <w:r>
               <w:rPr>
@@ -7508,14 +8557,14 @@
               <w:szCs w:val="22"/>
             </w:rPr>
           </w:pPr>
-          <w:hyperlink w:anchor="_Toc231373745" w:history="1">
+          <w:hyperlink w:anchor="_Toc233374776" w:history="1">
             <w:r>
               <w:rPr>
                 <w:rStyle w:val="a5"/>
                 <w:rFonts w:ascii="TimesNewRomanPSMT" w:hAnsi="TimesNewRomanPSMT"/>
                 <w:noProof/>
               </w:rPr>
-              <w:t>5 РАЗВЁРТЫВАНИЕ И ЭКСПЛУАТАЦИЯ</w:t>
+              <w:t>ЗАКЛЮЧЕНИЕ</w:t>
             </w:r>
             <w:r>
               <w:rPr>
@@ -7536,7 +8585,7 @@
                 <w:noProof/>
                 <w:webHidden/>
               </w:rPr>
-              <w:instrText xml:space="preserve"> PAGEREF _Toc231373745 \h </w:instrText>
+              <w:instrText xml:space="preserve"> PAGEREF _Toc233374776 \h </w:instrText>
             </w:r>
             <w:r>
               <w:rPr>
@@ -7556,626 +8605,7 @@
                 <w:noProof/>
                 <w:webHidden/>
               </w:rPr>
-              <w:t>36</w:t>
-            </w:r>
-            <w:r>
-              <w:rPr>
-                <w:noProof/>
-                <w:webHidden/>
-              </w:rPr>
-              <w:fldChar w:fldCharType="end"/>
-            </w:r>
-          </w:hyperlink>
-        </w:p>
-        <w:p>
-          <w:pPr>
-            <w:pStyle w:val="25"/>
-            <w:tabs>
-              <w:tab w:val="right" w:leader="dot" w:pos="9962"/>
-            </w:tabs>
-            <w:rPr>
-              <w:rFonts w:asciiTheme="minorHAnsi" w:eastAsiaTheme="minorEastAsia" w:hAnsiTheme="minorHAnsi" w:cstheme="minorBidi"/>
-              <w:noProof/>
-              <w:color w:val="auto"/>
-              <w:sz w:val="22"/>
-              <w:szCs w:val="22"/>
-            </w:rPr>
-          </w:pPr>
-          <w:hyperlink w:anchor="_Toc231373746" w:history="1">
-            <w:r>
-              <w:rPr>
-                <w:rStyle w:val="a5"/>
-                <w:rFonts w:ascii="TimesNewRomanPSMT" w:hAnsi="TimesNewRomanPSMT"/>
-                <w:noProof/>
-              </w:rPr>
-              <w:t>5.1 Контейнеризация (Docker)</w:t>
-            </w:r>
-            <w:r>
-              <w:rPr>
-                <w:noProof/>
-                <w:webHidden/>
-              </w:rPr>
-              <w:tab/>
-            </w:r>
-            <w:r>
-              <w:rPr>
-                <w:noProof/>
-                <w:webHidden/>
-              </w:rPr>
-              <w:fldChar w:fldCharType="begin"/>
-            </w:r>
-            <w:r>
-              <w:rPr>
-                <w:noProof/>
-                <w:webHidden/>
-              </w:rPr>
-              <w:instrText xml:space="preserve"> PAGEREF _Toc231373746 \h </w:instrText>
-            </w:r>
-            <w:r>
-              <w:rPr>
-                <w:noProof/>
-                <w:webHidden/>
-              </w:rPr>
-            </w:r>
-            <w:r>
-              <w:rPr>
-                <w:noProof/>
-                <w:webHidden/>
-              </w:rPr>
-              <w:fldChar w:fldCharType="separate"/>
-            </w:r>
-            <w:r>
-              <w:rPr>
-                <w:noProof/>
-                <w:webHidden/>
-              </w:rPr>
-              <w:t>36</w:t>
-            </w:r>
-            <w:r>
-              <w:rPr>
-                <w:noProof/>
-                <w:webHidden/>
-              </w:rPr>
-              <w:fldChar w:fldCharType="end"/>
-            </w:r>
-          </w:hyperlink>
-        </w:p>
-        <w:p>
-          <w:pPr>
-            <w:pStyle w:val="35"/>
-            <w:tabs>
-              <w:tab w:val="right" w:leader="dot" w:pos="9962"/>
-            </w:tabs>
-            <w:rPr>
-              <w:rFonts w:asciiTheme="minorHAnsi" w:eastAsiaTheme="minorEastAsia" w:hAnsiTheme="minorHAnsi" w:cstheme="minorBidi"/>
-              <w:noProof/>
-              <w:color w:val="auto"/>
-              <w:sz w:val="22"/>
-              <w:szCs w:val="22"/>
-            </w:rPr>
-          </w:pPr>
-          <w:hyperlink w:anchor="_Toc231373747" w:history="1">
-            <w:r>
-              <w:rPr>
-                <w:rStyle w:val="a5"/>
-                <w:rFonts w:ascii="TimesNewRomanPSMT" w:hAnsi="TimesNewRomanPSMT"/>
-                <w:noProof/>
-                <w:lang w:val="en-US"/>
-              </w:rPr>
-              <w:t xml:space="preserve">5.1.1 Dockerfile </w:t>
-            </w:r>
-            <w:r>
-              <w:rPr>
-                <w:rStyle w:val="a5"/>
-                <w:rFonts w:ascii="TimesNewRomanPSMT" w:hAnsi="TimesNewRomanPSMT"/>
-                <w:noProof/>
-              </w:rPr>
-              <w:t>для</w:t>
-            </w:r>
-            <w:r>
-              <w:rPr>
-                <w:rStyle w:val="a5"/>
-                <w:rFonts w:ascii="TimesNewRomanPSMT" w:hAnsi="TimesNewRomanPSMT"/>
-                <w:noProof/>
-                <w:lang w:val="en-US"/>
-              </w:rPr>
-              <w:t xml:space="preserve"> Django</w:t>
-            </w:r>
-            <w:r>
-              <w:rPr>
-                <w:noProof/>
-                <w:webHidden/>
-              </w:rPr>
-              <w:tab/>
-            </w:r>
-            <w:r>
-              <w:rPr>
-                <w:noProof/>
-                <w:webHidden/>
-              </w:rPr>
-              <w:fldChar w:fldCharType="begin"/>
-            </w:r>
-            <w:r>
-              <w:rPr>
-                <w:noProof/>
-                <w:webHidden/>
-              </w:rPr>
-              <w:instrText xml:space="preserve"> PAGEREF _Toc231373747 \h </w:instrText>
-            </w:r>
-            <w:r>
-              <w:rPr>
-                <w:noProof/>
-                <w:webHidden/>
-              </w:rPr>
-            </w:r>
-            <w:r>
-              <w:rPr>
-                <w:noProof/>
-                <w:webHidden/>
-              </w:rPr>
-              <w:fldChar w:fldCharType="separate"/>
-            </w:r>
-            <w:r>
-              <w:rPr>
-                <w:noProof/>
-                <w:webHidden/>
-              </w:rPr>
-              <w:t>36</w:t>
-            </w:r>
-            <w:r>
-              <w:rPr>
-                <w:noProof/>
-                <w:webHidden/>
-              </w:rPr>
-              <w:fldChar w:fldCharType="end"/>
-            </w:r>
-          </w:hyperlink>
-        </w:p>
-        <w:p>
-          <w:pPr>
-            <w:pStyle w:val="35"/>
-            <w:tabs>
-              <w:tab w:val="right" w:leader="dot" w:pos="9962"/>
-            </w:tabs>
-            <w:rPr>
-              <w:rFonts w:asciiTheme="minorHAnsi" w:eastAsiaTheme="minorEastAsia" w:hAnsiTheme="minorHAnsi" w:cstheme="minorBidi"/>
-              <w:noProof/>
-              <w:color w:val="auto"/>
-              <w:sz w:val="22"/>
-              <w:szCs w:val="22"/>
-            </w:rPr>
-          </w:pPr>
-          <w:hyperlink w:anchor="_Toc231373748" w:history="1">
-            <w:r>
-              <w:rPr>
-                <w:rStyle w:val="a5"/>
-                <w:rFonts w:ascii="TimesNewRomanPSMT" w:hAnsi="TimesNewRomanPSMT"/>
-                <w:noProof/>
-                <w:lang w:val="en-US"/>
-              </w:rPr>
-              <w:t xml:space="preserve">5.1.2 Dockerfile </w:t>
-            </w:r>
-            <w:r>
-              <w:rPr>
-                <w:rStyle w:val="a5"/>
-                <w:rFonts w:ascii="TimesNewRomanPSMT" w:hAnsi="TimesNewRomanPSMT"/>
-                <w:noProof/>
-              </w:rPr>
-              <w:t>для</w:t>
-            </w:r>
-            <w:r>
-              <w:rPr>
-                <w:rStyle w:val="a5"/>
-                <w:rFonts w:ascii="TimesNewRomanPSMT" w:hAnsi="TimesNewRomanPSMT"/>
-                <w:noProof/>
-                <w:lang w:val="en-US"/>
-              </w:rPr>
-              <w:t xml:space="preserve"> React</w:t>
-            </w:r>
-            <w:r>
-              <w:rPr>
-                <w:noProof/>
-                <w:webHidden/>
-              </w:rPr>
-              <w:tab/>
-            </w:r>
-            <w:r>
-              <w:rPr>
-                <w:noProof/>
-                <w:webHidden/>
-              </w:rPr>
-              <w:fldChar w:fldCharType="begin"/>
-            </w:r>
-            <w:r>
-              <w:rPr>
-                <w:noProof/>
-                <w:webHidden/>
-              </w:rPr>
-              <w:instrText xml:space="preserve"> PAGEREF _Toc231373748 \h </w:instrText>
-            </w:r>
-            <w:r>
-              <w:rPr>
-                <w:noProof/>
-                <w:webHidden/>
-              </w:rPr>
-            </w:r>
-            <w:r>
-              <w:rPr>
-                <w:noProof/>
-                <w:webHidden/>
-              </w:rPr>
-              <w:fldChar w:fldCharType="separate"/>
-            </w:r>
-            <w:r>
-              <w:rPr>
-                <w:noProof/>
-                <w:webHidden/>
-              </w:rPr>
-              <w:t>36</w:t>
-            </w:r>
-            <w:r>
-              <w:rPr>
-                <w:noProof/>
-                <w:webHidden/>
-              </w:rPr>
-              <w:fldChar w:fldCharType="end"/>
-            </w:r>
-          </w:hyperlink>
-        </w:p>
-        <w:p>
-          <w:pPr>
-            <w:pStyle w:val="35"/>
-            <w:tabs>
-              <w:tab w:val="right" w:leader="dot" w:pos="9962"/>
-            </w:tabs>
-            <w:rPr>
-              <w:rFonts w:asciiTheme="minorHAnsi" w:eastAsiaTheme="minorEastAsia" w:hAnsiTheme="minorHAnsi" w:cstheme="minorBidi"/>
-              <w:noProof/>
-              <w:color w:val="auto"/>
-              <w:sz w:val="22"/>
-              <w:szCs w:val="22"/>
-            </w:rPr>
-          </w:pPr>
-          <w:hyperlink w:anchor="_Toc231373749" w:history="1">
-            <w:r>
-              <w:rPr>
-                <w:rStyle w:val="a5"/>
-                <w:rFonts w:ascii="TimesNewRomanPSMT" w:hAnsi="TimesNewRomanPSMT"/>
-                <w:noProof/>
-              </w:rPr>
-              <w:t>5.1.3 docker-compose.yml и сборка контейнера</w:t>
-            </w:r>
-            <w:r>
-              <w:rPr>
-                <w:noProof/>
-                <w:webHidden/>
-              </w:rPr>
-              <w:tab/>
-            </w:r>
-            <w:r>
-              <w:rPr>
-                <w:noProof/>
-                <w:webHidden/>
-              </w:rPr>
-              <w:fldChar w:fldCharType="begin"/>
-            </w:r>
-            <w:r>
-              <w:rPr>
-                <w:noProof/>
-                <w:webHidden/>
-              </w:rPr>
-              <w:instrText xml:space="preserve"> PAGEREF _Toc231373749 \h </w:instrText>
-            </w:r>
-            <w:r>
-              <w:rPr>
-                <w:noProof/>
-                <w:webHidden/>
-              </w:rPr>
-            </w:r>
-            <w:r>
-              <w:rPr>
-                <w:noProof/>
-                <w:webHidden/>
-              </w:rPr>
-              <w:fldChar w:fldCharType="separate"/>
-            </w:r>
-            <w:r>
-              <w:rPr>
-                <w:noProof/>
-                <w:webHidden/>
-              </w:rPr>
-              <w:t>37</w:t>
-            </w:r>
-            <w:r>
-              <w:rPr>
-                <w:noProof/>
-                <w:webHidden/>
-              </w:rPr>
-              <w:fldChar w:fldCharType="end"/>
-            </w:r>
-          </w:hyperlink>
-        </w:p>
-        <w:p>
-          <w:pPr>
-            <w:pStyle w:val="25"/>
-            <w:tabs>
-              <w:tab w:val="right" w:leader="dot" w:pos="9962"/>
-            </w:tabs>
-            <w:rPr>
-              <w:rFonts w:asciiTheme="minorHAnsi" w:eastAsiaTheme="minorEastAsia" w:hAnsiTheme="minorHAnsi" w:cstheme="minorBidi"/>
-              <w:noProof/>
-              <w:color w:val="auto"/>
-              <w:sz w:val="22"/>
-              <w:szCs w:val="22"/>
-            </w:rPr>
-          </w:pPr>
-          <w:hyperlink w:anchor="_Toc231373750" w:history="1">
-            <w:r>
-              <w:rPr>
-                <w:rStyle w:val="a5"/>
-                <w:rFonts w:ascii="TimesNewRomanPSMT" w:hAnsi="TimesNewRomanPSMT"/>
-                <w:noProof/>
-              </w:rPr>
-              <w:t>5.2 Инструкция по установке и запуску</w:t>
-            </w:r>
-            <w:r>
-              <w:rPr>
-                <w:noProof/>
-                <w:webHidden/>
-              </w:rPr>
-              <w:tab/>
-            </w:r>
-            <w:r>
-              <w:rPr>
-                <w:noProof/>
-                <w:webHidden/>
-              </w:rPr>
-              <w:fldChar w:fldCharType="begin"/>
-            </w:r>
-            <w:r>
-              <w:rPr>
-                <w:noProof/>
-                <w:webHidden/>
-              </w:rPr>
-              <w:instrText xml:space="preserve"> PAGEREF _Toc231373750 \h </w:instrText>
-            </w:r>
-            <w:r>
-              <w:rPr>
-                <w:noProof/>
-                <w:webHidden/>
-              </w:rPr>
-            </w:r>
-            <w:r>
-              <w:rPr>
-                <w:noProof/>
-                <w:webHidden/>
-              </w:rPr>
-              <w:fldChar w:fldCharType="separate"/>
-            </w:r>
-            <w:r>
-              <w:rPr>
-                <w:noProof/>
-                <w:webHidden/>
-              </w:rPr>
-              <w:t>37</w:t>
-            </w:r>
-            <w:r>
-              <w:rPr>
-                <w:noProof/>
-                <w:webHidden/>
-              </w:rPr>
-              <w:fldChar w:fldCharType="end"/>
-            </w:r>
-          </w:hyperlink>
-        </w:p>
-        <w:p>
-          <w:pPr>
-            <w:pStyle w:val="35"/>
-            <w:tabs>
-              <w:tab w:val="right" w:leader="dot" w:pos="9962"/>
-            </w:tabs>
-            <w:rPr>
-              <w:rFonts w:asciiTheme="minorHAnsi" w:eastAsiaTheme="minorEastAsia" w:hAnsiTheme="minorHAnsi" w:cstheme="minorBidi"/>
-              <w:noProof/>
-              <w:color w:val="auto"/>
-              <w:sz w:val="22"/>
-              <w:szCs w:val="22"/>
-            </w:rPr>
-          </w:pPr>
-          <w:hyperlink w:anchor="_Toc231373751" w:history="1">
-            <w:r>
-              <w:rPr>
-                <w:rStyle w:val="a5"/>
-                <w:rFonts w:ascii="TimesNewRomanPSMT" w:hAnsi="TimesNewRomanPSMT"/>
-                <w:noProof/>
-              </w:rPr>
-              <w:t>5.2.1 Инструкция по настройке (.env, CORS)</w:t>
-            </w:r>
-            <w:r>
-              <w:rPr>
-                <w:noProof/>
-                <w:webHidden/>
-              </w:rPr>
-              <w:tab/>
-            </w:r>
-            <w:r>
-              <w:rPr>
-                <w:noProof/>
-                <w:webHidden/>
-              </w:rPr>
-              <w:fldChar w:fldCharType="begin"/>
-            </w:r>
-            <w:r>
-              <w:rPr>
-                <w:noProof/>
-                <w:webHidden/>
-              </w:rPr>
-              <w:instrText xml:space="preserve"> PAGEREF _Toc231373751 \h </w:instrText>
-            </w:r>
-            <w:r>
-              <w:rPr>
-                <w:noProof/>
-                <w:webHidden/>
-              </w:rPr>
-            </w:r>
-            <w:r>
-              <w:rPr>
-                <w:noProof/>
-                <w:webHidden/>
-              </w:rPr>
-              <w:fldChar w:fldCharType="separate"/>
-            </w:r>
-            <w:r>
-              <w:rPr>
-                <w:noProof/>
-                <w:webHidden/>
-              </w:rPr>
-              <w:t>37</w:t>
-            </w:r>
-            <w:r>
-              <w:rPr>
-                <w:noProof/>
-                <w:webHidden/>
-              </w:rPr>
-              <w:fldChar w:fldCharType="end"/>
-            </w:r>
-          </w:hyperlink>
-        </w:p>
-        <w:p>
-          <w:pPr>
-            <w:pStyle w:val="35"/>
-            <w:tabs>
-              <w:tab w:val="right" w:leader="dot" w:pos="9962"/>
-            </w:tabs>
-            <w:rPr>
-              <w:rFonts w:asciiTheme="minorHAnsi" w:eastAsiaTheme="minorEastAsia" w:hAnsiTheme="minorHAnsi" w:cstheme="minorBidi"/>
-              <w:noProof/>
-              <w:color w:val="auto"/>
-              <w:sz w:val="22"/>
-              <w:szCs w:val="22"/>
-            </w:rPr>
-          </w:pPr>
-          <w:hyperlink w:anchor="_Toc231373752" w:history="1">
-            <w:r>
-              <w:rPr>
-                <w:rStyle w:val="a5"/>
-                <w:rFonts w:ascii="TimesNewRomanPSMT" w:hAnsi="TimesNewRomanPSMT"/>
-                <w:noProof/>
-              </w:rPr>
-              <w:t>5.2.2 Требования к окружению (Python, Node.js, PostgreSQL)</w:t>
-            </w:r>
-            <w:r>
-              <w:rPr>
-                <w:noProof/>
-                <w:webHidden/>
-              </w:rPr>
-              <w:tab/>
-            </w:r>
-            <w:r>
-              <w:rPr>
-                <w:noProof/>
-                <w:webHidden/>
-              </w:rPr>
-              <w:fldChar w:fldCharType="begin"/>
-            </w:r>
-            <w:r>
-              <w:rPr>
-                <w:noProof/>
-                <w:webHidden/>
-              </w:rPr>
-              <w:instrText xml:space="preserve"> PAGEREF _Toc231373752 \h </w:instrText>
-            </w:r>
-            <w:r>
-              <w:rPr>
-                <w:noProof/>
-                <w:webHidden/>
-              </w:rPr>
-            </w:r>
-            <w:r>
-              <w:rPr>
-                <w:noProof/>
-                <w:webHidden/>
-              </w:rPr>
-              <w:fldChar w:fldCharType="separate"/>
-            </w:r>
-            <w:r>
-              <w:rPr>
-                <w:noProof/>
-                <w:webHidden/>
-              </w:rPr>
-              <w:t>38</w:t>
-            </w:r>
-            <w:r>
-              <w:rPr>
-                <w:noProof/>
-                <w:webHidden/>
-              </w:rPr>
-              <w:fldChar w:fldCharType="end"/>
-            </w:r>
-          </w:hyperlink>
-        </w:p>
-        <w:p>
-          <w:pPr>
-            <w:pStyle w:val="35"/>
-            <w:tabs>
-              <w:tab w:val="right" w:leader="dot" w:pos="9962"/>
-            </w:tabs>
-            <w:rPr>
-              <w:rFonts w:asciiTheme="minorHAnsi" w:eastAsiaTheme="minorEastAsia" w:hAnsiTheme="minorHAnsi" w:cstheme="minorBidi"/>
-              <w:noProof/>
-              <w:color w:val="auto"/>
-              <w:sz w:val="22"/>
-              <w:szCs w:val="22"/>
-            </w:rPr>
-          </w:pPr>
-          <w:hyperlink w:anchor="_Toc231373753" w:history="1">
-            <w:r>
-              <w:rPr>
-                <w:rStyle w:val="a5"/>
-                <w:noProof/>
-              </w:rPr>
-              <w:t>5.2.3 Инструкция по запуску проекта</w:t>
-            </w:r>
-            <w:r>
-              <w:rPr>
-                <w:noProof/>
-                <w:webHidden/>
-              </w:rPr>
-              <w:tab/>
-            </w:r>
-            <w:r>
-              <w:rPr>
-                <w:noProof/>
-                <w:webHidden/>
-              </w:rPr>
-              <w:fldChar w:fldCharType="begin"/>
-            </w:r>
-            <w:r>
-              <w:rPr>
-                <w:noProof/>
-                <w:webHidden/>
-              </w:rPr>
-              <w:instrText xml:space="preserve"> PAGEREF _Toc231373753 \h </w:instrText>
-            </w:r>
-            <w:r>
-              <w:rPr>
-                <w:noProof/>
-                <w:webHidden/>
-              </w:rPr>
-            </w:r>
-            <w:r>
-              <w:rPr>
-                <w:noProof/>
-                <w:webHidden/>
-              </w:rPr>
-              <w:fldChar w:fldCharType="separate"/>
-            </w:r>
-            <w:r>
-              <w:rPr>
-                <w:noProof/>
-                <w:webHidden/>
-              </w:rPr>
-              <w:t>39</w:t>
+              <w:t>43</w:t>
             </w:r>
             <w:r>
               <w:rPr>
@@ -8200,14 +8630,14 @@
               <w:szCs w:val="22"/>
             </w:rPr>
           </w:pPr>
-          <w:hyperlink w:anchor="_Toc231373754" w:history="1">
+          <w:hyperlink w:anchor="_Toc233374777" w:history="1">
             <w:r>
               <w:rPr>
                 <w:rStyle w:val="a5"/>
                 <w:rFonts w:ascii="TimesNewRomanPSMT" w:hAnsi="TimesNewRomanPSMT"/>
                 <w:noProof/>
               </w:rPr>
-              <w:t>6 УПРАВЛЕНИЕ ПРОЕКТОМ</w:t>
+              <w:t>СПИСОК ИСПОЛЬЗОВАННЫХ ИСТОЧНИКОВ</w:t>
             </w:r>
             <w:r>
               <w:rPr>
@@ -8228,7 +8658,7 @@
                 <w:noProof/>
                 <w:webHidden/>
               </w:rPr>
-              <w:instrText xml:space="preserve"> PAGEREF _Toc231373754 \h </w:instrText>
+              <w:instrText xml:space="preserve"> PAGEREF _Toc233374777 \h </w:instrText>
             </w:r>
             <w:r>
               <w:rPr>
@@ -8248,299 +8678,7 @@
                 <w:noProof/>
                 <w:webHidden/>
               </w:rPr>
-              <w:t>40</w:t>
-            </w:r>
-            <w:r>
-              <w:rPr>
-                <w:noProof/>
-                <w:webHidden/>
-              </w:rPr>
-              <w:fldChar w:fldCharType="end"/>
-            </w:r>
-          </w:hyperlink>
-        </w:p>
-        <w:p>
-          <w:pPr>
-            <w:pStyle w:val="25"/>
-            <w:tabs>
-              <w:tab w:val="right" w:leader="dot" w:pos="9962"/>
-            </w:tabs>
-            <w:rPr>
-              <w:rFonts w:asciiTheme="minorHAnsi" w:eastAsiaTheme="minorEastAsia" w:hAnsiTheme="minorHAnsi" w:cstheme="minorBidi"/>
-              <w:noProof/>
-              <w:color w:val="auto"/>
-              <w:sz w:val="22"/>
-              <w:szCs w:val="22"/>
-            </w:rPr>
-          </w:pPr>
-          <w:hyperlink w:anchor="_Toc231373755" w:history="1">
-            <w:r>
-              <w:rPr>
-                <w:rStyle w:val="a5"/>
-                <w:rFonts w:ascii="TimesNewRomanPSMT" w:hAnsi="TimesNewRomanPSMT"/>
-                <w:noProof/>
-              </w:rPr>
-              <w:t>6.1 WBS (иерархическая структура работ)</w:t>
-            </w:r>
-            <w:r>
-              <w:rPr>
-                <w:noProof/>
-                <w:webHidden/>
-              </w:rPr>
-              <w:tab/>
-            </w:r>
-            <w:r>
-              <w:rPr>
-                <w:noProof/>
-                <w:webHidden/>
-              </w:rPr>
-              <w:fldChar w:fldCharType="begin"/>
-            </w:r>
-            <w:r>
-              <w:rPr>
-                <w:noProof/>
-                <w:webHidden/>
-              </w:rPr>
-              <w:instrText xml:space="preserve"> PAGEREF _Toc231373755 \h </w:instrText>
-            </w:r>
-            <w:r>
-              <w:rPr>
-                <w:noProof/>
-                <w:webHidden/>
-              </w:rPr>
-            </w:r>
-            <w:r>
-              <w:rPr>
-                <w:noProof/>
-                <w:webHidden/>
-              </w:rPr>
-              <w:fldChar w:fldCharType="separate"/>
-            </w:r>
-            <w:r>
-              <w:rPr>
-                <w:noProof/>
-                <w:webHidden/>
-              </w:rPr>
-              <w:t>40</w:t>
-            </w:r>
-            <w:r>
-              <w:rPr>
-                <w:noProof/>
-                <w:webHidden/>
-              </w:rPr>
-              <w:fldChar w:fldCharType="end"/>
-            </w:r>
-          </w:hyperlink>
-        </w:p>
-        <w:p>
-          <w:pPr>
-            <w:pStyle w:val="25"/>
-            <w:tabs>
-              <w:tab w:val="right" w:leader="dot" w:pos="9962"/>
-            </w:tabs>
-            <w:rPr>
-              <w:rFonts w:asciiTheme="minorHAnsi" w:eastAsiaTheme="minorEastAsia" w:hAnsiTheme="minorHAnsi" w:cstheme="minorBidi"/>
-              <w:noProof/>
-              <w:color w:val="auto"/>
-              <w:sz w:val="22"/>
-              <w:szCs w:val="22"/>
-            </w:rPr>
-          </w:pPr>
-          <w:hyperlink w:anchor="_Toc231373756" w:history="1">
-            <w:r>
-              <w:rPr>
-                <w:rStyle w:val="a5"/>
-                <w:rFonts w:ascii="TimesNewRomanPSMT" w:hAnsi="TimesNewRomanPSMT"/>
-                <w:noProof/>
-              </w:rPr>
-              <w:t>6.2 Таблица Ганта</w:t>
-            </w:r>
-            <w:r>
-              <w:rPr>
-                <w:noProof/>
-                <w:webHidden/>
-              </w:rPr>
-              <w:tab/>
-            </w:r>
-            <w:r>
-              <w:rPr>
-                <w:noProof/>
-                <w:webHidden/>
-              </w:rPr>
-              <w:fldChar w:fldCharType="begin"/>
-            </w:r>
-            <w:r>
-              <w:rPr>
-                <w:noProof/>
-                <w:webHidden/>
-              </w:rPr>
-              <w:instrText xml:space="preserve"> PAGEREF _Toc231373756 \h </w:instrText>
-            </w:r>
-            <w:r>
-              <w:rPr>
-                <w:noProof/>
-                <w:webHidden/>
-              </w:rPr>
-            </w:r>
-            <w:r>
-              <w:rPr>
-                <w:noProof/>
-                <w:webHidden/>
-              </w:rPr>
-              <w:fldChar w:fldCharType="separate"/>
-            </w:r>
-            <w:r>
-              <w:rPr>
-                <w:noProof/>
-                <w:webHidden/>
-              </w:rPr>
-              <w:t>41</w:t>
-            </w:r>
-            <w:r>
-              <w:rPr>
-                <w:noProof/>
-                <w:webHidden/>
-              </w:rPr>
-              <w:fldChar w:fldCharType="end"/>
-            </w:r>
-          </w:hyperlink>
-        </w:p>
-        <w:p>
-          <w:pPr>
-            <w:pStyle w:val="25"/>
-            <w:tabs>
-              <w:tab w:val="right" w:leader="dot" w:pos="9962"/>
-            </w:tabs>
-            <w:rPr>
-              <w:rFonts w:asciiTheme="minorHAnsi" w:eastAsiaTheme="minorEastAsia" w:hAnsiTheme="minorHAnsi" w:cstheme="minorBidi"/>
-              <w:noProof/>
-              <w:color w:val="auto"/>
-              <w:sz w:val="22"/>
-              <w:szCs w:val="22"/>
-            </w:rPr>
-          </w:pPr>
-          <w:hyperlink w:anchor="_Toc231373757" w:history="1">
-            <w:r>
-              <w:rPr>
-                <w:rStyle w:val="a5"/>
-                <w:rFonts w:ascii="TimesNewRomanPSMT" w:hAnsi="TimesNewRomanPSMT"/>
-                <w:noProof/>
-              </w:rPr>
-              <w:t>6.3 Оценка трудозатрат (COCOMO)</w:t>
-            </w:r>
-            <w:r>
-              <w:rPr>
-                <w:noProof/>
-                <w:webHidden/>
-              </w:rPr>
-              <w:tab/>
-            </w:r>
-            <w:r>
-              <w:rPr>
-                <w:noProof/>
-                <w:webHidden/>
-              </w:rPr>
-              <w:fldChar w:fldCharType="begin"/>
-            </w:r>
-            <w:r>
-              <w:rPr>
-                <w:noProof/>
-                <w:webHidden/>
-              </w:rPr>
-              <w:instrText xml:space="preserve"> PAGEREF _Toc231373757 \h </w:instrText>
-            </w:r>
-            <w:r>
-              <w:rPr>
-                <w:noProof/>
-                <w:webHidden/>
-              </w:rPr>
-            </w:r>
-            <w:r>
-              <w:rPr>
-                <w:noProof/>
-                <w:webHidden/>
-              </w:rPr>
-              <w:fldChar w:fldCharType="separate"/>
-            </w:r>
-            <w:r>
-              <w:rPr>
-                <w:noProof/>
-                <w:webHidden/>
-              </w:rPr>
-              <w:t>41</w:t>
-            </w:r>
-            <w:r>
-              <w:rPr>
-                <w:noProof/>
-                <w:webHidden/>
-              </w:rPr>
-              <w:fldChar w:fldCharType="end"/>
-            </w:r>
-          </w:hyperlink>
-        </w:p>
-        <w:p>
-          <w:pPr>
-            <w:pStyle w:val="25"/>
-            <w:tabs>
-              <w:tab w:val="right" w:leader="dot" w:pos="9962"/>
-            </w:tabs>
-            <w:rPr>
-              <w:rFonts w:asciiTheme="minorHAnsi" w:eastAsiaTheme="minorEastAsia" w:hAnsiTheme="minorHAnsi" w:cstheme="minorBidi"/>
-              <w:noProof/>
-              <w:color w:val="auto"/>
-              <w:sz w:val="22"/>
-              <w:szCs w:val="22"/>
-            </w:rPr>
-          </w:pPr>
-          <w:hyperlink w:anchor="_Toc231373758" w:history="1">
-            <w:r>
-              <w:rPr>
-                <w:rStyle w:val="a5"/>
-                <w:rFonts w:ascii="TimesNewRomanPSMT" w:hAnsi="TimesNewRomanPSMT"/>
-                <w:noProof/>
-              </w:rPr>
-              <w:t>6.4 Управление рисками</w:t>
-            </w:r>
-            <w:r>
-              <w:rPr>
-                <w:noProof/>
-                <w:webHidden/>
-              </w:rPr>
-              <w:tab/>
-            </w:r>
-            <w:r>
-              <w:rPr>
-                <w:noProof/>
-                <w:webHidden/>
-              </w:rPr>
-              <w:fldChar w:fldCharType="begin"/>
-            </w:r>
-            <w:r>
-              <w:rPr>
-                <w:noProof/>
-                <w:webHidden/>
-              </w:rPr>
-              <w:instrText xml:space="preserve"> PAGEREF _Toc231373758 \h </w:instrText>
-            </w:r>
-            <w:r>
-              <w:rPr>
-                <w:noProof/>
-                <w:webHidden/>
-              </w:rPr>
-            </w:r>
-            <w:r>
-              <w:rPr>
-                <w:noProof/>
-                <w:webHidden/>
-              </w:rPr>
-              <w:fldChar w:fldCharType="separate"/>
-            </w:r>
-            <w:r>
-              <w:rPr>
-                <w:noProof/>
-                <w:webHidden/>
-              </w:rPr>
-              <w:t>42</w:t>
+              <w:t>44</w:t>
             </w:r>
             <w:r>
               <w:rPr>
@@ -8565,14 +8703,14 @@
               <w:szCs w:val="22"/>
             </w:rPr>
           </w:pPr>
-          <w:hyperlink w:anchor="_Toc231373759" w:history="1">
+          <w:hyperlink w:anchor="_Toc233374778" w:history="1">
             <w:r>
               <w:rPr>
                 <w:rStyle w:val="a5"/>
                 <w:rFonts w:ascii="TimesNewRomanPSMT" w:hAnsi="TimesNewRomanPSMT"/>
                 <w:noProof/>
               </w:rPr>
-              <w:t>ЗАКЛЮЧЕНИЕ</w:t>
+              <w:t>ПРИЛОЖЕНИЯ</w:t>
             </w:r>
             <w:r>
               <w:rPr>
@@ -8593,153 +8731,7 @@
                 <w:noProof/>
                 <w:webHidden/>
               </w:rPr>
-              <w:instrText xml:space="preserve"> PAGEREF _Toc231373759 \h </w:instrText>
-            </w:r>
-            <w:r>
-              <w:rPr>
-                <w:noProof/>
-                <w:webHidden/>
-              </w:rPr>
-            </w:r>
-            <w:r>
-              <w:rPr>
-                <w:noProof/>
-                <w:webHidden/>
-              </w:rPr>
-              <w:fldChar w:fldCharType="separate"/>
-            </w:r>
-            <w:r>
-              <w:rPr>
-                <w:noProof/>
-                <w:webHidden/>
-              </w:rPr>
-              <w:t>43</w:t>
-            </w:r>
-            <w:r>
-              <w:rPr>
-                <w:noProof/>
-                <w:webHidden/>
-              </w:rPr>
-              <w:fldChar w:fldCharType="end"/>
-            </w:r>
-          </w:hyperlink>
-        </w:p>
-        <w:p>
-          <w:pPr>
-            <w:pStyle w:val="12"/>
-            <w:tabs>
-              <w:tab w:val="right" w:leader="dot" w:pos="9962"/>
-            </w:tabs>
-            <w:rPr>
-              <w:rFonts w:asciiTheme="minorHAnsi" w:eastAsiaTheme="minorEastAsia" w:hAnsiTheme="minorHAnsi" w:cstheme="minorBidi"/>
-              <w:noProof/>
-              <w:color w:val="auto"/>
-              <w:sz w:val="22"/>
-              <w:szCs w:val="22"/>
-            </w:rPr>
-          </w:pPr>
-          <w:hyperlink w:anchor="_Toc231373760" w:history="1">
-            <w:r>
-              <w:rPr>
-                <w:rStyle w:val="a5"/>
-                <w:rFonts w:ascii="TimesNewRomanPSMT" w:hAnsi="TimesNewRomanPSMT"/>
-                <w:noProof/>
-              </w:rPr>
-              <w:t>СПИСОК ИСПОЛЬЗОВАННЫХ ИСТОЧНИКОВ</w:t>
-            </w:r>
-            <w:r>
-              <w:rPr>
-                <w:noProof/>
-                <w:webHidden/>
-              </w:rPr>
-              <w:tab/>
-            </w:r>
-            <w:r>
-              <w:rPr>
-                <w:noProof/>
-                <w:webHidden/>
-              </w:rPr>
-              <w:fldChar w:fldCharType="begin"/>
-            </w:r>
-            <w:r>
-              <w:rPr>
-                <w:noProof/>
-                <w:webHidden/>
-              </w:rPr>
-              <w:instrText xml:space="preserve"> PAGEREF _Toc231373760 \h </w:instrText>
-            </w:r>
-            <w:r>
-              <w:rPr>
-                <w:noProof/>
-                <w:webHidden/>
-              </w:rPr>
-            </w:r>
-            <w:r>
-              <w:rPr>
-                <w:noProof/>
-                <w:webHidden/>
-              </w:rPr>
-              <w:fldChar w:fldCharType="separate"/>
-            </w:r>
-            <w:r>
-              <w:rPr>
-                <w:noProof/>
-                <w:webHidden/>
-              </w:rPr>
-              <w:t>44</w:t>
-            </w:r>
-            <w:r>
-              <w:rPr>
-                <w:noProof/>
-                <w:webHidden/>
-              </w:rPr>
-              <w:fldChar w:fldCharType="end"/>
-            </w:r>
-          </w:hyperlink>
-        </w:p>
-        <w:p>
-          <w:pPr>
-            <w:pStyle w:val="12"/>
-            <w:tabs>
-              <w:tab w:val="right" w:leader="dot" w:pos="9962"/>
-            </w:tabs>
-            <w:rPr>
-              <w:rFonts w:asciiTheme="minorHAnsi" w:eastAsiaTheme="minorEastAsia" w:hAnsiTheme="minorHAnsi" w:cstheme="minorBidi"/>
-              <w:noProof/>
-              <w:color w:val="auto"/>
-              <w:sz w:val="22"/>
-              <w:szCs w:val="22"/>
-            </w:rPr>
-          </w:pPr>
-          <w:hyperlink w:anchor="_Toc231373761" w:history="1">
-            <w:r>
-              <w:rPr>
-                <w:rStyle w:val="a5"/>
-                <w:rFonts w:ascii="TimesNewRomanPSMT" w:hAnsi="TimesNewRomanPSMT"/>
-                <w:noProof/>
-              </w:rPr>
-              <w:t>ПРИЛОЖЕНИЯ</w:t>
-            </w:r>
-            <w:r>
-              <w:rPr>
-                <w:noProof/>
-                <w:webHidden/>
-              </w:rPr>
-              <w:tab/>
-            </w:r>
-            <w:r>
-              <w:rPr>
-                <w:noProof/>
-                <w:webHidden/>
-              </w:rPr>
-              <w:fldChar w:fldCharType="begin"/>
-            </w:r>
-            <w:r>
-              <w:rPr>
-                <w:noProof/>
-                <w:webHidden/>
-              </w:rPr>
-              <w:instrText xml:space="preserve"> PAGEREF _Toc231373761 \h </w:instrText>
+              <w:instrText xml:space="preserve"> PAGEREF _Toc233374778 \h </w:instrText>
             </w:r>
             <w:r>
               <w:rPr>
@@ -8792,13 +8784,13 @@
           <w:numId w:val="0"/>
         </w:numPr>
       </w:pPr>
-      <w:bookmarkStart w:id="1" w:name="_Toc231373695"/>
+      <w:bookmarkStart w:id="2" w:name="_Toc233374712"/>
       <w:bookmarkEnd w:id="0"/>
       <w:r>
         <w:lastRenderedPageBreak/>
         <w:t>ВВЕДЕНИЕ</w:t>
       </w:r>
-      <w:bookmarkEnd w:id="1"/>
+      <w:bookmarkEnd w:id="2"/>
     </w:p>
     <w:p>
       <w:r>
@@ -8884,7 +8876,7 @@
           <w:numId w:val="0"/>
         </w:numPr>
       </w:pPr>
-      <w:bookmarkStart w:id="2" w:name="_Toc231373696"/>
+      <w:bookmarkStart w:id="3" w:name="_Toc233374713"/>
       <w:r>
         <w:lastRenderedPageBreak/>
         <w:t>ПАС</w:t>
@@ -8892,7 +8884,7 @@
       <w:r>
         <w:t>ПОРТ ПРОЕКТА</w:t>
       </w:r>
-      <w:bookmarkEnd w:id="2"/>
+      <w:bookmarkEnd w:id="3"/>
     </w:p>
     <w:p>
       <w:pPr>
@@ -10059,7 +10051,7 @@
         <w:pStyle w:val="10"/>
         <w:ind w:firstLine="709"/>
       </w:pPr>
-      <w:bookmarkStart w:id="3" w:name="_Toc231373697"/>
+      <w:bookmarkStart w:id="4" w:name="_Toc233374714"/>
       <w:r>
         <w:lastRenderedPageBreak/>
         <w:t>АНАЛИТИЧЕСКАЯ</w:t>
@@ -10067,7 +10059,7 @@
       <w:r>
         <w:t xml:space="preserve"> ЧАСТЬ</w:t>
       </w:r>
-      <w:bookmarkEnd w:id="3"/>
+      <w:bookmarkEnd w:id="4"/>
     </w:p>
     <w:p>
       <w:r>
@@ -10116,14 +10108,14 @@
           <w:rStyle w:val="fontstyle01"/>
         </w:rPr>
       </w:pPr>
-      <w:bookmarkStart w:id="4" w:name="_Toc231373698"/>
+      <w:bookmarkStart w:id="5" w:name="_Toc233374715"/>
       <w:r>
         <w:rPr>
           <w:rStyle w:val="fontstyle01"/>
         </w:rPr>
         <w:t>Описание предметной области</w:t>
       </w:r>
-      <w:bookmarkEnd w:id="4"/>
+      <w:bookmarkEnd w:id="5"/>
     </w:p>
     <w:p>
       <w:pPr>
@@ -10216,7 +10208,7 @@
           <w:rFonts w:ascii="Times New Roman" w:hAnsi="Times New Roman" w:cs="Times New Roman"/>
         </w:rPr>
       </w:pPr>
-      <w:bookmarkStart w:id="5" w:name="_Toc231373699"/>
+      <w:bookmarkStart w:id="6" w:name="_Toc233374716"/>
       <w:r>
         <w:rPr>
           <w:rStyle w:val="fontstyle01"/>
@@ -10224,7 +10216,7 @@
         </w:rPr>
         <w:t>Анализ бизнес-процессов (IDEF0)</w:t>
       </w:r>
-      <w:bookmarkEnd w:id="5"/>
+      <w:bookmarkEnd w:id="6"/>
     </w:p>
     <w:p>
       <w:pPr>
@@ -10463,43 +10455,7 @@
             <w:iCs/>
             <w:szCs w:val="28"/>
           </w:rPr>
-          <w:t>https://github.com/Exaynts/TermPaper2026/bl</w:t>
-        </w:r>
-        <w:r>
-          <w:rPr>
-            <w:rStyle w:val="a5"/>
-            <w:rFonts w:cs="Times New Roman"/>
-            <w:iCs/>
-            <w:szCs w:val="28"/>
-          </w:rPr>
-          <w:t>o</w:t>
-        </w:r>
-        <w:r>
-          <w:rPr>
-            <w:rStyle w:val="a5"/>
-            <w:rFonts w:cs="Times New Roman"/>
-            <w:iCs/>
-            <w:szCs w:val="28"/>
-          </w:rPr>
-          <w:t>b/main/doc</w:t>
-        </w:r>
-        <w:r>
-          <w:rPr>
-            <w:rStyle w:val="a5"/>
-            <w:rFonts w:cs="Times New Roman"/>
-            <w:iCs/>
-            <w:szCs w:val="28"/>
-          </w:rPr>
-          <w:t>s</w:t>
-        </w:r>
-        <w:r>
-          <w:rPr>
-            <w:rStyle w:val="a5"/>
-            <w:rFonts w:cs="Times New Roman"/>
-            <w:iCs/>
-            <w:szCs w:val="28"/>
-          </w:rPr>
-          <w:t>/diagrams/buc-diagram.PNG</w:t>
+          <w:t>https://github.com/Exaynts/TermPaper2026/blob/main/docs/diagrams/buc-diagram.PNG</w:t>
         </w:r>
       </w:hyperlink>
     </w:p>
@@ -10520,7 +10476,7 @@
           <w:rFonts w:ascii="Times New Roman" w:hAnsi="Times New Roman" w:cs="Times New Roman"/>
         </w:rPr>
       </w:pPr>
-      <w:bookmarkStart w:id="6" w:name="_Toc231373700"/>
+      <w:bookmarkStart w:id="7" w:name="_Toc233374717"/>
       <w:r>
         <w:rPr>
           <w:rStyle w:val="fontstyle01"/>
@@ -10528,7 +10484,7 @@
         </w:rPr>
         <w:t>SWOT-анализ текущего состояния</w:t>
       </w:r>
-      <w:bookmarkEnd w:id="6"/>
+      <w:bookmarkEnd w:id="7"/>
     </w:p>
     <w:p>
       <w:pPr>
@@ -11080,7 +11036,7 @@
           <w:rStyle w:val="fontstyle01"/>
         </w:rPr>
       </w:pPr>
-      <w:bookmarkStart w:id="7" w:name="_Toc231373701"/>
+      <w:bookmarkStart w:id="8" w:name="_Toc233374718"/>
       <w:r>
         <w:rPr>
           <w:rStyle w:val="fontstyle01"/>
@@ -11112,7 +11068,7 @@
         </w:rPr>
         <w:t>)</w:t>
       </w:r>
-      <w:bookmarkEnd w:id="7"/>
+      <w:bookmarkEnd w:id="8"/>
     </w:p>
     <w:p>
       <w:r>
@@ -11376,12 +11332,12 @@
         <w:pStyle w:val="10"/>
         <w:ind w:firstLine="709"/>
       </w:pPr>
-      <w:bookmarkStart w:id="8" w:name="_Toc231373702"/>
+      <w:bookmarkStart w:id="9" w:name="_Toc233374719"/>
       <w:r>
         <w:lastRenderedPageBreak/>
         <w:t>ПРОЕКТНАЯ ЧАСТЬ</w:t>
       </w:r>
-      <w:bookmarkEnd w:id="8"/>
+      <w:bookmarkEnd w:id="9"/>
     </w:p>
     <w:p>
       <w:r>
@@ -11397,14 +11353,14 @@
           <w:rStyle w:val="fontstyle01"/>
         </w:rPr>
       </w:pPr>
-      <w:bookmarkStart w:id="9" w:name="_Toc231373703"/>
+      <w:bookmarkStart w:id="10" w:name="_Toc233374720"/>
       <w:r>
         <w:rPr>
           <w:rStyle w:val="fontstyle01"/>
         </w:rPr>
         <w:t>Модель требований к ПО</w:t>
       </w:r>
-      <w:bookmarkEnd w:id="9"/>
+      <w:bookmarkEnd w:id="10"/>
     </w:p>
     <w:p>
       <w:r>
@@ -11426,14 +11382,14 @@
           <w:rStyle w:val="fontstyle01"/>
         </w:rPr>
       </w:pPr>
-      <w:bookmarkStart w:id="10" w:name="_Toc231373704"/>
+      <w:bookmarkStart w:id="11" w:name="_Toc233374721"/>
       <w:r>
         <w:rPr>
           <w:rStyle w:val="fontstyle01"/>
         </w:rPr>
         <w:t>Use Case диаграмма</w:t>
       </w:r>
-      <w:bookmarkEnd w:id="10"/>
+      <w:bookmarkEnd w:id="11"/>
     </w:p>
     <w:p>
       <w:pPr>
@@ -11509,14 +11465,14 @@
           <w:rStyle w:val="fontstyle01"/>
         </w:rPr>
       </w:pPr>
-      <w:bookmarkStart w:id="11" w:name="_Toc231373705"/>
+      <w:bookmarkStart w:id="12" w:name="_Toc233374722"/>
       <w:r>
         <w:rPr>
           <w:rStyle w:val="fontstyle01"/>
         </w:rPr>
         <w:t>Глоссарий терминов</w:t>
       </w:r>
-      <w:bookmarkEnd w:id="11"/>
+      <w:bookmarkEnd w:id="12"/>
     </w:p>
     <w:p>
       <w:r>
@@ -11667,11 +11623,6 @@
       </w:r>
     </w:p>
     <w:p>
-      <w:pPr>
-        <w:rPr>
-          <w:lang w:val="en-US"/>
-        </w:rPr>
-      </w:pPr>
       <w:r>
         <w:rPr>
           <w:bCs/>
@@ -11683,25 +11634,58 @@
         <w:rPr>
           <w:lang w:val="en-US"/>
         </w:rPr>
-        <w:t xml:space="preserve"> – </w:t>
+        <w:t> </w:t>
+      </w:r>
+      <w:r>
+        <w:t xml:space="preserve">– </w:t>
       </w:r>
       <w:r>
         <w:t>аббревиатура</w:t>
       </w:r>
       <w:r>
-        <w:rPr>
-          <w:lang w:val="en-US"/>
-        </w:rPr>
         <w:t xml:space="preserve"> </w:t>
       </w:r>
       <w:r>
         <w:t>от</w:t>
       </w:r>
       <w:r>
-        <w:rPr>
-          <w:lang w:val="en-US"/>
-        </w:rPr>
-        <w:t xml:space="preserve"> Create, Read, Update, Delete.</w:t>
+        <w:t xml:space="preserve"> </w:t>
+      </w:r>
+      <w:r>
+        <w:rPr>
+          <w:lang w:val="en-US"/>
+        </w:rPr>
+        <w:t>Create</w:t>
+      </w:r>
+      <w:r>
+        <w:t xml:space="preserve">, </w:t>
+      </w:r>
+      <w:r>
+        <w:rPr>
+          <w:lang w:val="en-US"/>
+        </w:rPr>
+        <w:t>Read</w:t>
+      </w:r>
+      <w:r>
+        <w:t xml:space="preserve">, </w:t>
+      </w:r>
+      <w:r>
+        <w:rPr>
+          <w:lang w:val="en-US"/>
+        </w:rPr>
+        <w:t>Update</w:t>
+      </w:r>
+      <w:r>
+        <w:t xml:space="preserve">, </w:t>
+      </w:r>
+      <w:r>
+        <w:rPr>
+          <w:lang w:val="en-US"/>
+        </w:rPr>
+        <w:t>Delete</w:t>
+      </w:r>
+      <w:r>
+        <w:t>.</w:t>
       </w:r>
     </w:p>
     <w:p>
@@ -11792,9 +11776,11 @@
       <w:pPr>
         <w:pStyle w:val="3"/>
       </w:pPr>
+      <w:bookmarkStart w:id="13" w:name="_Toc233374723"/>
       <w:r>
         <w:t>Спецификация прецедентов</w:t>
       </w:r>
+      <w:bookmarkEnd w:id="13"/>
     </w:p>
     <w:p>
       <w:r>
@@ -12120,12 +12106,7 @@
         <w:ind w:firstLine="0"/>
       </w:pPr>
       <w:r>
-        <w:t xml:space="preserve">Дополнительно диаграмму активности покупки курса </w:t>
-      </w:r>
-      <w:bookmarkStart w:id="12" w:name="_GoBack"/>
-      <w:bookmarkEnd w:id="12"/>
-      <w:r>
-        <w:t xml:space="preserve">можно просмотреть по </w:t>
+        <w:t xml:space="preserve">Дополнительно диаграмму активности покупки курса можно просмотреть по </w:t>
       </w:r>
       <w:r>
         <w:lastRenderedPageBreak/>
@@ -12148,14 +12129,14 @@
           <w:rStyle w:val="fontstyle01"/>
         </w:rPr>
       </w:pPr>
-      <w:bookmarkStart w:id="13" w:name="_Toc231373706"/>
+      <w:bookmarkStart w:id="14" w:name="_Toc233374724"/>
       <w:r>
         <w:rPr>
           <w:rStyle w:val="fontstyle01"/>
         </w:rPr>
         <w:t>Модель предметной области</w:t>
       </w:r>
-      <w:bookmarkEnd w:id="13"/>
+      <w:bookmarkEnd w:id="14"/>
     </w:p>
     <w:p>
       <w:r>
@@ -12197,7 +12178,7 @@
           <w:noProof/>
         </w:rPr>
         <w:drawing>
-          <wp:inline distT="0" distB="0" distL="0" distR="0" wp14:anchorId="72AC0B6F" wp14:editId="4D3F910B">
+          <wp:inline distT="0" distB="0" distL="0" distR="0" wp14:anchorId="567AF930" wp14:editId="46B69C99">
             <wp:extent cx="7196502" cy="5435600"/>
             <wp:effectExtent l="0" t="0" r="4445" b="0"/>
             <wp:docPr id="1" name="Рисунок 1" descr="C:\Users\Jamushka\PycharmProjects\CourseWork2026\docs\diagrams\domain-model-diagram.PNG"/>
@@ -12253,27 +12234,14 @@
       <w:r>
         <w:t xml:space="preserve">Рисунок </w:t>
       </w:r>
-      <w:r>
-        <w:fldChar w:fldCharType="begin"/>
-      </w:r>
-      <w:r>
-        <w:instrText xml:space="preserve"> STYLEREF 1 \s </w:instrText>
-      </w:r>
-      <w:r>
-        <w:fldChar w:fldCharType="separate"/>
-      </w:r>
-      <w:r>
-        <w:rPr>
-          <w:noProof/>
-        </w:rPr>
-        <w:t>2</w:t>
-      </w:r>
-      <w:r>
-        <w:rPr>
-          <w:noProof/>
-        </w:rPr>
-        <w:fldChar w:fldCharType="end"/>
-      </w:r>
+      <w:fldSimple w:instr=" STYLEREF 1 \s ">
+        <w:r>
+          <w:rPr>
+            <w:noProof/>
+          </w:rPr>
+          <w:t>2</w:t>
+        </w:r>
+      </w:fldSimple>
       <w:r>
         <w:t>.</w:t>
       </w:r>
@@ -12344,14 +12312,14 @@
           <w:rStyle w:val="fontstyle01"/>
         </w:rPr>
       </w:pPr>
-      <w:bookmarkStart w:id="14" w:name="_Toc231373707"/>
+      <w:bookmarkStart w:id="15" w:name="_Toc233374725"/>
       <w:r>
         <w:rPr>
           <w:rStyle w:val="fontstyle01"/>
         </w:rPr>
         <w:t>Архитектурное проектирование</w:t>
       </w:r>
-      <w:bookmarkEnd w:id="14"/>
+      <w:bookmarkEnd w:id="15"/>
     </w:p>
     <w:p>
       <w:r>
@@ -12373,14 +12341,14 @@
           <w:rStyle w:val="fontstyle01"/>
         </w:rPr>
       </w:pPr>
-      <w:bookmarkStart w:id="15" w:name="_Toc231373708"/>
+      <w:bookmarkStart w:id="16" w:name="_Toc233374726"/>
       <w:r>
         <w:rPr>
           <w:rStyle w:val="fontstyle01"/>
         </w:rPr>
         <w:t>Выбор архитектурного стиля (клиент-сервер)</w:t>
       </w:r>
-      <w:bookmarkEnd w:id="15"/>
+      <w:bookmarkEnd w:id="16"/>
     </w:p>
     <w:p>
       <w:r>
@@ -12407,7 +12375,7 @@
           <w:szCs w:val="28"/>
         </w:rPr>
       </w:pPr>
-      <w:bookmarkStart w:id="16" w:name="_Toc231373709"/>
+      <w:bookmarkStart w:id="17" w:name="_Toc233374727"/>
       <w:r>
         <w:t>Диаграмма компонентов</w:t>
       </w:r>
@@ -12420,7 +12388,7 @@
         </w:rPr>
         <w:t>описание слоёв и их ответственности</w:t>
       </w:r>
-      <w:bookmarkEnd w:id="16"/>
+      <w:bookmarkEnd w:id="17"/>
     </w:p>
     <w:p>
       <w:pPr>
@@ -12572,7 +12540,7 @@
           <w:rStyle w:val="fontstyle01"/>
         </w:rPr>
       </w:pPr>
-      <w:bookmarkStart w:id="17" w:name="_Toc231373710"/>
+      <w:bookmarkStart w:id="18" w:name="_Toc233374728"/>
       <w:r>
         <w:rPr>
           <w:rStyle w:val="fontstyle01"/>
@@ -12580,7 +12548,7 @@
         <w:lastRenderedPageBreak/>
         <w:t>Схема взаимодействия (REST API + JWT)</w:t>
       </w:r>
-      <w:bookmarkEnd w:id="17"/>
+      <w:bookmarkEnd w:id="18"/>
     </w:p>
     <w:p>
       <w:pPr>
@@ -12630,7 +12598,7 @@
           <w:rStyle w:val="fontstyle01"/>
         </w:rPr>
       </w:pPr>
-      <w:bookmarkStart w:id="18" w:name="_Toc231373711"/>
+      <w:bookmarkStart w:id="19" w:name="_Toc233374729"/>
       <w:r>
         <w:rPr>
           <w:rStyle w:val="fontstyle01"/>
@@ -12643,7 +12611,7 @@
         </w:rPr>
         <w:t xml:space="preserve"> (БД)</w:t>
       </w:r>
-      <w:bookmarkEnd w:id="18"/>
+      <w:bookmarkEnd w:id="19"/>
     </w:p>
     <w:p>
       <w:r>
@@ -12668,14 +12636,14 @@
           <w:rStyle w:val="fontstyle01"/>
         </w:rPr>
       </w:pPr>
-      <w:bookmarkStart w:id="19" w:name="_Toc231373712"/>
+      <w:bookmarkStart w:id="20" w:name="_Toc233374730"/>
       <w:r>
         <w:rPr>
           <w:rStyle w:val="fontstyle01"/>
         </w:rPr>
         <w:t>ER-диаграмма</w:t>
       </w:r>
-      <w:bookmarkEnd w:id="19"/>
+      <w:bookmarkEnd w:id="20"/>
     </w:p>
     <w:p>
       <w:pPr>
@@ -12743,14 +12711,14 @@
           <w:rStyle w:val="fontstyle01"/>
         </w:rPr>
       </w:pPr>
-      <w:bookmarkStart w:id="20" w:name="_Toc231373713"/>
+      <w:bookmarkStart w:id="21" w:name="_Toc233374731"/>
       <w:r>
         <w:rPr>
           <w:rStyle w:val="fontstyle01"/>
         </w:rPr>
         <w:t>Физическая модель данных</w:t>
       </w:r>
-      <w:bookmarkEnd w:id="20"/>
+      <w:bookmarkEnd w:id="21"/>
     </w:p>
     <w:p>
       <w:r>
@@ -12820,7 +12788,7 @@
       <w:pPr>
         <w:pStyle w:val="3"/>
       </w:pPr>
-      <w:bookmarkStart w:id="21" w:name="_Toc231373714"/>
+      <w:bookmarkStart w:id="22" w:name="_Toc233374732"/>
       <w:r>
         <w:rPr>
           <w:lang w:val="en-US"/>
@@ -12830,7 +12798,7 @@
       <w:r>
         <w:t>скрипты</w:t>
       </w:r>
-      <w:bookmarkEnd w:id="21"/>
+      <w:bookmarkEnd w:id="22"/>
     </w:p>
     <w:p>
       <w:r>
@@ -12915,14 +12883,14 @@
           <w:rStyle w:val="fontstyle01"/>
         </w:rPr>
       </w:pPr>
-      <w:bookmarkStart w:id="22" w:name="_Toc231373715"/>
+      <w:bookmarkStart w:id="23" w:name="_Toc233374733"/>
       <w:r>
         <w:rPr>
           <w:rStyle w:val="fontstyle01"/>
         </w:rPr>
         <w:t>Детальное проектирование</w:t>
       </w:r>
-      <w:bookmarkEnd w:id="22"/>
+      <w:bookmarkEnd w:id="23"/>
     </w:p>
     <w:p>
       <w:r>
@@ -12938,20 +12906,20 @@
           <w:rStyle w:val="fontstyle01"/>
         </w:rPr>
       </w:pPr>
-      <w:bookmarkStart w:id="23" w:name="_Toc231373716"/>
+      <w:bookmarkStart w:id="24" w:name="_Toc233374734"/>
       <w:r>
         <w:rPr>
           <w:rStyle w:val="fontstyle01"/>
         </w:rPr>
         <w:t>Диаграммы последовательности</w:t>
       </w:r>
-      <w:bookmarkEnd w:id="23"/>
       <w:r>
         <w:rPr>
           <w:rStyle w:val="fontstyle01"/>
         </w:rPr>
         <w:t xml:space="preserve"> и состояния</w:t>
       </w:r>
+      <w:bookmarkEnd w:id="24"/>
     </w:p>
     <w:p>
       <w:r>
@@ -13071,12 +13039,12 @@
       <w:pPr>
         <w:pStyle w:val="3"/>
       </w:pPr>
-      <w:bookmarkStart w:id="24" w:name="_Toc231373717"/>
+      <w:bookmarkStart w:id="25" w:name="_Toc233374735"/>
       <w:r>
         <w:lastRenderedPageBreak/>
         <w:t>Диаграмма классов проектирования</w:t>
       </w:r>
-      <w:bookmarkEnd w:id="24"/>
+      <w:bookmarkEnd w:id="25"/>
     </w:p>
     <w:p>
       <w:pPr>
@@ -13270,7 +13238,7 @@
           <w:lang w:val="en-US"/>
         </w:rPr>
       </w:pPr>
-      <w:bookmarkStart w:id="25" w:name="_Toc231373718"/>
+      <w:bookmarkStart w:id="26" w:name="_Toc233374736"/>
       <w:r>
         <w:rPr>
           <w:rStyle w:val="fontstyle01"/>
@@ -13353,7 +13321,7 @@
         </w:rPr>
         <w:t>)</w:t>
       </w:r>
-      <w:bookmarkEnd w:id="25"/>
+      <w:bookmarkEnd w:id="26"/>
     </w:p>
     <w:p>
       <w:r>
@@ -13445,12 +13413,12 @@
         <w:pStyle w:val="10"/>
         <w:ind w:firstLine="709"/>
       </w:pPr>
-      <w:bookmarkStart w:id="26" w:name="_Toc231373719"/>
+      <w:bookmarkStart w:id="27" w:name="_Toc233374737"/>
       <w:r>
         <w:lastRenderedPageBreak/>
         <w:t>РЕАЛИЗАЦИОННАЯ ЧАСТЬ</w:t>
       </w:r>
-      <w:bookmarkEnd w:id="26"/>
+      <w:bookmarkEnd w:id="27"/>
     </w:p>
     <w:p>
       <w:r>
@@ -13484,11 +13452,11 @@
         <w:pStyle w:val="2"/>
         <w:ind w:firstLine="709"/>
       </w:pPr>
-      <w:bookmarkStart w:id="27" w:name="_Toc231373720"/>
+      <w:bookmarkStart w:id="28" w:name="_Toc233374738"/>
       <w:r>
         <w:t>Реализация бизнес-логики (Backend)</w:t>
       </w:r>
-      <w:bookmarkEnd w:id="27"/>
+      <w:bookmarkEnd w:id="28"/>
     </w:p>
     <w:p>
       <w:r>
@@ -13519,11 +13487,26 @@
         <w:pStyle w:val="3"/>
         <w:ind w:firstLine="709"/>
       </w:pPr>
-      <w:bookmarkStart w:id="28" w:name="_Toc231373721"/>
+      <w:bookmarkStart w:id="29" w:name="_Toc233374739"/>
       <w:r>
         <w:t>Структура проекта Django</w:t>
       </w:r>
-      <w:bookmarkEnd w:id="28"/>
+      <w:r>
+        <w:t xml:space="preserve"> </w:t>
+      </w:r>
+      <w:r>
+        <w:t>и м</w:t>
+      </w:r>
+      <w:r>
+        <w:t>одели</w:t>
+      </w:r>
+      <w:r>
+        <w:t>-</w:t>
+      </w:r>
+      <w:r>
+        <w:t>сущности</w:t>
+      </w:r>
+      <w:bookmarkEnd w:id="29"/>
     </w:p>
     <w:p>
       <w:r>
@@ -13581,7 +13564,7 @@
           <w:noProof/>
         </w:rPr>
         <w:drawing>
-          <wp:inline distT="0" distB="0" distL="0" distR="0" wp14:anchorId="1AAC263E" wp14:editId="5943EACB">
+          <wp:inline distT="0" distB="0" distL="0" distR="0" wp14:anchorId="66A28494" wp14:editId="03C50A4B">
             <wp:extent cx="3787140" cy="1421506"/>
             <wp:effectExtent l="0" t="0" r="3810" b="7620"/>
             <wp:docPr id="3" name="Рисунок 3"/>
@@ -13640,7 +13623,7 @@
           <w:noProof/>
         </w:rPr>
         <w:drawing>
-          <wp:inline distT="0" distB="0" distL="0" distR="0" wp14:anchorId="1D935885" wp14:editId="38B7B9F0">
+          <wp:inline distT="0" distB="0" distL="0" distR="0" wp14:anchorId="3928A1A2" wp14:editId="66CD9B24">
             <wp:extent cx="2333951" cy="1390844"/>
             <wp:effectExtent l="0" t="0" r="9525" b="0"/>
             <wp:docPr id="4" name="Рисунок 4"/>
@@ -13680,7 +13663,7 @@
           <w:noProof/>
         </w:rPr>
         <w:drawing>
-          <wp:inline distT="0" distB="0" distL="0" distR="0" wp14:anchorId="7B64FAEF" wp14:editId="6BFB9F5A">
+          <wp:inline distT="0" distB="0" distL="0" distR="0" wp14:anchorId="78C5A55E" wp14:editId="5165F990">
             <wp:extent cx="3175774" cy="975360"/>
             <wp:effectExtent l="0" t="0" r="5715" b="0"/>
             <wp:docPr id="5" name="Рисунок 5"/>
@@ -13736,266 +13719,279 @@
       </w:pPr>
     </w:p>
     <w:p>
+      <w:r>
+        <w:t>Модели-сущности определяют структуру хранения информации о пользователях, курсах, уроках и связях между ними, обеспечи</w:t>
+      </w:r>
+      <w:r>
+        <w:t xml:space="preserve">вая целостность и </w:t>
+      </w:r>
+      <w:r>
+        <w:lastRenderedPageBreak/>
+        <w:t>бизнес-логику </w:t>
+      </w:r>
+      <w:r>
+        <w:t>платформы.</w:t>
+      </w:r>
+      <w:r>
+        <w:br/>
+        <w:t>Модель категории можно увидеть ниже в приложении Б.2.</w:t>
+      </w:r>
+    </w:p>
+    <w:p/>
+    <w:p>
       <w:pPr>
         <w:pStyle w:val="3"/>
         <w:ind w:firstLine="709"/>
-        <w:rPr>
-          <w:lang w:val="en-US"/>
-        </w:rPr>
-      </w:pPr>
-      <w:bookmarkStart w:id="29" w:name="_Toc231373722"/>
-      <w:r>
-        <w:t>Модели</w:t>
-      </w:r>
-      <w:r>
-        <w:rPr>
-          <w:lang w:val="en-US"/>
-        </w:rPr>
-        <w:t>-</w:t>
-      </w:r>
-      <w:r>
-        <w:t>сущности</w:t>
-      </w:r>
-      <w:bookmarkEnd w:id="29"/>
-    </w:p>
-    <w:p>
-      <w:r>
-        <w:t xml:space="preserve">Модели-сущности определяют структуру хранения информации о </w:t>
-      </w:r>
-      <w:r>
-        <w:lastRenderedPageBreak/>
-        <w:t>пользователях, курсах, уроках и связях между ними, обеспечи</w:t>
-      </w:r>
-      <w:r>
-        <w:t>вая целостность и бизнес-логику </w:t>
-      </w:r>
-      <w:r>
-        <w:t>платформы.</w:t>
+      </w:pPr>
+      <w:bookmarkStart w:id="30" w:name="_Toc233374740"/>
+      <w:r>
+        <w:t>Слой доступа к данным (ORM Django)</w:t>
+      </w:r>
+      <w:bookmarkEnd w:id="30"/>
+    </w:p>
+    <w:p>
+      <w:pPr>
+        <w:rPr>
+          <w:bCs/>
+        </w:rPr>
+      </w:pPr>
+      <w:r>
+        <w:t>Слой доступа к данным реализовано с использованием встроенного ORM Django для выполнения типовых запросов к БД, что позволяет абстрагироваться от конкретной СУБД и повышает безопасность.</w:t>
       </w:r>
       <w:r>
         <w:br/>
-        <w:t>Модель категории можно увидеть ниже в приложении Б.2.</w:t>
-      </w:r>
-    </w:p>
-    <w:p/>
+      </w:r>
+      <w:r>
+        <w:rPr>
+          <w:bCs/>
+        </w:rPr>
+        <w:t>Примеры запросов из </w:t>
+      </w:r>
+      <w:r>
+        <w:t>views.py</w:t>
+      </w:r>
+      <w:r>
+        <w:rPr>
+          <w:bCs/>
+        </w:rPr>
+        <w:t xml:space="preserve"> ViewSet'ами, пр</w:t>
+      </w:r>
+      <w:r>
+        <w:rPr>
+          <w:bCs/>
+        </w:rPr>
+        <w:t>е</w:t>
+      </w:r>
+      <w:r>
+        <w:rPr>
+          <w:bCs/>
+        </w:rPr>
+        <w:t>д</w:t>
+      </w:r>
+      <w:r>
+        <w:rPr>
+          <w:bCs/>
+        </w:rPr>
+        <w:t>ставлены ниже:</w:t>
+      </w:r>
+    </w:p>
+    <w:p>
+      <w:pPr>
+        <w:jc w:val="left"/>
+        <w:rPr>
+          <w:bCs/>
+        </w:rPr>
+      </w:pPr>
+      <w:r>
+        <w:rPr>
+          <w:bCs/>
+        </w:rPr>
+        <w:t># Получить все опубликованные курсы с предзагрузкой категории и автора</w:t>
+      </w:r>
+    </w:p>
+    <w:p>
+      <w:pPr>
+        <w:jc w:val="left"/>
+        <w:rPr>
+          <w:bCs/>
+          <w:lang w:val="en-US"/>
+        </w:rPr>
+      </w:pPr>
+      <w:r>
+        <w:rPr>
+          <w:bCs/>
+          <w:lang w:val="en-US"/>
+        </w:rPr>
+        <w:t>queryset = Course.objects.filter(status='published').select_related('category', 'created_by')</w:t>
+      </w:r>
+    </w:p>
+    <w:p>
+      <w:pPr>
+        <w:jc w:val="left"/>
+        <w:rPr>
+          <w:bCs/>
+        </w:rPr>
+      </w:pPr>
+      <w:r>
+        <w:rPr>
+          <w:bCs/>
+        </w:rPr>
+        <w:t># Получить купленные курсы текущего пользователя с прогрессом</w:t>
+      </w:r>
+    </w:p>
+    <w:p>
+      <w:pPr>
+        <w:jc w:val="left"/>
+        <w:rPr>
+          <w:bCs/>
+          <w:lang w:val="en-US"/>
+        </w:rPr>
+      </w:pPr>
+      <w:r>
+        <w:rPr>
+          <w:bCs/>
+          <w:lang w:val="en-US"/>
+        </w:rPr>
+        <w:t>purchased = PurchasedCourse.objects.filter(user=request.user).select_related('course')</w:t>
+      </w:r>
+    </w:p>
+    <w:p>
+      <w:pPr>
+        <w:jc w:val="left"/>
+        <w:rPr>
+          <w:bCs/>
+        </w:rPr>
+      </w:pPr>
+      <w:r>
+        <w:rPr>
+          <w:bCs/>
+        </w:rPr>
+        <w:t># Проверить, сохранён ли курс в избранное</w:t>
+      </w:r>
+    </w:p>
+    <w:p>
+      <w:pPr>
+        <w:jc w:val="left"/>
+        <w:rPr>
+          <w:bCs/>
+          <w:lang w:val="en-US"/>
+        </w:rPr>
+      </w:pPr>
+      <w:r>
+        <w:rPr>
+          <w:bCs/>
+          <w:lang w:val="en-US"/>
+        </w:rPr>
+        <w:t>is_saved = SavedCourse.objects.filter(user=request.user, course=course).exists()</w:t>
+      </w:r>
+    </w:p>
+    <w:p>
+      <w:pPr>
+        <w:jc w:val="left"/>
+        <w:rPr>
+          <w:lang w:val="en-US"/>
+        </w:rPr>
+      </w:pPr>
+    </w:p>
     <w:p>
       <w:pPr>
         <w:pStyle w:val="3"/>
         <w:ind w:firstLine="709"/>
       </w:pPr>
-      <w:bookmarkStart w:id="30" w:name="_Toc231373723"/>
-      <w:r>
-        <w:t>Слой доступа к данным (ORM Django)</w:t>
-      </w:r>
-      <w:bookmarkEnd w:id="30"/>
-    </w:p>
-    <w:p>
-      <w:pPr>
-        <w:rPr>
-          <w:bCs/>
-        </w:rPr>
-      </w:pPr>
-      <w:r>
-        <w:t>Слой доступа к данным реализовано с использованием встроенного ORM Django для выполнения типовых запросов к БД, что позволяет абстрагироваться от конкретной СУБД и повышает безопасность.</w:t>
-      </w:r>
-      <w:r>
-        <w:br/>
-      </w:r>
-      <w:r>
-        <w:rPr>
-          <w:bCs/>
-        </w:rPr>
-        <w:t>Примеры запросов из </w:t>
-      </w:r>
-      <w:r>
-        <w:t>views.py</w:t>
-      </w:r>
-      <w:r>
-        <w:rPr>
-          <w:bCs/>
-        </w:rPr>
-        <w:t xml:space="preserve"> ViewSet'ами, пр</w:t>
-      </w:r>
-      <w:r>
-        <w:rPr>
-          <w:bCs/>
-        </w:rPr>
-        <w:t>е</w:t>
-      </w:r>
-      <w:r>
-        <w:rPr>
-          <w:bCs/>
-        </w:rPr>
-        <w:t>д</w:t>
-      </w:r>
-      <w:r>
-        <w:rPr>
-          <w:bCs/>
-        </w:rPr>
-        <w:t>ставлены ниже:</w:t>
-      </w:r>
-    </w:p>
-    <w:p>
-      <w:pPr>
-        <w:jc w:val="left"/>
-        <w:rPr>
-          <w:bCs/>
-        </w:rPr>
-      </w:pPr>
-      <w:r>
-        <w:rPr>
-          <w:bCs/>
-        </w:rPr>
-        <w:t># Получить все опубликованные курсы с предзагрузкой категории и автора</w:t>
-      </w:r>
-    </w:p>
-    <w:p>
-      <w:pPr>
-        <w:jc w:val="left"/>
-        <w:rPr>
-          <w:bCs/>
-          <w:lang w:val="en-US"/>
-        </w:rPr>
-      </w:pPr>
-      <w:r>
-        <w:rPr>
-          <w:bCs/>
-          <w:lang w:val="en-US"/>
-        </w:rPr>
-        <w:t>queryset = Course.objects.filter(status='published').select_related('category', 'created_by')</w:t>
-      </w:r>
-    </w:p>
-    <w:p>
-      <w:pPr>
-        <w:jc w:val="left"/>
-        <w:rPr>
-          <w:bCs/>
-        </w:rPr>
-      </w:pPr>
-      <w:r>
-        <w:rPr>
-          <w:bCs/>
-        </w:rPr>
-        <w:t># Получить купленные курсы текущего пользователя с прогрессом</w:t>
-      </w:r>
-    </w:p>
-    <w:p>
-      <w:pPr>
-        <w:jc w:val="left"/>
-        <w:rPr>
-          <w:bCs/>
-          <w:lang w:val="en-US"/>
-        </w:rPr>
-      </w:pPr>
-      <w:r>
-        <w:rPr>
-          <w:bCs/>
-          <w:lang w:val="en-US"/>
-        </w:rPr>
-        <w:t>purchased = PurchasedCourse.objects.filter(user=request.user).select_related('course')</w:t>
-      </w:r>
-    </w:p>
-    <w:p>
-      <w:pPr>
-        <w:jc w:val="left"/>
-        <w:rPr>
-          <w:bCs/>
-        </w:rPr>
-      </w:pPr>
-      <w:r>
-        <w:rPr>
-          <w:bCs/>
-        </w:rPr>
-        <w:t># Проверить, сохранён ли курс в избранное</w:t>
-      </w:r>
-    </w:p>
-    <w:p>
-      <w:pPr>
-        <w:jc w:val="left"/>
-        <w:rPr>
-          <w:bCs/>
-          <w:lang w:val="en-US"/>
-        </w:rPr>
-      </w:pPr>
-      <w:r>
-        <w:rPr>
-          <w:bCs/>
-          <w:lang w:val="en-US"/>
-        </w:rPr>
-        <w:t>is_saved = SavedCourse.objects.filter(user=request.user, course=course).exists()</w:t>
-      </w:r>
-    </w:p>
-    <w:p>
-      <w:pPr>
-        <w:jc w:val="left"/>
-        <w:rPr>
-          <w:lang w:val="en-US"/>
-        </w:rPr>
-      </w:pPr>
-    </w:p>
+      <w:bookmarkStart w:id="31" w:name="_Toc233374741"/>
+      <w:r>
+        <w:t>Слой управления (ViewSet, Serializer)</w:t>
+      </w:r>
+      <w:bookmarkEnd w:id="31"/>
+    </w:p>
+    <w:p>
+      <w:r>
+        <w:t>Слой управления реализует REST API с помощью ViewSet'ов (группировка логики обработки HTTP-запросов) и сериализаторов (преобразование моделей в JSON и валидация входных данных), что обеспечивает единообразный интерфейс для фронтенда.</w:t>
+      </w:r>
+    </w:p>
+    <w:p>
+      <w:r>
+        <w:t xml:space="preserve">Пример ViewSet для </w:t>
+      </w:r>
+      <w:r>
+        <w:t xml:space="preserve">модели </w:t>
+      </w:r>
+      <w:r>
+        <w:t>курсов</w:t>
+      </w:r>
+      <w:r>
+        <w:t xml:space="preserve"> можно посмотреть в приложении Б.3</w:t>
+      </w:r>
+      <w:r>
+        <w:t>.</w:t>
+      </w:r>
+    </w:p>
+    <w:p/>
+    <w:p>
+      <w:pPr>
+        <w:pStyle w:val="2"/>
+        <w:ind w:firstLine="709"/>
+      </w:pPr>
+      <w:bookmarkStart w:id="32" w:name="_Toc233374742"/>
+      <w:r>
+        <w:t>Реализация API</w:t>
+      </w:r>
+      <w:bookmarkEnd w:id="32"/>
+    </w:p>
+    <w:p>
+      <w:pPr>
+        <w:rPr>
+          <w:iCs/>
+        </w:rPr>
+      </w:pPr>
+      <w:r>
+        <w:rPr>
+          <w:iCs/>
+        </w:rPr>
+        <w:t xml:space="preserve">REST API предоставляет единый интерфейс для взаимодействия фронтенда с бэкендом, включая аутентификацию, управление курсами, уроками, прогрессом и </w:t>
+      </w:r>
+      <w:r>
+        <w:rPr>
+          <w:iCs/>
+        </w:rPr>
+        <w:lastRenderedPageBreak/>
+        <w:t>вспомогательными функциями.</w:t>
+      </w:r>
+    </w:p>
+    <w:p/>
     <w:p>
       <w:pPr>
         <w:pStyle w:val="3"/>
         <w:ind w:firstLine="709"/>
       </w:pPr>
-      <w:bookmarkStart w:id="31" w:name="_Toc231373724"/>
-      <w:r>
-        <w:t>Слой управления (ViewSet, Serializer)</w:t>
-      </w:r>
-      <w:bookmarkEnd w:id="31"/>
-    </w:p>
-    <w:p>
-      <w:r>
-        <w:t>Слой управления реализует REST API с помощью ViewSet'ов (группировка логики обработки HTTP-запросов) и сериализаторов (преобразование моделей в JSON и валидация входных данных), что обеспечивает единообразный интерфейс для фронтенда.</w:t>
-      </w:r>
-    </w:p>
-    <w:p>
-      <w:r>
-        <w:t xml:space="preserve">Пример ViewSet для </w:t>
-      </w:r>
-      <w:r>
-        <w:t xml:space="preserve">модели </w:t>
-      </w:r>
-      <w:r>
-        <w:t>курсов</w:t>
-      </w:r>
-      <w:r>
-        <w:t xml:space="preserve"> можно посмотреть в приложении Б.3</w:t>
+      <w:bookmarkStart w:id="33" w:name="_Toc233374743"/>
+      <w:r>
+        <w:t>REST API эндпоинты (8+)</w:t>
+      </w:r>
+      <w:bookmarkEnd w:id="33"/>
+    </w:p>
+    <w:p>
+      <w:pPr>
+        <w:rPr>
+          <w:iCs/>
+        </w:rPr>
+      </w:pPr>
+      <w:r>
+        <w:rPr>
+          <w:iCs/>
+        </w:rPr>
+        <w:t>Эндпоинты определяют URL-адреса и HTTP-методы для доступа к ресурсам платформы, обеспечивая CRUD-операции и специализированные действия (покупка, сохранение, восстановление).</w:t>
+      </w:r>
+    </w:p>
+    <w:p>
+      <w:r>
+        <w:t>Все эндпоинты возвращают данные в формате JSON и используют стандартные HTTP-коды ответа. Реализация выполнена с использованием ViewSet и DefaultRouter</w:t>
+      </w:r>
+      <w:r>
+        <w:t> DRF. Листинг маршрутов приведен в таблице А.2</w:t>
       </w:r>
       <w:r>
         <w:t>.</w:t>
-      </w:r>
-    </w:p>
-    <w:p/>
-    <w:p>
-      <w:pPr>
-        <w:pStyle w:val="2"/>
-        <w:ind w:firstLine="709"/>
-      </w:pPr>
-      <w:bookmarkStart w:id="32" w:name="_Toc231373725"/>
-      <w:r>
-        <w:t>Реализация API</w:t>
-      </w:r>
-      <w:bookmarkEnd w:id="32"/>
-    </w:p>
-    <w:p>
-      <w:pPr>
-        <w:rPr>
-          <w:iCs/>
-        </w:rPr>
-      </w:pPr>
-      <w:r>
-        <w:rPr>
-          <w:iCs/>
-        </w:rPr>
-        <w:t xml:space="preserve">REST API предоставляет единый интерфейс для взаимодействия фронтенда с </w:t>
-      </w:r>
-      <w:r>
-        <w:rPr>
-          <w:iCs/>
-        </w:rPr>
-        <w:lastRenderedPageBreak/>
-        <w:t>бэкендом, включая аутентификацию, управление курсами, уроками, прогрессом и вспомогательными функциями.</w:t>
       </w:r>
     </w:p>
     <w:p/>
@@ -14004,34 +14000,22 @@
         <w:pStyle w:val="3"/>
         <w:ind w:firstLine="709"/>
       </w:pPr>
-      <w:bookmarkStart w:id="33" w:name="_Toc231373726"/>
-      <w:r>
-        <w:t>REST API эндпоинты (8+)</w:t>
-      </w:r>
-      <w:bookmarkEnd w:id="33"/>
-    </w:p>
-    <w:p>
-      <w:pPr>
-        <w:rPr>
-          <w:iCs/>
-        </w:rPr>
-      </w:pPr>
-      <w:r>
-        <w:rPr>
-          <w:iCs/>
-        </w:rPr>
-        <w:t>Эндпоинты определяют URL-адреса и HTTP-методы для доступа к ресурсам платформы, обеспечивая CRUD-операции и специализированные действия (покупка, сохранение, восстановление).</w:t>
-      </w:r>
-    </w:p>
-    <w:p>
-      <w:r>
-        <w:t>Все эндпоинты возвращают данные в формате JSON и используют стандартные HTTP-коды ответа. Реализация выполнена с использованием ViewSet и DefaultRouter</w:t>
-      </w:r>
-      <w:r>
-        <w:t> DRF. Листинг маршрутов приведен в таблице А.2</w:t>
+      <w:bookmarkStart w:id="34" w:name="_Toc233374744"/>
+      <w:r>
+        <w:t>JWT-аутентификация (access/refresh токены)</w:t>
+      </w:r>
+      <w:bookmarkEnd w:id="34"/>
+    </w:p>
+    <w:p>
+      <w:r>
+        <w:t>JWT-аутентификация обеспечивает безопасный stateless-доступ к API: клиент получает access-токен (30 минут) и refresh-токен (1 день), а перехватчик Axios автоматически обновляет истёкший access-токен</w:t>
       </w:r>
       <w:r>
         <w:t>.</w:t>
+      </w:r>
+      <w:r>
+        <w:br/>
+        <w:t>Параметры настройки этих токенов  смотрите в листинге Б.4.</w:t>
       </w:r>
     </w:p>
     <w:p/>
@@ -14040,22 +14024,34 @@
         <w:pStyle w:val="3"/>
         <w:ind w:firstLine="709"/>
       </w:pPr>
-      <w:bookmarkStart w:id="34" w:name="_Toc231373727"/>
-      <w:r>
-        <w:t>JWT-аутентификация (access/refresh токены)</w:t>
-      </w:r>
-      <w:bookmarkEnd w:id="34"/>
-    </w:p>
-    <w:p>
-      <w:r>
-        <w:t>JWT-аутентификация обеспечивает безопасный stateless-доступ к API: клиент получает access-токен (30 минут) и refresh-токен (1 день), а перехватчик Axios автоматически обновляет истёкший access-токен</w:t>
+      <w:bookmarkStart w:id="35" w:name="_Toc233374745"/>
+      <w:r>
+        <w:t>Разрешения (permissions) для разграничения доступа</w:t>
+      </w:r>
+      <w:bookmarkEnd w:id="35"/>
+    </w:p>
+    <w:p>
+      <w:pPr>
+        <w:rPr>
+          <w:iCs/>
+        </w:rPr>
+      </w:pPr>
+      <w:r>
+        <w:t>Р</w:t>
+      </w:r>
+      <w:r>
+        <w:rPr>
+          <w:iCs/>
+        </w:rPr>
+        <w:t>азрешения определяют, какие действия может выполнять пользователь в зависимости от его роли) и авторства объекта.</w:t>
+      </w:r>
+    </w:p>
+    <w:p>
+      <w:r>
+        <w:t>Классы разрешение смотрите в листинге Б.5</w:t>
       </w:r>
       <w:r>
         <w:t>.</w:t>
-      </w:r>
-      <w:r>
-        <w:br/>
-        <w:t>Параметры настройки этих токенов  смотрите в листинге Б.4.</w:t>
       </w:r>
     </w:p>
     <w:p/>
@@ -14064,11 +14060,11 @@
         <w:pStyle w:val="3"/>
         <w:ind w:firstLine="709"/>
       </w:pPr>
-      <w:bookmarkStart w:id="35" w:name="_Toc231373728"/>
-      <w:r>
-        <w:t>Разрешения (permissions) для разграничения доступа</w:t>
-      </w:r>
-      <w:bookmarkEnd w:id="35"/>
+      <w:bookmarkStart w:id="36" w:name="_Toc233374746"/>
+      <w:r>
+        <w:t>Документация API (Swagger/OpenAPI)</w:t>
+      </w:r>
+      <w:bookmarkEnd w:id="36"/>
     </w:p>
     <w:p>
       <w:pPr>
@@ -14077,70 +14073,33 @@
         </w:rPr>
       </w:pPr>
       <w:r>
-        <w:t>Р</w:t>
-      </w:r>
-      <w:r>
         <w:rPr>
           <w:iCs/>
         </w:rPr>
-        <w:t>азрешения определяют, какие действия может выполнять пользователь в зависимости от его роли) и авторства объекта.</w:t>
-      </w:r>
-    </w:p>
-    <w:p>
-      <w:r>
-        <w:t>Классы разрешение смотрите в листинге Б.5</w:t>
-      </w:r>
-      <w:r>
-        <w:t>.</w:t>
-      </w:r>
-    </w:p>
-    <w:p/>
-    <w:p>
-      <w:pPr>
-        <w:pStyle w:val="3"/>
-        <w:ind w:firstLine="709"/>
-      </w:pPr>
-      <w:bookmarkStart w:id="36" w:name="_Toc231373729"/>
-      <w:r>
-        <w:t>Документация API (Swagger/OpenAPI)</w:t>
-      </w:r>
-      <w:bookmarkEnd w:id="36"/>
-    </w:p>
-    <w:p>
-      <w:pPr>
+        <w:t>Для документирования API выбрана библиотека drf-spectacular, которая генерирует спецификацию OpenAPI 3.0 на основе ко</w:t>
+      </w:r>
+      <w:r>
         <w:rPr>
           <w:iCs/>
         </w:rPr>
-      </w:pPr>
+        <w:t>да сериализаторов, ViewSet'ов и кастомных </w:t>
+      </w:r>
       <w:r>
         <w:rPr>
           <w:iCs/>
         </w:rPr>
-        <w:t>Для документирования API выбрана библиотека drf-spectacular, которая генерирует спецификацию OpenAPI 3.0 на основе ко</w:t>
+        <w:t xml:space="preserve">экшенов. </w:t>
       </w:r>
       <w:r>
         <w:rPr>
           <w:iCs/>
         </w:rPr>
-        <w:t>да сериализаторов, ViewSet'ов и кастомных </w:t>
+        <w:br/>
       </w:r>
       <w:r>
         <w:rPr>
           <w:iCs/>
         </w:rPr>
-        <w:t xml:space="preserve">экшенов. </w:t>
-      </w:r>
-      <w:r>
-        <w:rPr>
-          <w:iCs/>
-        </w:rPr>
-        <w:br/>
-      </w:r>
-      <w:r>
-        <w:rPr>
-          <w:iCs/>
-        </w:rPr>
-        <w:lastRenderedPageBreak/>
         <w:t xml:space="preserve">Настройка </w:t>
       </w:r>
       <w:r>
@@ -14171,6 +14130,7 @@
         <w:rPr>
           <w:iCs/>
         </w:rPr>
+        <w:lastRenderedPageBreak/>
         <w:t>Установка</w:t>
       </w:r>
       <w:r>
@@ -14914,7 +14874,7 @@
         <w:pStyle w:val="2"/>
         <w:ind w:firstLine="709"/>
       </w:pPr>
-      <w:bookmarkStart w:id="37" w:name="_Toc231373730"/>
+      <w:bookmarkStart w:id="37" w:name="_Toc233374747"/>
       <w:r>
         <w:t>Реализация фронтенда (React)</w:t>
       </w:r>
@@ -14931,7 +14891,7 @@
         <w:pStyle w:val="3"/>
         <w:ind w:firstLine="709"/>
       </w:pPr>
-      <w:bookmarkStart w:id="38" w:name="_Toc231373731"/>
+      <w:bookmarkStart w:id="38" w:name="_Toc233374748"/>
       <w:r>
         <w:t>Структура проекта React</w:t>
       </w:r>
@@ -14952,7 +14912,7 @@
         </w:rPr>
         <w:lastRenderedPageBreak/>
         <w:drawing>
-          <wp:inline distT="0" distB="0" distL="0" distR="0" wp14:anchorId="2F1D3BB4" wp14:editId="0F88338C">
+          <wp:inline distT="0" distB="0" distL="0" distR="0" wp14:anchorId="5023F13D" wp14:editId="0DEA8888">
             <wp:extent cx="6393589" cy="2152996"/>
             <wp:effectExtent l="0" t="0" r="7620" b="0"/>
             <wp:docPr id="127913" name="Рисунок 127913"/>
@@ -15033,7 +14993,7 @@
           <w:noProof/>
         </w:rPr>
         <w:drawing>
-          <wp:inline distT="0" distB="0" distL="0" distR="0" wp14:anchorId="772E3C73" wp14:editId="43D209A1">
+          <wp:inline distT="0" distB="0" distL="0" distR="0" wp14:anchorId="798474F0" wp14:editId="6987097B">
             <wp:extent cx="6332220" cy="1042670"/>
             <wp:effectExtent l="0" t="0" r="0" b="5080"/>
             <wp:docPr id="127914" name="Рисунок 127914"/>
@@ -15093,7 +15053,7 @@
         <w:pStyle w:val="3"/>
         <w:ind w:firstLine="709"/>
       </w:pPr>
-      <w:bookmarkStart w:id="39" w:name="_Toc231373732"/>
+      <w:bookmarkStart w:id="39" w:name="_Toc233374749"/>
       <w:r>
         <w:t>Компоненты</w:t>
       </w:r>
@@ -15244,7 +15204,7 @@
         <w:pStyle w:val="3"/>
         <w:ind w:firstLine="709"/>
       </w:pPr>
-      <w:bookmarkStart w:id="40" w:name="_Toc231373733"/>
+      <w:bookmarkStart w:id="40" w:name="_Toc233374750"/>
       <w:r>
         <w:lastRenderedPageBreak/>
         <w:t>Управление состоянием (AuthContext)</w:t>
@@ -15279,7 +15239,7 @@
         <w:pStyle w:val="3"/>
         <w:ind w:firstLine="709"/>
       </w:pPr>
-      <w:bookmarkStart w:id="41" w:name="_Toc231373734"/>
+      <w:bookmarkStart w:id="41" w:name="_Toc233374751"/>
       <w:r>
         <w:t>Взаимодействие с API (Axios, interceptors)</w:t>
       </w:r>
@@ -15313,7 +15273,7 @@
         <w:pStyle w:val="2"/>
         <w:ind w:firstLine="709"/>
       </w:pPr>
-      <w:bookmarkStart w:id="42" w:name="_Toc231373735"/>
+      <w:bookmarkStart w:id="42" w:name="_Toc233374752"/>
       <w:r>
         <w:t>Безопасность и транзакции</w:t>
       </w:r>
@@ -15350,7 +15310,7 @@
         <w:pStyle w:val="3"/>
         <w:ind w:firstLine="709"/>
       </w:pPr>
-      <w:bookmarkStart w:id="43" w:name="_Toc231373736"/>
+      <w:bookmarkStart w:id="43" w:name="_Toc233374753"/>
       <w:r>
         <w:t>JWT-аутентификация</w:t>
       </w:r>
@@ -15439,7 +15399,7 @@
         <w:pStyle w:val="3"/>
         <w:ind w:firstLine="709"/>
       </w:pPr>
-      <w:bookmarkStart w:id="44" w:name="_Toc231373737"/>
+      <w:bookmarkStart w:id="44" w:name="_Toc233374754"/>
       <w:r>
         <w:t>Защита от XSS, CSRF (CORS настройки)</w:t>
       </w:r>
@@ -15647,7 +15607,7 @@
         <w:pStyle w:val="3"/>
         <w:ind w:firstLine="709"/>
       </w:pPr>
-      <w:bookmarkStart w:id="45" w:name="_Toc231373738"/>
+      <w:bookmarkStart w:id="45" w:name="_Toc233374755"/>
       <w:r>
         <w:t>Валидация данных на сервере и клиенте</w:t>
       </w:r>
@@ -15683,7 +15643,7 @@
       <w:pPr>
         <w:pStyle w:val="3"/>
       </w:pPr>
-      <w:bookmarkStart w:id="46" w:name="_Toc231373739"/>
+      <w:bookmarkStart w:id="46" w:name="_Toc233374756"/>
       <w:r>
         <w:lastRenderedPageBreak/>
         <w:t>Транзакции базы данных (дополнительно)</w:t>
@@ -15964,6 +15924,7 @@
       <w:pPr>
         <w:pStyle w:val="3"/>
       </w:pPr>
+      <w:bookmarkStart w:id="47" w:name="_Toc233374757"/>
       <w:r>
         <w:t>Дополнительный модуль уведомлений</w:t>
       </w:r>
@@ -15976,6 +15937,7 @@
         </w:rPr>
         <w:t>SMTP</w:t>
       </w:r>
+      <w:bookmarkEnd w:id="47"/>
     </w:p>
     <w:p>
       <w:r>
@@ -16041,12 +16003,12 @@
           <w:numId w:val="7"/>
         </w:numPr>
       </w:pPr>
-      <w:bookmarkStart w:id="47" w:name="_Toc231373740"/>
+      <w:bookmarkStart w:id="48" w:name="_Toc233374758"/>
       <w:r>
         <w:lastRenderedPageBreak/>
         <w:t>ПРАКТИЧЕСКАЯ ЧАСТЬ</w:t>
       </w:r>
-      <w:bookmarkEnd w:id="47"/>
+      <w:bookmarkEnd w:id="48"/>
     </w:p>
     <w:p>
       <w:pPr>
@@ -16070,7 +16032,7 @@
           <w:rStyle w:val="fontstyle01"/>
         </w:rPr>
       </w:pPr>
-      <w:bookmarkStart w:id="48" w:name="_Toc231373741"/>
+      <w:bookmarkStart w:id="49" w:name="_Toc233374759"/>
       <w:r>
         <w:rPr>
           <w:rStyle w:val="fontstyle01"/>
@@ -16083,7 +16045,7 @@
         </w:rPr>
         <w:t>да (pytest, APITestCase)</w:t>
       </w:r>
-      <w:bookmarkEnd w:id="48"/>
+      <w:bookmarkEnd w:id="49"/>
     </w:p>
     <w:p>
       <w:pPr>
@@ -16331,7 +16293,7 @@
           <w:lang w:val="en-US"/>
         </w:rPr>
       </w:pPr>
-      <w:bookmarkStart w:id="49" w:name="_Toc231373742"/>
+      <w:bookmarkStart w:id="50" w:name="_Toc233374760"/>
       <w:r>
         <w:rPr>
           <w:rStyle w:val="fontstyle01"/>
@@ -16372,7 +16334,7 @@
         </w:rPr>
         <w:t xml:space="preserve"> (Jest, React Testing Library)</w:t>
       </w:r>
-      <w:bookmarkEnd w:id="49"/>
+      <w:bookmarkEnd w:id="50"/>
     </w:p>
     <w:p>
       <w:pPr>
@@ -16822,14 +16784,14 @@
           <w:rStyle w:val="fontstyle01"/>
         </w:rPr>
       </w:pPr>
-      <w:bookmarkStart w:id="50" w:name="_Toc231373743"/>
+      <w:bookmarkStart w:id="51" w:name="_Toc233374761"/>
       <w:r>
         <w:rPr>
           <w:rStyle w:val="fontstyle01"/>
         </w:rPr>
         <w:t>Интеграционное тестирование (бэкенд + фронтенд)</w:t>
       </w:r>
-      <w:bookmarkEnd w:id="50"/>
+      <w:bookmarkEnd w:id="51"/>
       <w:r>
         <w:rPr>
           <w:rStyle w:val="fontstyle01"/>
@@ -17210,14 +17172,14 @@
           <w:rStyle w:val="fontstyle01"/>
         </w:rPr>
       </w:pPr>
-      <w:bookmarkStart w:id="51" w:name="_Toc231373744"/>
+      <w:bookmarkStart w:id="52" w:name="_Toc233374762"/>
       <w:r>
         <w:rPr>
           <w:rStyle w:val="fontstyle01"/>
         </w:rPr>
         <w:t>Результаты тестирования</w:t>
       </w:r>
-      <w:bookmarkEnd w:id="51"/>
+      <w:bookmarkEnd w:id="52"/>
     </w:p>
     <w:p>
       <w:r>
@@ -17284,7 +17246,7 @@
           <w:rStyle w:val="fontstyle01"/>
         </w:rPr>
       </w:pPr>
-      <w:bookmarkStart w:id="52" w:name="_Toc231373745"/>
+      <w:bookmarkStart w:id="53" w:name="_Toc233374763"/>
       <w:r>
         <w:rPr>
           <w:rStyle w:val="fontstyle01"/>
@@ -17292,7 +17254,7 @@
         <w:lastRenderedPageBreak/>
         <w:t>РАЗВЁРТЫВАНИЕ И ЭКСПЛУАТАЦИЯ</w:t>
       </w:r>
-      <w:bookmarkEnd w:id="52"/>
+      <w:bookmarkEnd w:id="53"/>
     </w:p>
     <w:p>
       <w:r>
@@ -17329,14 +17291,14 @@
           <w:rStyle w:val="fontstyle01"/>
         </w:rPr>
       </w:pPr>
-      <w:bookmarkStart w:id="53" w:name="_Toc231373746"/>
+      <w:bookmarkStart w:id="54" w:name="_Toc233374764"/>
       <w:r>
         <w:rPr>
           <w:rStyle w:val="fontstyle01"/>
         </w:rPr>
         <w:t>Контейнеризация (Docker)</w:t>
       </w:r>
-      <w:bookmarkEnd w:id="53"/>
+      <w:bookmarkEnd w:id="54"/>
     </w:p>
     <w:p>
       <w:r>
@@ -17362,7 +17324,7 @@
           <w:lang w:val="en-US"/>
         </w:rPr>
       </w:pPr>
-      <w:bookmarkStart w:id="54" w:name="_Toc231373747"/>
+      <w:bookmarkStart w:id="55" w:name="_Toc233374765"/>
       <w:r>
         <w:rPr>
           <w:rStyle w:val="fontstyle01"/>
@@ -17383,7 +17345,27 @@
         </w:rPr>
         <w:t xml:space="preserve"> Django</w:t>
       </w:r>
-      <w:bookmarkEnd w:id="54"/>
+      <w:r>
+        <w:rPr>
+          <w:rStyle w:val="fontstyle01"/>
+          <w:lang w:val="en-US"/>
+        </w:rPr>
+        <w:t xml:space="preserve"> </w:t>
+      </w:r>
+      <w:r>
+        <w:rPr>
+          <w:rStyle w:val="fontstyle01"/>
+        </w:rPr>
+        <w:t xml:space="preserve">и </w:t>
+      </w:r>
+      <w:r>
+        <w:rPr>
+          <w:rStyle w:val="fontstyle01"/>
+          <w:lang w:val="en-US"/>
+        </w:rPr>
+        <w:t>React</w:t>
+      </w:r>
+      <w:bookmarkEnd w:id="55"/>
     </w:p>
     <w:p>
       <w:r>
@@ -17441,39 +17423,6 @@
         </w:r>
       </w:hyperlink>
     </w:p>
-    <w:p/>
-    <w:p>
-      <w:pPr>
-        <w:pStyle w:val="3"/>
-        <w:ind w:firstLine="709"/>
-        <w:rPr>
-          <w:rStyle w:val="fontstyle01"/>
-          <w:lang w:val="en-US"/>
-        </w:rPr>
-      </w:pPr>
-      <w:bookmarkStart w:id="55" w:name="_Toc231373748"/>
-      <w:r>
-        <w:rPr>
-          <w:rStyle w:val="fontstyle01"/>
-          <w:lang w:val="en-US"/>
-        </w:rPr>
-        <w:t xml:space="preserve">Dockerfile </w:t>
-      </w:r>
-      <w:r>
-        <w:rPr>
-          <w:rStyle w:val="fontstyle01"/>
-        </w:rPr>
-        <w:t>для</w:t>
-      </w:r>
-      <w:r>
-        <w:rPr>
-          <w:rStyle w:val="fontstyle01"/>
-          <w:lang w:val="en-US"/>
-        </w:rPr>
-        <w:t xml:space="preserve"> React</w:t>
-      </w:r>
-      <w:bookmarkEnd w:id="55"/>
-    </w:p>
     <w:p>
       <w:r>
         <w:t>Dockerfile для фронтенда использует многостадийную сборку: сначала собирает статику с помощью Node, затем отдаёт её через Nginx. Это оптимально для продакшена.</w:t>
@@ -17485,6 +17434,11 @@
       </w:r>
     </w:p>
     <w:p>
+      <w:pPr>
+        <w:rPr>
+          <w:rStyle w:val="a5"/>
+        </w:rPr>
+      </w:pPr>
       <w:r>
         <w:t>Просмотреть его можно по</w:t>
       </w:r>
@@ -17503,6 +17457,7 @@
         </w:r>
       </w:hyperlink>
     </w:p>
+    <w:p/>
     <w:p>
       <w:pPr>
         <w:pStyle w:val="3"/>
@@ -17511,7 +17466,7 @@
           <w:rStyle w:val="fontstyle01"/>
         </w:rPr>
       </w:pPr>
-      <w:bookmarkStart w:id="56" w:name="_Toc231373749"/>
+      <w:bookmarkStart w:id="56" w:name="_Toc233374766"/>
       <w:r>
         <w:rPr>
           <w:rStyle w:val="fontstyle01"/>
@@ -17616,7 +17571,7 @@
           <w:rStyle w:val="fontstyle01"/>
         </w:rPr>
       </w:pPr>
-      <w:bookmarkStart w:id="57" w:name="_Toc231373750"/>
+      <w:bookmarkStart w:id="57" w:name="_Toc233374767"/>
       <w:r>
         <w:rPr>
           <w:rStyle w:val="fontstyle01"/>
@@ -17639,7 +17594,7 @@
           <w:rStyle w:val="fontstyle01"/>
         </w:rPr>
       </w:pPr>
-      <w:bookmarkStart w:id="58" w:name="_Toc231373751"/>
+      <w:bookmarkStart w:id="58" w:name="_Toc233374768"/>
       <w:r>
         <w:rPr>
           <w:rStyle w:val="fontstyle01"/>
@@ -17828,6 +17783,7 @@
         <w:t>Для дополнительной защиты рекомендуется также настроить CSRF_TRUSTED_ORIGINS и установить SESSION_COOKIE_SECURE = True при использовании HTTPS.</w:t>
       </w:r>
     </w:p>
+    <w:p/>
     <w:p>
       <w:pPr>
         <w:pStyle w:val="3"/>
@@ -17836,7 +17792,7 @@
           <w:rStyle w:val="fontstyle01"/>
         </w:rPr>
       </w:pPr>
-      <w:bookmarkStart w:id="59" w:name="_Toc231373752"/>
+      <w:bookmarkStart w:id="59" w:name="_Toc233374769"/>
       <w:r>
         <w:rPr>
           <w:rStyle w:val="fontstyle01"/>
@@ -18167,7 +18123,7 @@
       <w:pPr>
         <w:pStyle w:val="3"/>
       </w:pPr>
-      <w:bookmarkStart w:id="60" w:name="_Toc231373753"/>
+      <w:bookmarkStart w:id="60" w:name="_Toc233374770"/>
       <w:r>
         <w:lastRenderedPageBreak/>
         <w:t>И</w:t>
@@ -20134,7 +20090,7 @@
           <w:rStyle w:val="fontstyle01"/>
         </w:rPr>
       </w:pPr>
-      <w:bookmarkStart w:id="61" w:name="_Toc231373754"/>
+      <w:bookmarkStart w:id="61" w:name="_Toc233374771"/>
       <w:r>
         <w:rPr>
           <w:rStyle w:val="fontstyle01"/>
@@ -20166,7 +20122,7 @@
           <w:rStyle w:val="fontstyle01"/>
         </w:rPr>
       </w:pPr>
-      <w:bookmarkStart w:id="62" w:name="_Toc231373755"/>
+      <w:bookmarkStart w:id="62" w:name="_Toc233374772"/>
       <w:r>
         <w:rPr>
           <w:rStyle w:val="fontstyle01"/>
@@ -20491,7 +20447,7 @@
           <w:rStyle w:val="fontstyle01"/>
         </w:rPr>
       </w:pPr>
-      <w:bookmarkStart w:id="63" w:name="_Toc231373756"/>
+      <w:bookmarkStart w:id="63" w:name="_Toc233374773"/>
       <w:r>
         <w:rPr>
           <w:rStyle w:val="fontstyle01"/>
@@ -20528,7 +20484,7 @@
           <w:rStyle w:val="fontstyle01"/>
         </w:rPr>
       </w:pPr>
-      <w:bookmarkStart w:id="64" w:name="_Toc231373757"/>
+      <w:bookmarkStart w:id="64" w:name="_Toc233374774"/>
       <w:r>
         <w:rPr>
           <w:rStyle w:val="fontstyle01"/>
@@ -20693,7 +20649,7 @@
           <w:rStyle w:val="fontstyle01"/>
         </w:rPr>
       </w:pPr>
-      <w:bookmarkStart w:id="65" w:name="_Toc231373758"/>
+      <w:bookmarkStart w:id="65" w:name="_Toc233374775"/>
       <w:r>
         <w:rPr>
           <w:rStyle w:val="fontstyle01"/>
@@ -21309,7 +21265,7 @@
           <w:rStyle w:val="fontstyle01"/>
         </w:rPr>
       </w:pPr>
-      <w:bookmarkStart w:id="66" w:name="_Toc231373759"/>
+      <w:bookmarkStart w:id="66" w:name="_Toc233374776"/>
       <w:r>
         <w:rPr>
           <w:rStyle w:val="fontstyle01"/>
@@ -21388,7 +21344,7 @@
           <w:rStyle w:val="fontstyle01"/>
         </w:rPr>
       </w:pPr>
-      <w:bookmarkStart w:id="67" w:name="_Toc231373760"/>
+      <w:bookmarkStart w:id="67" w:name="_Toc233374777"/>
       <w:r>
         <w:rPr>
           <w:rStyle w:val="fontstyle01"/>
@@ -21708,7 +21664,7 @@
           <w:rStyle w:val="fontstyle01"/>
         </w:rPr>
       </w:pPr>
-      <w:bookmarkStart w:id="68" w:name="_Toc231373761"/>
+      <w:bookmarkStart w:id="68" w:name="_Toc233374778"/>
       <w:r>
         <w:rPr>
           <w:rStyle w:val="fontstyle01"/>
@@ -36257,6 +36213,7 @@
       <w:r>
         <w:rPr>
           <w:rFonts w:ascii="TimesNewRomanPSMT" w:hAnsi="TimesNewRomanPSMT"/>
+          <w:noProof/>
           <w:color w:val="000000"/>
           <w:szCs w:val="28"/>
         </w:rPr>
@@ -36313,7 +36270,15 @@
           <w:color w:val="000000"/>
           <w:szCs w:val="28"/>
         </w:rPr>
-        <w:t>Рисунок В.</w:t>
+        <w:t xml:space="preserve">Рисунок В.2 </w:t>
+      </w:r>
+      <w:r>
+        <w:rPr>
+          <w:rFonts w:ascii="TimesNewRomanPSMT" w:hAnsi="TimesNewRomanPSMT" w:hint="eastAsia"/>
+          <w:color w:val="000000"/>
+          <w:szCs w:val="28"/>
+        </w:rPr>
+        <w:t>–</w:t>
       </w:r>
       <w:r>
         <w:rPr>
@@ -36321,46 +36286,23 @@
           <w:color w:val="000000"/>
           <w:szCs w:val="28"/>
         </w:rPr>
-        <w:t>2</w:t>
-      </w:r>
-      <w:r>
+        <w:t xml:space="preserve"> Кнопка с уведомлениями в браузере</w:t>
+      </w:r>
+    </w:p>
+    <w:p>
+      <w:pPr>
+        <w:ind w:firstLine="0"/>
+        <w:jc w:val="center"/>
         <w:rPr>
           <w:rFonts w:ascii="TimesNewRomanPSMT" w:hAnsi="TimesNewRomanPSMT"/>
           <w:color w:val="000000"/>
           <w:szCs w:val="28"/>
         </w:rPr>
-        <w:t xml:space="preserve"> </w:t>
-      </w:r>
-      <w:r>
-        <w:rPr>
-          <w:rFonts w:ascii="TimesNewRomanPSMT" w:hAnsi="TimesNewRomanPSMT" w:hint="eastAsia"/>
-          <w:color w:val="000000"/>
-          <w:szCs w:val="28"/>
-        </w:rPr>
-        <w:t>–</w:t>
-      </w:r>
+      </w:pPr>
       <w:r>
         <w:rPr>
           <w:rFonts w:ascii="TimesNewRomanPSMT" w:hAnsi="TimesNewRomanPSMT"/>
-          <w:color w:val="000000"/>
-          <w:szCs w:val="28"/>
-        </w:rPr>
-        <w:t xml:space="preserve"> Кнопка с уведомлениями в браузере</w:t>
-      </w:r>
-    </w:p>
-    <w:p>
-      <w:pPr>
-        <w:ind w:firstLine="0"/>
-        <w:jc w:val="center"/>
-        <w:rPr>
-          <w:rFonts w:ascii="TimesNewRomanPSMT" w:hAnsi="TimesNewRomanPSMT"/>
-          <w:color w:val="000000"/>
-          <w:szCs w:val="28"/>
-        </w:rPr>
-      </w:pPr>
-      <w:r>
-        <w:rPr>
-          <w:rFonts w:ascii="TimesNewRomanPSMT" w:hAnsi="TimesNewRomanPSMT"/>
+          <w:noProof/>
           <w:color w:val="000000"/>
           <w:szCs w:val="28"/>
         </w:rPr>
@@ -37200,6 +37142,7 @@
         <w:docPartUnique/>
       </w:docPartObj>
     </w:sdtPr>
+    <w:sdtEndPr/>
     <w:sdtContent>
       <w:p>
         <w:pPr>
@@ -37219,7 +37162,7 @@
           <w:rPr>
             <w:noProof/>
           </w:rPr>
-          <w:t>18</w:t>
+          <w:t>35</w:t>
         </w:r>
         <w:r>
           <w:fldChar w:fldCharType="end"/>
@@ -39423,6 +39366,7 @@
   <w:style w:type="character" w:default="1" w:styleId="a0">
     <w:name w:val="Default Paragraph Font"/>
     <w:uiPriority w:val="1"/>
+    <w:semiHidden/>
     <w:unhideWhenUsed/>
   </w:style>
   <w:style w:type="table" w:default="1" w:styleId="a1">
@@ -40268,7 +40212,7 @@
 </file>
 
 <file path=customXml/itemProps2.xml><?xml version="1.0" encoding="utf-8"?>
-<ds:datastoreItem xmlns:ds="http://schemas.openxmlformats.org/officeDocument/2006/customXml" ds:itemID="{686941A7-9214-456F-96C5-582A9243DA4C}">
+<ds:datastoreItem xmlns:ds="http://schemas.openxmlformats.org/officeDocument/2006/customXml" ds:itemID="{565CC93A-6D4A-494A-8FD9-7F0970F7BEB3}">
   <ds:schemaRefs>
     <ds:schemaRef ds:uri="http://schemas.openxmlformats.org/officeDocument/2006/bibliography"/>
   </ds:schemaRefs>
